--- a/rapport/GESIFID_final.Interaction.docx
+++ b/rapport/GESIFID_final.Interaction.docx
@@ -1,6 +1,6 @@
 
 <file path=word/document.xml><?xml version="1.0" encoding="utf-8"?>
-<w:document xmlns:wpc="http://schemas.microsoft.com/office/word/2010/wordprocessingCanvas" xmlns:cx="http://schemas.microsoft.com/office/drawing/2014/chartex" xmlns:mc="http://schemas.openxmlformats.org/markup-compatibility/2006" xmlns:o="urn:schemas-microsoft-com:office:office" xmlns:r="http://schemas.openxmlformats.org/officeDocument/2006/relationships" xmlns:m="http://schemas.openxmlformats.org/officeDocument/2006/math" xmlns:v="urn:schemas-microsoft-com:vml" xmlns:wp14="http://schemas.microsoft.com/office/word/2010/wordprocessingDrawing" xmlns:wp="http://schemas.openxmlformats.org/drawingml/2006/wordprocessingDrawing" xmlns:w10="urn:schemas-microsoft-com:office:word" xmlns:w="http://schemas.openxmlformats.org/wordprocessingml/2006/main" xmlns:w14="http://schemas.microsoft.com/office/word/2010/wordml" xmlns:w15="http://schemas.microsoft.com/office/word/2012/wordml" xmlns:w16se="http://schemas.microsoft.com/office/word/2015/wordml/symex" xmlns:wpg="http://schemas.microsoft.com/office/word/2010/wordprocessingGroup" xmlns:wpi="http://schemas.microsoft.com/office/word/2010/wordprocessingInk" xmlns:wne="http://schemas.microsoft.com/office/word/2006/wordml" xmlns:wps="http://schemas.microsoft.com/office/word/2010/wordprocessingShape" mc:Ignorable="w14 w15 w16se wp14">
+<w:document xmlns:wpc="http://schemas.microsoft.com/office/word/2010/wordprocessingCanvas" xmlns:cx="http://schemas.microsoft.com/office/drawing/2014/chartex" xmlns:cx1="http://schemas.microsoft.com/office/drawing/2015/9/8/chartex" xmlns:cx2="http://schemas.microsoft.com/office/drawing/2015/10/21/chartex" xmlns:cx3="http://schemas.microsoft.com/office/drawing/2016/5/9/chartex" xmlns:cx4="http://schemas.microsoft.com/office/drawing/2016/5/10/chartex" xmlns:cx5="http://schemas.microsoft.com/office/drawing/2016/5/11/chartex" xmlns:cx6="http://schemas.microsoft.com/office/drawing/2016/5/12/chartex" xmlns:cx7="http://schemas.microsoft.com/office/drawing/2016/5/13/chartex" xmlns:cx8="http://schemas.microsoft.com/office/drawing/2016/5/14/chartex" xmlns:mc="http://schemas.openxmlformats.org/markup-compatibility/2006" xmlns:aink="http://schemas.microsoft.com/office/drawing/2016/ink" xmlns:am3d="http://schemas.microsoft.com/office/drawing/2017/model3d" xmlns:o="urn:schemas-microsoft-com:office:office" xmlns:oel="http://schemas.microsoft.com/office/2019/extlst" xmlns:r="http://schemas.openxmlformats.org/officeDocument/2006/relationships" xmlns:m="http://schemas.openxmlformats.org/officeDocument/2006/math" xmlns:v="urn:schemas-microsoft-com:vml" xmlns:wp14="http://schemas.microsoft.com/office/word/2010/wordprocessingDrawing" xmlns:wp="http://schemas.openxmlformats.org/drawingml/2006/wordprocessingDrawing" xmlns:w10="urn:schemas-microsoft-com:office:word" xmlns:w="http://schemas.openxmlformats.org/wordprocessingml/2006/main" xmlns:w14="http://schemas.microsoft.com/office/word/2010/wordml" xmlns:w15="http://schemas.microsoft.com/office/word/2012/wordml" xmlns:w16cex="http://schemas.microsoft.com/office/word/2018/wordml/cex" xmlns:w16cid="http://schemas.microsoft.com/office/word/2016/wordml/cid" xmlns:w16="http://schemas.microsoft.com/office/word/2018/wordml" xmlns:w16du="http://schemas.microsoft.com/office/word/2023/wordml/word16du" xmlns:w16sdtdh="http://schemas.microsoft.com/office/word/2020/wordml/sdtdatahash" xmlns:w16sdtfl="http://schemas.microsoft.com/office/word/2024/wordml/sdtformatlock" xmlns:w16se="http://schemas.microsoft.com/office/word/2015/wordml/symex" xmlns:wpg="http://schemas.microsoft.com/office/word/2010/wordprocessingGroup" xmlns:wpi="http://schemas.microsoft.com/office/word/2010/wordprocessingInk" xmlns:wne="http://schemas.microsoft.com/office/word/2006/wordml" xmlns:wps="http://schemas.microsoft.com/office/word/2010/wordprocessingShape" mc:Ignorable="w14 w15 w16se w16cid w16 w16cex w16sdtdh w16sdtfl w16du wp14">
   <w:body>
     <w:p>
       <w:pPr>
@@ -34,7 +34,7 @@
           <w:lang w:val="fr-FR" w:eastAsia="fr-FR"/>
         </w:rPr>
         <w:drawing>
-          <wp:anchor distT="0" distB="0" distL="114300" distR="114300" simplePos="0" relativeHeight="251659264" behindDoc="0" locked="0" layoutInCell="1" allowOverlap="1" wp14:anchorId="62FC426A" wp14:editId="028CC0FE">
+          <wp:anchor distT="0" distB="0" distL="114300" distR="114300" simplePos="0" relativeHeight="251659264" behindDoc="0" locked="0" layoutInCell="1" allowOverlap="1" wp14:anchorId="16C7A6BA" wp14:editId="16C7A6BB">
             <wp:simplePos x="0" y="0"/>
             <wp:positionH relativeFrom="column">
               <wp:posOffset>1868170</wp:posOffset>
@@ -212,34 +212,26 @@
           <w:rFonts w:ascii="Times New Roman" w:hAnsi="Times New Roman" w:cs="Times New Roman"/>
           <w:lang w:val="fr-FR"/>
         </w:rPr>
-        <w:t xml:space="preserve">Préparé par : </w:t>
+        <w:t>Préparé par :</w:t>
       </w:r>
       <w:r>
         <w:rPr>
           <w:rFonts w:ascii="Times New Roman" w:hAnsi="Times New Roman" w:cs="Times New Roman"/>
           <w:lang w:val="fr-FR"/>
         </w:rPr>
-        <w:t xml:space="preserve">Billy </w:t>
+        <w:tab/>
       </w:r>
-      <w:proofErr w:type="spellStart"/>
       <w:r>
         <w:rPr>
           <w:rFonts w:ascii="Times New Roman" w:hAnsi="Times New Roman" w:cs="Times New Roman"/>
           <w:lang w:val="fr-FR"/>
         </w:rPr>
-        <w:t>Rolph</w:t>
-      </w:r>
-      <w:proofErr w:type="spellEnd"/>
-      <w:r>
-        <w:rPr>
-          <w:rFonts w:ascii="Times New Roman" w:hAnsi="Times New Roman" w:cs="Times New Roman"/>
-          <w:lang w:val="fr-FR"/>
-        </w:rPr>
-        <w:t xml:space="preserve"> EXUME</w:t>
+        <w:t>Billy Rolph EXUME</w:t>
       </w:r>
     </w:p>
     <w:p>
       <w:pPr>
+        <w:ind w:left="720" w:firstLine="720"/>
         <w:jc w:val="center"/>
         <w:rPr>
           <w:rFonts w:ascii="Times New Roman" w:hAnsi="Times New Roman" w:cs="Times New Roman"/>
@@ -294,7 +286,6 @@
         </w:rPr>
         <w:t xml:space="preserve"> </w:t>
       </w:r>
-      <w:proofErr w:type="spellStart"/>
       <w:r>
         <w:rPr>
           <w:rFonts w:ascii="Times New Roman" w:hAnsi="Times New Roman" w:cs="Times New Roman"/>
@@ -304,19 +295,7 @@
           <w:shd w:val="clear" w:color="auto" w:fill="FFFFFF"/>
           <w:lang w:val="fr-FR"/>
         </w:rPr>
-        <w:t>Judes</w:t>
-      </w:r>
-      <w:proofErr w:type="spellEnd"/>
-      <w:r>
-        <w:rPr>
-          <w:rFonts w:ascii="Times New Roman" w:hAnsi="Times New Roman" w:cs="Times New Roman"/>
-          <w:color w:val="444746"/>
-          <w:sz w:val="21"/>
-          <w:szCs w:val="21"/>
-          <w:shd w:val="clear" w:color="auto" w:fill="FFFFFF"/>
-          <w:lang w:val="fr-FR"/>
-        </w:rPr>
-        <w:t xml:space="preserve"> DESIR</w:t>
+        <w:t>Judes DESIR</w:t>
       </w:r>
     </w:p>
     <w:p>
@@ -438,21 +417,12 @@
         </w:rPr>
         <w:t xml:space="preserve">                                                                                                                                        </w:t>
       </w:r>
-      <w:proofErr w:type="gramStart"/>
       <w:r>
         <w:rPr>
           <w:rFonts w:ascii="Times New Roman" w:hAnsi="Times New Roman" w:cs="Times New Roman"/>
           <w:lang w:val="fr-FR"/>
         </w:rPr>
-        <w:t>Date:</w:t>
-      </w:r>
-      <w:proofErr w:type="gramEnd"/>
-      <w:r>
-        <w:rPr>
-          <w:rFonts w:ascii="Times New Roman" w:hAnsi="Times New Roman" w:cs="Times New Roman"/>
-          <w:lang w:val="fr-FR"/>
-        </w:rPr>
-        <w:t xml:space="preserve"> 27/05/2026</w:t>
+        <w:t>Date: 27/05/2026</w:t>
       </w:r>
     </w:p>
     <w:p>
@@ -508,7 +478,6 @@
           <w:szCs w:val="24"/>
         </w:rPr>
       </w:pPr>
-      <w:proofErr w:type="spellStart"/>
       <w:r>
         <w:rPr>
           <w:rFonts w:ascii="Times New Roman" w:eastAsia="Arial,Bold" w:hAnsi="Times New Roman" w:cs="Times New Roman"/>
@@ -518,18 +487,7 @@
           <w:szCs w:val="24"/>
         </w:rPr>
         <w:lastRenderedPageBreak/>
-        <w:t>Historique</w:t>
-      </w:r>
-      <w:proofErr w:type="spellEnd"/>
-      <w:r>
-        <w:rPr>
-          <w:rFonts w:ascii="Times New Roman" w:eastAsia="Arial,Bold" w:hAnsi="Times New Roman" w:cs="Times New Roman"/>
-          <w:b/>
-          <w:color w:val="333333"/>
-          <w:sz w:val="24"/>
-          <w:szCs w:val="24"/>
-        </w:rPr>
-        <w:t xml:space="preserve"> des versions </w:t>
+        <w:t xml:space="preserve">Historique des versions </w:t>
       </w:r>
     </w:p>
     <w:tbl>
@@ -714,20 +672,8 @@
                 <w:sz w:val="24"/>
                 <w:szCs w:val="24"/>
               </w:rPr>
-              <w:t xml:space="preserve">Auteur / </w:t>
-            </w:r>
-            <w:proofErr w:type="spellStart"/>
-            <w:r>
-              <w:rPr>
-                <w:rFonts w:ascii="Times New Roman" w:eastAsia="Arial,Bold" w:hAnsi="Times New Roman" w:cs="Times New Roman"/>
-                <w:b/>
-                <w:color w:val="FFFFFF"/>
-                <w:sz w:val="24"/>
-                <w:szCs w:val="24"/>
-              </w:rPr>
-              <w:t>Équipe</w:t>
-            </w:r>
-            <w:proofErr w:type="spellEnd"/>
+              <w:t>Auteur / Équipe</w:t>
+            </w:r>
           </w:p>
         </w:tc>
         <w:tc>
@@ -929,27 +875,7 @@
                 <w:sz w:val="24"/>
                 <w:szCs w:val="24"/>
               </w:rPr>
-              <w:t xml:space="preserve">Billy </w:t>
-            </w:r>
-            <w:proofErr w:type="spellStart"/>
-            <w:r>
-              <w:rPr>
-                <w:rFonts w:ascii="Times New Roman" w:hAnsi="Times New Roman" w:cs="Times New Roman"/>
-                <w:color w:val="333333"/>
-                <w:sz w:val="24"/>
-                <w:szCs w:val="24"/>
-              </w:rPr>
-              <w:t>Rolph</w:t>
-            </w:r>
-            <w:proofErr w:type="spellEnd"/>
-            <w:r>
-              <w:rPr>
-                <w:rFonts w:ascii="Times New Roman" w:hAnsi="Times New Roman" w:cs="Times New Roman"/>
-                <w:color w:val="333333"/>
-                <w:sz w:val="24"/>
-                <w:szCs w:val="24"/>
-              </w:rPr>
-              <w:t xml:space="preserve"> EXUME  &amp;  Ruth-Jose Jerome</w:t>
+              <w:t>Billy Rolph EXUME  &amp;  Ruth-Jose Jerome</w:t>
             </w:r>
           </w:p>
         </w:tc>
@@ -1432,7 +1358,6 @@
           <w:szCs w:val="24"/>
         </w:rPr>
       </w:pPr>
-      <w:proofErr w:type="spellStart"/>
       <w:r>
         <w:rPr>
           <w:rFonts w:ascii="Times New Roman" w:eastAsia="Arial,Bold" w:hAnsi="Times New Roman" w:cs="Times New Roman"/>
@@ -1442,62 +1367,7 @@
           <w:szCs w:val="24"/>
         </w:rPr>
         <w:lastRenderedPageBreak/>
-        <w:t>Liste</w:t>
-      </w:r>
-      <w:proofErr w:type="spellEnd"/>
-      <w:r>
-        <w:rPr>
-          <w:rFonts w:ascii="Times New Roman" w:eastAsia="Arial,Bold" w:hAnsi="Times New Roman" w:cs="Times New Roman"/>
-          <w:b/>
-          <w:color w:val="333333"/>
-          <w:sz w:val="24"/>
-          <w:szCs w:val="24"/>
-        </w:rPr>
-        <w:t xml:space="preserve"> des </w:t>
-      </w:r>
-      <w:proofErr w:type="spellStart"/>
-      <w:r>
-        <w:rPr>
-          <w:rFonts w:ascii="Times New Roman" w:eastAsia="Arial,Bold" w:hAnsi="Times New Roman" w:cs="Times New Roman"/>
-          <w:b/>
-          <w:color w:val="333333"/>
-          <w:sz w:val="24"/>
-          <w:szCs w:val="24"/>
-        </w:rPr>
-        <w:t>acronymes</w:t>
-      </w:r>
-      <w:proofErr w:type="spellEnd"/>
-      <w:r>
-        <w:rPr>
-          <w:rFonts w:ascii="Times New Roman" w:eastAsia="Arial,Bold" w:hAnsi="Times New Roman" w:cs="Times New Roman"/>
-          <w:b/>
-          <w:color w:val="333333"/>
-          <w:sz w:val="24"/>
-          <w:szCs w:val="24"/>
-        </w:rPr>
-        <w:t xml:space="preserve"> et </w:t>
-      </w:r>
-      <w:proofErr w:type="spellStart"/>
-      <w:r>
-        <w:rPr>
-          <w:rFonts w:ascii="Times New Roman" w:eastAsia="Arial,Bold" w:hAnsi="Times New Roman" w:cs="Times New Roman"/>
-          <w:b/>
-          <w:color w:val="333333"/>
-          <w:sz w:val="24"/>
-          <w:szCs w:val="24"/>
-        </w:rPr>
-        <w:t>abréviations</w:t>
-      </w:r>
-      <w:proofErr w:type="spellEnd"/>
-      <w:r>
-        <w:rPr>
-          <w:rFonts w:ascii="Times New Roman" w:eastAsia="Arial,Bold" w:hAnsi="Times New Roman" w:cs="Times New Roman"/>
-          <w:b/>
-          <w:color w:val="333333"/>
-          <w:sz w:val="24"/>
-          <w:szCs w:val="24"/>
-        </w:rPr>
-        <w:t xml:space="preserve"> </w:t>
+        <w:t xml:space="preserve">Liste des acronymes et abréviations </w:t>
       </w:r>
     </w:p>
     <w:tbl>
@@ -1544,7 +1414,6 @@
                 <w:szCs w:val="24"/>
               </w:rPr>
             </w:pPr>
-            <w:proofErr w:type="spellStart"/>
             <w:r>
               <w:rPr>
                 <w:rFonts w:ascii="Times New Roman" w:eastAsia="Arial,Bold" w:hAnsi="Times New Roman" w:cs="Times New Roman"/>
@@ -1553,31 +1422,8 @@
                 <w:sz w:val="24"/>
                 <w:szCs w:val="24"/>
               </w:rPr>
-              <w:t>Acronyme</w:t>
-            </w:r>
-            <w:proofErr w:type="spellEnd"/>
-            <w:r>
-              <w:rPr>
-                <w:rFonts w:ascii="Times New Roman" w:eastAsia="Arial,Bold" w:hAnsi="Times New Roman" w:cs="Times New Roman"/>
-                <w:b/>
-                <w:color w:val="FFFFFF"/>
-                <w:sz w:val="24"/>
-                <w:szCs w:val="24"/>
-              </w:rPr>
-              <w:t xml:space="preserve"> / </w:t>
-            </w:r>
-            <w:proofErr w:type="spellStart"/>
-            <w:r>
-              <w:rPr>
-                <w:rFonts w:ascii="Times New Roman" w:eastAsia="Arial,Bold" w:hAnsi="Times New Roman" w:cs="Times New Roman"/>
-                <w:b/>
-                <w:color w:val="FFFFFF"/>
-                <w:sz w:val="24"/>
-                <w:szCs w:val="24"/>
-              </w:rPr>
-              <w:t>Abréviation</w:t>
-            </w:r>
-            <w:proofErr w:type="spellEnd"/>
+              <w:t>Acronyme / Abréviation</w:t>
+            </w:r>
           </w:p>
         </w:tc>
         <w:tc>
@@ -1609,7 +1455,6 @@
                 <w:szCs w:val="24"/>
               </w:rPr>
             </w:pPr>
-            <w:proofErr w:type="spellStart"/>
             <w:r>
               <w:rPr>
                 <w:rFonts w:ascii="Times New Roman" w:eastAsia="Arial,Bold" w:hAnsi="Times New Roman" w:cs="Times New Roman"/>
@@ -1620,7 +1465,6 @@
               </w:rPr>
               <w:t>Définition</w:t>
             </w:r>
-            <w:proofErr w:type="spellEnd"/>
           </w:p>
         </w:tc>
       </w:tr>
@@ -2007,7 +1851,6 @@
                 <w:lang w:val="fr-FR"/>
               </w:rPr>
             </w:pPr>
-            <w:proofErr w:type="spellStart"/>
             <w:r>
               <w:rPr>
                 <w:rFonts w:ascii="Times New Roman" w:hAnsi="Times New Roman" w:cs="Times New Roman"/>
@@ -2016,106 +1859,7 @@
                 <w:szCs w:val="24"/>
                 <w:lang w:val="fr-FR"/>
               </w:rPr>
-              <w:t>Specific</w:t>
-            </w:r>
-            <w:proofErr w:type="spellEnd"/>
-            <w:r>
-              <w:rPr>
-                <w:rFonts w:ascii="Times New Roman" w:hAnsi="Times New Roman" w:cs="Times New Roman"/>
-                <w:color w:val="333333"/>
-                <w:sz w:val="24"/>
-                <w:szCs w:val="24"/>
-                <w:lang w:val="fr-FR"/>
-              </w:rPr>
-              <w:t xml:space="preserve">, </w:t>
-            </w:r>
-            <w:proofErr w:type="spellStart"/>
-            <w:r>
-              <w:rPr>
-                <w:rFonts w:ascii="Times New Roman" w:hAnsi="Times New Roman" w:cs="Times New Roman"/>
-                <w:color w:val="333333"/>
-                <w:sz w:val="24"/>
-                <w:szCs w:val="24"/>
-                <w:lang w:val="fr-FR"/>
-              </w:rPr>
-              <w:t>Measurable</w:t>
-            </w:r>
-            <w:proofErr w:type="spellEnd"/>
-            <w:r>
-              <w:rPr>
-                <w:rFonts w:ascii="Times New Roman" w:hAnsi="Times New Roman" w:cs="Times New Roman"/>
-                <w:color w:val="333333"/>
-                <w:sz w:val="24"/>
-                <w:szCs w:val="24"/>
-                <w:lang w:val="fr-FR"/>
-              </w:rPr>
-              <w:t xml:space="preserve">, </w:t>
-            </w:r>
-            <w:proofErr w:type="spellStart"/>
-            <w:r>
-              <w:rPr>
-                <w:rFonts w:ascii="Times New Roman" w:hAnsi="Times New Roman" w:cs="Times New Roman"/>
-                <w:color w:val="333333"/>
-                <w:sz w:val="24"/>
-                <w:szCs w:val="24"/>
-                <w:lang w:val="fr-FR"/>
-              </w:rPr>
-              <w:t>Achievable</w:t>
-            </w:r>
-            <w:proofErr w:type="spellEnd"/>
-            <w:r>
-              <w:rPr>
-                <w:rFonts w:ascii="Times New Roman" w:hAnsi="Times New Roman" w:cs="Times New Roman"/>
-                <w:color w:val="333333"/>
-                <w:sz w:val="24"/>
-                <w:szCs w:val="24"/>
-                <w:lang w:val="fr-FR"/>
-              </w:rPr>
-              <w:t xml:space="preserve">, </w:t>
-            </w:r>
-            <w:proofErr w:type="spellStart"/>
-            <w:r>
-              <w:rPr>
-                <w:rFonts w:ascii="Times New Roman" w:hAnsi="Times New Roman" w:cs="Times New Roman"/>
-                <w:color w:val="333333"/>
-                <w:sz w:val="24"/>
-                <w:szCs w:val="24"/>
-                <w:lang w:val="fr-FR"/>
-              </w:rPr>
-              <w:t>Realistic</w:t>
-            </w:r>
-            <w:proofErr w:type="spellEnd"/>
-            <w:r>
-              <w:rPr>
-                <w:rFonts w:ascii="Times New Roman" w:hAnsi="Times New Roman" w:cs="Times New Roman"/>
-                <w:color w:val="333333"/>
-                <w:sz w:val="24"/>
-                <w:szCs w:val="24"/>
-                <w:lang w:val="fr-FR"/>
-              </w:rPr>
-              <w:t>, Time-</w:t>
-            </w:r>
-            <w:proofErr w:type="spellStart"/>
-            <w:r>
-              <w:rPr>
-                <w:rFonts w:ascii="Times New Roman" w:hAnsi="Times New Roman" w:cs="Times New Roman"/>
-                <w:color w:val="333333"/>
-                <w:sz w:val="24"/>
-                <w:szCs w:val="24"/>
-                <w:lang w:val="fr-FR"/>
-              </w:rPr>
-              <w:t>bound</w:t>
-            </w:r>
-            <w:proofErr w:type="spellEnd"/>
-            <w:r>
-              <w:rPr>
-                <w:rFonts w:ascii="Times New Roman" w:hAnsi="Times New Roman" w:cs="Times New Roman"/>
-                <w:color w:val="333333"/>
-                <w:sz w:val="24"/>
-                <w:szCs w:val="24"/>
-                <w:lang w:val="fr-FR"/>
-              </w:rPr>
-              <w:t xml:space="preserve"> (Objectifs spécifiques, mesurables, atteignables, réalistes et temporellement définis).</w:t>
+              <w:t>Specific, Measurable, Achievable, Realistic, Time-bound (Objectifs spécifiques, mesurables, atteignables, réalistes et temporellement définis).</w:t>
             </w:r>
           </w:p>
         </w:tc>
@@ -2185,29 +1929,7 @@
           <w:szCs w:val="24"/>
           <w:lang w:val="fr-FR"/>
         </w:rPr>
-        <w:t xml:space="preserve">Le présent document constitue une étude d’opportunité réalisée pour le compte </w:t>
-      </w:r>
-      <w:proofErr w:type="gramStart"/>
-      <w:r>
-        <w:rPr>
-          <w:rFonts w:ascii="Times New Roman" w:hAnsi="Times New Roman" w:cs="Times New Roman"/>
-          <w:color w:val="333333"/>
-          <w:sz w:val="24"/>
-          <w:szCs w:val="24"/>
-          <w:lang w:val="fr-FR"/>
-        </w:rPr>
-        <w:t>de Entreprise</w:t>
-      </w:r>
-      <w:proofErr w:type="gramEnd"/>
-      <w:r>
-        <w:rPr>
-          <w:rFonts w:ascii="Times New Roman" w:hAnsi="Times New Roman" w:cs="Times New Roman"/>
-          <w:color w:val="333333"/>
-          <w:sz w:val="24"/>
-          <w:szCs w:val="24"/>
-          <w:lang w:val="fr-FR"/>
-        </w:rPr>
-        <w:t xml:space="preserve"> Rendez-vous. Cette étude vise à identifier les problèmes opérationnels actuels, à analyser les besoins de l’organisation et à proposer des solutions adaptées, en vue d’orienter la décision relative à un investissement technologique. </w:t>
+        <w:t xml:space="preserve">Le présent document constitue une étude d’opportunité réalisée pour le compte de Entreprise Rendez-vous. Cette étude vise à identifier les problèmes opérationnels actuels, à analyser les besoins de l’organisation et à proposer des solutions adaptées, en vue d’orienter la décision relative à un investissement technologique. </w:t>
       </w:r>
     </w:p>
     <w:p>
@@ -2516,7 +2238,7 @@
           <w:lang w:val="fr-FR" w:eastAsia="fr-FR"/>
         </w:rPr>
         <w:drawing>
-          <wp:inline distT="0" distB="0" distL="0" distR="0">
+          <wp:inline distT="0" distB="0" distL="0" distR="0" wp14:anchorId="16C7A6BC" wp14:editId="16C7A6BD">
             <wp:extent cx="5303520" cy="2651760"/>
             <wp:effectExtent l="0" t="0" r="0" b="0"/>
             <wp:docPr id="1" name="Picture 1"/>
@@ -2967,7 +2689,6 @@
                 <w:szCs w:val="24"/>
               </w:rPr>
             </w:pPr>
-            <w:proofErr w:type="spellStart"/>
             <w:r>
               <w:rPr>
                 <w:rFonts w:ascii="Times New Roman" w:eastAsia="Arial,Bold" w:hAnsi="Times New Roman" w:cs="Times New Roman"/>
@@ -2978,7 +2699,6 @@
               </w:rPr>
               <w:t>Problème</w:t>
             </w:r>
-            <w:proofErr w:type="spellEnd"/>
           </w:p>
         </w:tc>
         <w:tc>
@@ -3051,7 +2771,6 @@
                 <w:szCs w:val="24"/>
               </w:rPr>
             </w:pPr>
-            <w:proofErr w:type="spellStart"/>
             <w:r>
               <w:rPr>
                 <w:rFonts w:ascii="Times New Roman" w:eastAsia="Arial,Bold" w:hAnsi="Times New Roman" w:cs="Times New Roman"/>
@@ -3062,7 +2781,6 @@
               </w:rPr>
               <w:t>Conséquence</w:t>
             </w:r>
-            <w:proofErr w:type="spellEnd"/>
           </w:p>
         </w:tc>
       </w:tr>
@@ -3897,7 +3615,6 @@
                 <w:szCs w:val="24"/>
               </w:rPr>
             </w:pPr>
-            <w:proofErr w:type="spellStart"/>
             <w:r>
               <w:rPr>
                 <w:rFonts w:ascii="Times New Roman" w:eastAsia="Arial,Bold" w:hAnsi="Times New Roman" w:cs="Times New Roman"/>
@@ -3906,53 +3623,8 @@
                 <w:sz w:val="24"/>
                 <w:szCs w:val="24"/>
               </w:rPr>
-              <w:t>Coût</w:t>
-            </w:r>
-            <w:proofErr w:type="spellEnd"/>
-            <w:r>
-              <w:rPr>
-                <w:rFonts w:ascii="Times New Roman" w:eastAsia="Arial,Bold" w:hAnsi="Times New Roman" w:cs="Times New Roman"/>
-                <w:b/>
-                <w:color w:val="FFFFFF"/>
-                <w:sz w:val="24"/>
-                <w:szCs w:val="24"/>
-              </w:rPr>
-              <w:t xml:space="preserve"> </w:t>
-            </w:r>
-            <w:proofErr w:type="spellStart"/>
-            <w:r>
-              <w:rPr>
-                <w:rFonts w:ascii="Times New Roman" w:eastAsia="Arial,Bold" w:hAnsi="Times New Roman" w:cs="Times New Roman"/>
-                <w:b/>
-                <w:color w:val="FFFFFF"/>
-                <w:sz w:val="24"/>
-                <w:szCs w:val="24"/>
-              </w:rPr>
-              <w:t>mensuel</w:t>
-            </w:r>
-            <w:proofErr w:type="spellEnd"/>
-            <w:r>
-              <w:rPr>
-                <w:rFonts w:ascii="Times New Roman" w:eastAsia="Arial,Bold" w:hAnsi="Times New Roman" w:cs="Times New Roman"/>
-                <w:b/>
-                <w:color w:val="FFFFFF"/>
-                <w:sz w:val="24"/>
-                <w:szCs w:val="24"/>
-              </w:rPr>
-              <w:t xml:space="preserve"> / </w:t>
-            </w:r>
-            <w:proofErr w:type="spellStart"/>
-            <w:r>
-              <w:rPr>
-                <w:rFonts w:ascii="Times New Roman" w:eastAsia="Arial,Bold" w:hAnsi="Times New Roman" w:cs="Times New Roman"/>
-                <w:b/>
-                <w:color w:val="FFFFFF"/>
-                <w:sz w:val="24"/>
-                <w:szCs w:val="24"/>
-              </w:rPr>
-              <w:t>employé</w:t>
-            </w:r>
-            <w:proofErr w:type="spellEnd"/>
+              <w:t>Coût mensuel / employé</w:t>
+            </w:r>
           </w:p>
         </w:tc>
         <w:tc>
@@ -3985,7 +3657,6 @@
                 <w:szCs w:val="24"/>
               </w:rPr>
             </w:pPr>
-            <w:proofErr w:type="spellStart"/>
             <w:r>
               <w:rPr>
                 <w:rFonts w:ascii="Times New Roman" w:eastAsia="Arial,Bold" w:hAnsi="Times New Roman" w:cs="Times New Roman"/>
@@ -3994,40 +3665,7 @@
                 <w:sz w:val="24"/>
                 <w:szCs w:val="24"/>
               </w:rPr>
-              <w:t>Coût</w:t>
-            </w:r>
-            <w:proofErr w:type="spellEnd"/>
-            <w:r>
-              <w:rPr>
-                <w:rFonts w:ascii="Times New Roman" w:eastAsia="Arial,Bold" w:hAnsi="Times New Roman" w:cs="Times New Roman"/>
-                <w:b/>
-                <w:color w:val="FFFFFF"/>
-                <w:sz w:val="24"/>
-                <w:szCs w:val="24"/>
-              </w:rPr>
-              <w:t xml:space="preserve"> </w:t>
-            </w:r>
-            <w:proofErr w:type="spellStart"/>
-            <w:r>
-              <w:rPr>
-                <w:rFonts w:ascii="Times New Roman" w:eastAsia="Arial,Bold" w:hAnsi="Times New Roman" w:cs="Times New Roman"/>
-                <w:b/>
-                <w:color w:val="FFFFFF"/>
-                <w:sz w:val="24"/>
-                <w:szCs w:val="24"/>
-              </w:rPr>
-              <w:t>annuel</w:t>
-            </w:r>
-            <w:proofErr w:type="spellEnd"/>
-            <w:r>
-              <w:rPr>
-                <w:rFonts w:ascii="Times New Roman" w:eastAsia="Arial,Bold" w:hAnsi="Times New Roman" w:cs="Times New Roman"/>
-                <w:b/>
-                <w:color w:val="FFFFFF"/>
-                <w:sz w:val="24"/>
-                <w:szCs w:val="24"/>
-              </w:rPr>
-              <w:t xml:space="preserve"> + bonus</w:t>
+              <w:t>Coût annuel + bonus</w:t>
             </w:r>
           </w:p>
         </w:tc>
@@ -4180,7 +3818,6 @@
                 <w:szCs w:val="24"/>
               </w:rPr>
             </w:pPr>
-            <w:proofErr w:type="spellStart"/>
             <w:r>
               <w:rPr>
                 <w:rFonts w:ascii="Times New Roman" w:hAnsi="Times New Roman" w:cs="Times New Roman"/>
@@ -4188,37 +3825,7 @@
                 <w:sz w:val="24"/>
                 <w:szCs w:val="24"/>
               </w:rPr>
-              <w:t>Commis</w:t>
-            </w:r>
-            <w:proofErr w:type="spellEnd"/>
-            <w:r>
-              <w:rPr>
-                <w:rFonts w:ascii="Times New Roman" w:hAnsi="Times New Roman" w:cs="Times New Roman"/>
-                <w:color w:val="333333"/>
-                <w:sz w:val="24"/>
-                <w:szCs w:val="24"/>
-              </w:rPr>
-              <w:t xml:space="preserve"> </w:t>
-            </w:r>
-            <w:proofErr w:type="spellStart"/>
-            <w:r>
-              <w:rPr>
-                <w:rFonts w:ascii="Times New Roman" w:hAnsi="Times New Roman" w:cs="Times New Roman"/>
-                <w:color w:val="333333"/>
-                <w:sz w:val="24"/>
-                <w:szCs w:val="24"/>
-              </w:rPr>
-              <w:t>d'aide-facturation</w:t>
-            </w:r>
-            <w:proofErr w:type="spellEnd"/>
-            <w:r>
-              <w:rPr>
-                <w:rFonts w:ascii="Times New Roman" w:hAnsi="Times New Roman" w:cs="Times New Roman"/>
-                <w:color w:val="333333"/>
-                <w:sz w:val="24"/>
-                <w:szCs w:val="24"/>
-              </w:rPr>
-              <w:t xml:space="preserve"> (1)</w:t>
+              <w:t>Commis d'aide-facturation (1)</w:t>
             </w:r>
           </w:p>
         </w:tc>
@@ -4523,7 +4130,6 @@
                 <w:szCs w:val="24"/>
               </w:rPr>
             </w:pPr>
-            <w:proofErr w:type="spellStart"/>
             <w:r>
               <w:rPr>
                 <w:rFonts w:ascii="Times New Roman" w:eastAsia="Arial,Bold" w:hAnsi="Times New Roman" w:cs="Times New Roman"/>
@@ -4532,53 +4138,8 @@
                 <w:sz w:val="24"/>
                 <w:szCs w:val="24"/>
               </w:rPr>
-              <w:t>Coût</w:t>
-            </w:r>
-            <w:proofErr w:type="spellEnd"/>
-            <w:r>
-              <w:rPr>
-                <w:rFonts w:ascii="Times New Roman" w:eastAsia="Arial,Bold" w:hAnsi="Times New Roman" w:cs="Times New Roman"/>
-                <w:b/>
-                <w:color w:val="FFFFFF"/>
-                <w:sz w:val="24"/>
-                <w:szCs w:val="24"/>
-              </w:rPr>
-              <w:t xml:space="preserve"> </w:t>
-            </w:r>
-            <w:proofErr w:type="spellStart"/>
-            <w:r>
-              <w:rPr>
-                <w:rFonts w:ascii="Times New Roman" w:eastAsia="Arial,Bold" w:hAnsi="Times New Roman" w:cs="Times New Roman"/>
-                <w:b/>
-                <w:color w:val="FFFFFF"/>
-                <w:sz w:val="24"/>
-                <w:szCs w:val="24"/>
-              </w:rPr>
-              <w:t>mensuel</w:t>
-            </w:r>
-            <w:proofErr w:type="spellEnd"/>
-            <w:r>
-              <w:rPr>
-                <w:rFonts w:ascii="Times New Roman" w:eastAsia="Arial,Bold" w:hAnsi="Times New Roman" w:cs="Times New Roman"/>
-                <w:b/>
-                <w:color w:val="FFFFFF"/>
-                <w:sz w:val="24"/>
-                <w:szCs w:val="24"/>
-              </w:rPr>
-              <w:t xml:space="preserve"> / </w:t>
-            </w:r>
-            <w:proofErr w:type="spellStart"/>
-            <w:r>
-              <w:rPr>
-                <w:rFonts w:ascii="Times New Roman" w:eastAsia="Arial,Bold" w:hAnsi="Times New Roman" w:cs="Times New Roman"/>
-                <w:b/>
-                <w:color w:val="FFFFFF"/>
-                <w:sz w:val="24"/>
-                <w:szCs w:val="24"/>
-              </w:rPr>
-              <w:t>employé</w:t>
-            </w:r>
-            <w:proofErr w:type="spellEnd"/>
+              <w:t>Coût mensuel / employé</w:t>
+            </w:r>
           </w:p>
         </w:tc>
         <w:tc>
@@ -4610,7 +4171,6 @@
                 <w:szCs w:val="24"/>
               </w:rPr>
             </w:pPr>
-            <w:proofErr w:type="spellStart"/>
             <w:r>
               <w:rPr>
                 <w:rFonts w:ascii="Times New Roman" w:eastAsia="Arial,Bold" w:hAnsi="Times New Roman" w:cs="Times New Roman"/>
@@ -4619,40 +4179,7 @@
                 <w:sz w:val="24"/>
                 <w:szCs w:val="24"/>
               </w:rPr>
-              <w:t>Coût</w:t>
-            </w:r>
-            <w:proofErr w:type="spellEnd"/>
-            <w:r>
-              <w:rPr>
-                <w:rFonts w:ascii="Times New Roman" w:eastAsia="Arial,Bold" w:hAnsi="Times New Roman" w:cs="Times New Roman"/>
-                <w:b/>
-                <w:color w:val="FFFFFF"/>
-                <w:sz w:val="24"/>
-                <w:szCs w:val="24"/>
-              </w:rPr>
-              <w:t xml:space="preserve"> </w:t>
-            </w:r>
-            <w:proofErr w:type="spellStart"/>
-            <w:r>
-              <w:rPr>
-                <w:rFonts w:ascii="Times New Roman" w:eastAsia="Arial,Bold" w:hAnsi="Times New Roman" w:cs="Times New Roman"/>
-                <w:b/>
-                <w:color w:val="FFFFFF"/>
-                <w:sz w:val="24"/>
-                <w:szCs w:val="24"/>
-              </w:rPr>
-              <w:t>annuel</w:t>
-            </w:r>
-            <w:proofErr w:type="spellEnd"/>
-            <w:r>
-              <w:rPr>
-                <w:rFonts w:ascii="Times New Roman" w:eastAsia="Arial,Bold" w:hAnsi="Times New Roman" w:cs="Times New Roman"/>
-                <w:b/>
-                <w:color w:val="FFFFFF"/>
-                <w:sz w:val="24"/>
-                <w:szCs w:val="24"/>
-              </w:rPr>
-              <w:t xml:space="preserve"> + bonus</w:t>
+              <w:t>Coût annuel + bonus</w:t>
             </w:r>
           </w:p>
         </w:tc>
@@ -4787,7 +4314,6 @@
           <w:szCs w:val="24"/>
         </w:rPr>
       </w:pPr>
-      <w:proofErr w:type="spellStart"/>
       <w:r>
         <w:rPr>
           <w:rFonts w:ascii="Times New Roman" w:eastAsia="Arial,Bold" w:hAnsi="Times New Roman" w:cs="Times New Roman"/>
@@ -4796,40 +4322,7 @@
           <w:sz w:val="24"/>
           <w:szCs w:val="24"/>
         </w:rPr>
-        <w:t>Coût</w:t>
-      </w:r>
-      <w:proofErr w:type="spellEnd"/>
-      <w:r>
-        <w:rPr>
-          <w:rFonts w:ascii="Times New Roman" w:eastAsia="Arial,Bold" w:hAnsi="Times New Roman" w:cs="Times New Roman"/>
-          <w:b/>
-          <w:color w:val="333333"/>
-          <w:sz w:val="24"/>
-          <w:szCs w:val="24"/>
-        </w:rPr>
-        <w:t xml:space="preserve"> total — </w:t>
-      </w:r>
-      <w:proofErr w:type="spellStart"/>
-      <w:r>
-        <w:rPr>
-          <w:rFonts w:ascii="Times New Roman" w:eastAsia="Arial,Bold" w:hAnsi="Times New Roman" w:cs="Times New Roman"/>
-          <w:b/>
-          <w:color w:val="333333"/>
-          <w:sz w:val="24"/>
-          <w:szCs w:val="24"/>
-        </w:rPr>
-        <w:t>tous</w:t>
-      </w:r>
-      <w:proofErr w:type="spellEnd"/>
-      <w:r>
-        <w:rPr>
-          <w:rFonts w:ascii="Times New Roman" w:eastAsia="Arial,Bold" w:hAnsi="Times New Roman" w:cs="Times New Roman"/>
-          <w:b/>
-          <w:color w:val="333333"/>
-          <w:sz w:val="24"/>
-          <w:szCs w:val="24"/>
-        </w:rPr>
-        <w:t xml:space="preserve"> sites</w:t>
+        <w:t>Coût total — tous sites</w:t>
       </w:r>
     </w:p>
     <w:tbl>
@@ -4918,7 +4411,6 @@
                 <w:szCs w:val="24"/>
               </w:rPr>
             </w:pPr>
-            <w:proofErr w:type="spellStart"/>
             <w:r>
               <w:rPr>
                 <w:rFonts w:ascii="Times New Roman" w:eastAsia="Arial,Bold" w:hAnsi="Times New Roman" w:cs="Times New Roman"/>
@@ -4927,18 +4419,7 @@
                 <w:sz w:val="24"/>
                 <w:szCs w:val="24"/>
               </w:rPr>
-              <w:t>Coût</w:t>
-            </w:r>
-            <w:proofErr w:type="spellEnd"/>
-            <w:r>
-              <w:rPr>
-                <w:rFonts w:ascii="Times New Roman" w:eastAsia="Arial,Bold" w:hAnsi="Times New Roman" w:cs="Times New Roman"/>
-                <w:b/>
-                <w:color w:val="FFFFFF"/>
-                <w:sz w:val="24"/>
-                <w:szCs w:val="24"/>
-              </w:rPr>
-              <w:t xml:space="preserve"> total ($)</w:t>
+              <w:t>Coût total ($)</w:t>
             </w:r>
           </w:p>
         </w:tc>
@@ -5338,7 +4819,6 @@
                 <w:szCs w:val="24"/>
               </w:rPr>
             </w:pPr>
-            <w:proofErr w:type="spellStart"/>
             <w:r>
               <w:rPr>
                 <w:rFonts w:ascii="Times New Roman" w:eastAsia="Arial,Bold" w:hAnsi="Times New Roman" w:cs="Times New Roman"/>
@@ -5349,7 +4829,6 @@
               </w:rPr>
               <w:t>Équipement</w:t>
             </w:r>
-            <w:proofErr w:type="spellEnd"/>
           </w:p>
         </w:tc>
         <w:tc>
@@ -5382,7 +4861,6 @@
                 <w:szCs w:val="24"/>
               </w:rPr>
             </w:pPr>
-            <w:proofErr w:type="spellStart"/>
             <w:r>
               <w:rPr>
                 <w:rFonts w:ascii="Times New Roman" w:eastAsia="Arial,Bold" w:hAnsi="Times New Roman" w:cs="Times New Roman"/>
@@ -5393,7 +4871,6 @@
               </w:rPr>
               <w:t>Quantité</w:t>
             </w:r>
-            <w:proofErr w:type="spellEnd"/>
           </w:p>
         </w:tc>
         <w:tc>
@@ -5434,29 +4911,7 @@
                 <w:sz w:val="24"/>
                 <w:szCs w:val="24"/>
               </w:rPr>
-              <w:t xml:space="preserve">Prix </w:t>
-            </w:r>
-            <w:proofErr w:type="spellStart"/>
-            <w:r>
-              <w:rPr>
-                <w:rFonts w:ascii="Times New Roman" w:eastAsia="Arial,Bold" w:hAnsi="Times New Roman" w:cs="Times New Roman"/>
-                <w:b/>
-                <w:color w:val="FFFFFF"/>
-                <w:sz w:val="24"/>
-                <w:szCs w:val="24"/>
-              </w:rPr>
-              <w:t>unitaire</w:t>
-            </w:r>
-            <w:proofErr w:type="spellEnd"/>
-            <w:r>
-              <w:rPr>
-                <w:rFonts w:ascii="Times New Roman" w:eastAsia="Arial,Bold" w:hAnsi="Times New Roman" w:cs="Times New Roman"/>
-                <w:b/>
-                <w:color w:val="FFFFFF"/>
-                <w:sz w:val="24"/>
-                <w:szCs w:val="24"/>
-              </w:rPr>
-              <w:t xml:space="preserve"> ($)</w:t>
+              <w:t>Prix unitaire ($)</w:t>
             </w:r>
           </w:p>
         </w:tc>
@@ -5490,7 +4945,6 @@
                 <w:szCs w:val="24"/>
               </w:rPr>
             </w:pPr>
-            <w:proofErr w:type="spellStart"/>
             <w:r>
               <w:rPr>
                 <w:rFonts w:ascii="Times New Roman" w:eastAsia="Arial,Bold" w:hAnsi="Times New Roman" w:cs="Times New Roman"/>
@@ -5499,18 +4953,7 @@
                 <w:sz w:val="24"/>
                 <w:szCs w:val="24"/>
               </w:rPr>
-              <w:t>Coût</w:t>
-            </w:r>
-            <w:proofErr w:type="spellEnd"/>
-            <w:r>
-              <w:rPr>
-                <w:rFonts w:ascii="Times New Roman" w:eastAsia="Arial,Bold" w:hAnsi="Times New Roman" w:cs="Times New Roman"/>
-                <w:b/>
-                <w:color w:val="FFFFFF"/>
-                <w:sz w:val="24"/>
-                <w:szCs w:val="24"/>
-              </w:rPr>
-              <w:t xml:space="preserve"> total ($)</w:t>
+              <w:t>Coût total ($)</w:t>
             </w:r>
           </w:p>
         </w:tc>
@@ -5548,7 +4991,6 @@
                 <w:szCs w:val="24"/>
               </w:rPr>
             </w:pPr>
-            <w:proofErr w:type="spellStart"/>
             <w:r>
               <w:rPr>
                 <w:rFonts w:ascii="Times New Roman" w:eastAsia="Arial" w:hAnsi="Times New Roman" w:cs="Times New Roman"/>
@@ -5558,7 +5000,6 @@
               </w:rPr>
               <w:t>Serveurs</w:t>
             </w:r>
-            <w:proofErr w:type="spellEnd"/>
           </w:p>
         </w:tc>
         <w:tc>
@@ -5706,7 +5147,6 @@
                 <w:szCs w:val="24"/>
               </w:rPr>
             </w:pPr>
-            <w:proofErr w:type="spellStart"/>
             <w:r>
               <w:rPr>
                 <w:rFonts w:ascii="Times New Roman" w:eastAsia="Arial" w:hAnsi="Times New Roman" w:cs="Times New Roman"/>
@@ -5716,7 +5156,6 @@
               </w:rPr>
               <w:t>Ordinateurs</w:t>
             </w:r>
-            <w:proofErr w:type="spellEnd"/>
           </w:p>
         </w:tc>
         <w:tc>
@@ -5864,7 +5303,6 @@
                 <w:szCs w:val="24"/>
               </w:rPr>
             </w:pPr>
-            <w:proofErr w:type="spellStart"/>
             <w:r>
               <w:rPr>
                 <w:rFonts w:ascii="Times New Roman" w:eastAsia="Arial" w:hAnsi="Times New Roman" w:cs="Times New Roman"/>
@@ -5874,7 +5312,6 @@
               </w:rPr>
               <w:t>Routeurs</w:t>
             </w:r>
-            <w:proofErr w:type="spellEnd"/>
           </w:p>
         </w:tc>
         <w:tc>
@@ -6022,7 +5459,6 @@
                 <w:szCs w:val="24"/>
               </w:rPr>
             </w:pPr>
-            <w:proofErr w:type="spellStart"/>
             <w:r>
               <w:rPr>
                 <w:rFonts w:ascii="Times New Roman" w:eastAsia="Arial" w:hAnsi="Times New Roman" w:cs="Times New Roman"/>
@@ -6030,17 +5466,7 @@
                 <w:sz w:val="24"/>
                 <w:szCs w:val="24"/>
               </w:rPr>
-              <w:t>Antennes</w:t>
-            </w:r>
-            <w:proofErr w:type="spellEnd"/>
-            <w:r>
-              <w:rPr>
-                <w:rFonts w:ascii="Times New Roman" w:eastAsia="Arial" w:hAnsi="Times New Roman" w:cs="Times New Roman"/>
-                <w:color w:val="333333"/>
-                <w:sz w:val="24"/>
-                <w:szCs w:val="24"/>
-              </w:rPr>
-              <w:t xml:space="preserve"> Internet</w:t>
+              <w:t>Antennes Internet</w:t>
             </w:r>
           </w:p>
         </w:tc>
@@ -6189,7 +5615,6 @@
                 <w:szCs w:val="24"/>
               </w:rPr>
             </w:pPr>
-            <w:proofErr w:type="spellStart"/>
             <w:r>
               <w:rPr>
                 <w:rFonts w:ascii="Times New Roman" w:eastAsia="Arial" w:hAnsi="Times New Roman" w:cs="Times New Roman"/>
@@ -6199,7 +5624,6 @@
               </w:rPr>
               <w:t>Génératrices</w:t>
             </w:r>
-            <w:proofErr w:type="spellEnd"/>
           </w:p>
         </w:tc>
         <w:tc>
@@ -6347,7 +5771,6 @@
                 <w:szCs w:val="24"/>
               </w:rPr>
             </w:pPr>
-            <w:proofErr w:type="spellStart"/>
             <w:r>
               <w:rPr>
                 <w:rFonts w:ascii="Times New Roman" w:eastAsia="Arial" w:hAnsi="Times New Roman" w:cs="Times New Roman"/>
@@ -6357,7 +5780,6 @@
               </w:rPr>
               <w:t>Imprimantes</w:t>
             </w:r>
-            <w:proofErr w:type="spellEnd"/>
           </w:p>
         </w:tc>
         <w:tc>
@@ -6661,7 +6083,6 @@
                 <w:szCs w:val="24"/>
               </w:rPr>
             </w:pPr>
-            <w:proofErr w:type="spellStart"/>
             <w:r>
               <w:rPr>
                 <w:rFonts w:ascii="Times New Roman" w:eastAsia="Arial" w:hAnsi="Times New Roman" w:cs="Times New Roman"/>
@@ -6671,7 +6092,6 @@
               </w:rPr>
               <w:t>Caméras</w:t>
             </w:r>
-            <w:proofErr w:type="spellEnd"/>
           </w:p>
         </w:tc>
         <w:tc>
@@ -6819,7 +6239,6 @@
                 <w:szCs w:val="24"/>
               </w:rPr>
             </w:pPr>
-            <w:proofErr w:type="spellStart"/>
             <w:r>
               <w:rPr>
                 <w:rFonts w:ascii="Times New Roman" w:eastAsia="Arial" w:hAnsi="Times New Roman" w:cs="Times New Roman"/>
@@ -6829,7 +6248,6 @@
               </w:rPr>
               <w:t>Autres</w:t>
             </w:r>
-            <w:proofErr w:type="spellEnd"/>
           </w:p>
         </w:tc>
         <w:tc>
@@ -7007,7 +6425,6 @@
                 <w:szCs w:val="24"/>
               </w:rPr>
             </w:pPr>
-            <w:proofErr w:type="spellStart"/>
             <w:r>
               <w:rPr>
                 <w:rFonts w:ascii="Times New Roman" w:eastAsia="Arial,Bold" w:hAnsi="Times New Roman" w:cs="Times New Roman"/>
@@ -7019,7 +6436,6 @@
               <w:lastRenderedPageBreak/>
               <w:t>Équipement</w:t>
             </w:r>
-            <w:proofErr w:type="spellEnd"/>
           </w:p>
         </w:tc>
         <w:tc>
@@ -7052,7 +6468,6 @@
                 <w:szCs w:val="24"/>
               </w:rPr>
             </w:pPr>
-            <w:proofErr w:type="spellStart"/>
             <w:r>
               <w:rPr>
                 <w:rFonts w:ascii="Times New Roman" w:eastAsia="Arial,Bold" w:hAnsi="Times New Roman" w:cs="Times New Roman"/>
@@ -7063,7 +6478,6 @@
               </w:rPr>
               <w:t>Quantité</w:t>
             </w:r>
-            <w:proofErr w:type="spellEnd"/>
           </w:p>
         </w:tc>
         <w:tc>
@@ -7104,29 +6518,7 @@
                 <w:sz w:val="24"/>
                 <w:szCs w:val="24"/>
               </w:rPr>
-              <w:t xml:space="preserve">Prix </w:t>
-            </w:r>
-            <w:proofErr w:type="spellStart"/>
-            <w:r>
-              <w:rPr>
-                <w:rFonts w:ascii="Times New Roman" w:eastAsia="Arial,Bold" w:hAnsi="Times New Roman" w:cs="Times New Roman"/>
-                <w:b/>
-                <w:color w:val="FFFFFF"/>
-                <w:sz w:val="24"/>
-                <w:szCs w:val="24"/>
-              </w:rPr>
-              <w:t>unitaire</w:t>
-            </w:r>
-            <w:proofErr w:type="spellEnd"/>
-            <w:r>
-              <w:rPr>
-                <w:rFonts w:ascii="Times New Roman" w:eastAsia="Arial,Bold" w:hAnsi="Times New Roman" w:cs="Times New Roman"/>
-                <w:b/>
-                <w:color w:val="FFFFFF"/>
-                <w:sz w:val="24"/>
-                <w:szCs w:val="24"/>
-              </w:rPr>
-              <w:t xml:space="preserve"> ($)</w:t>
+              <w:t>Prix unitaire ($)</w:t>
             </w:r>
           </w:p>
         </w:tc>
@@ -7160,7 +6552,6 @@
                 <w:szCs w:val="24"/>
               </w:rPr>
             </w:pPr>
-            <w:proofErr w:type="spellStart"/>
             <w:r>
               <w:rPr>
                 <w:rFonts w:ascii="Times New Roman" w:eastAsia="Arial,Bold" w:hAnsi="Times New Roman" w:cs="Times New Roman"/>
@@ -7169,18 +6560,7 @@
                 <w:sz w:val="24"/>
                 <w:szCs w:val="24"/>
               </w:rPr>
-              <w:t>Coût</w:t>
-            </w:r>
-            <w:proofErr w:type="spellEnd"/>
-            <w:r>
-              <w:rPr>
-                <w:rFonts w:ascii="Times New Roman" w:eastAsia="Arial,Bold" w:hAnsi="Times New Roman" w:cs="Times New Roman"/>
-                <w:b/>
-                <w:color w:val="FFFFFF"/>
-                <w:sz w:val="24"/>
-                <w:szCs w:val="24"/>
-              </w:rPr>
-              <w:t xml:space="preserve"> total ($)</w:t>
+              <w:t>Coût total ($)</w:t>
             </w:r>
           </w:p>
         </w:tc>
@@ -7593,7 +6973,6 @@
                 <w:szCs w:val="24"/>
               </w:rPr>
             </w:pPr>
-            <w:proofErr w:type="spellStart"/>
             <w:r>
               <w:rPr>
                 <w:rFonts w:ascii="Times New Roman" w:eastAsia="Arial" w:hAnsi="Times New Roman" w:cs="Times New Roman"/>
@@ -7601,29 +6980,8 @@
                 <w:sz w:val="24"/>
                 <w:szCs w:val="24"/>
               </w:rPr>
-              <w:t>Achat</w:t>
-            </w:r>
-            <w:proofErr w:type="spellEnd"/>
-            <w:r>
-              <w:rPr>
-                <w:rFonts w:ascii="Times New Roman" w:eastAsia="Arial" w:hAnsi="Times New Roman" w:cs="Times New Roman"/>
-                <w:color w:val="333333"/>
-                <w:sz w:val="24"/>
-                <w:szCs w:val="24"/>
-              </w:rPr>
-              <w:t xml:space="preserve"> / </w:t>
-            </w:r>
-            <w:proofErr w:type="spellStart"/>
-            <w:r>
-              <w:rPr>
-                <w:rFonts w:ascii="Times New Roman" w:eastAsia="Arial" w:hAnsi="Times New Roman" w:cs="Times New Roman"/>
-                <w:color w:val="333333"/>
-                <w:sz w:val="24"/>
-                <w:szCs w:val="24"/>
-              </w:rPr>
-              <w:t>analyse</w:t>
-            </w:r>
-            <w:proofErr w:type="spellEnd"/>
+              <w:t>Achat / analyse</w:t>
+            </w:r>
           </w:p>
         </w:tc>
         <w:tc>
@@ -7778,19 +7136,8 @@
                 <w:sz w:val="24"/>
                 <w:szCs w:val="24"/>
               </w:rPr>
-              <w:t xml:space="preserve">Modification / </w:t>
-            </w:r>
-            <w:proofErr w:type="spellStart"/>
-            <w:r>
-              <w:rPr>
-                <w:rFonts w:ascii="Times New Roman" w:eastAsia="Arial" w:hAnsi="Times New Roman" w:cs="Times New Roman"/>
-                <w:color w:val="333333"/>
-                <w:sz w:val="24"/>
-                <w:szCs w:val="24"/>
-              </w:rPr>
-              <w:t>développement</w:t>
-            </w:r>
-            <w:proofErr w:type="spellEnd"/>
+              <w:t>Modification / développement</w:t>
+            </w:r>
           </w:p>
         </w:tc>
         <w:tc>
@@ -8386,7 +7733,6 @@
           <w:szCs w:val="24"/>
         </w:rPr>
       </w:pPr>
-      <w:proofErr w:type="spellStart"/>
       <w:r>
         <w:rPr>
           <w:rFonts w:ascii="Times New Roman" w:eastAsia="Arial,Bold" w:hAnsi="Times New Roman" w:cs="Times New Roman"/>
@@ -8395,53 +7741,8 @@
           <w:sz w:val="24"/>
           <w:szCs w:val="24"/>
         </w:rPr>
-        <w:t>Coûts</w:t>
+        <w:t>Coûts récurrents annuels</w:t>
       </w:r>
-      <w:proofErr w:type="spellEnd"/>
-      <w:r>
-        <w:rPr>
-          <w:rFonts w:ascii="Times New Roman" w:eastAsia="Arial,Bold" w:hAnsi="Times New Roman" w:cs="Times New Roman"/>
-          <w:b/>
-          <w:color w:val="333333"/>
-          <w:sz w:val="24"/>
-          <w:szCs w:val="24"/>
-        </w:rPr>
-        <w:t xml:space="preserve"> </w:t>
-      </w:r>
-      <w:proofErr w:type="spellStart"/>
-      <w:r>
-        <w:rPr>
-          <w:rFonts w:ascii="Times New Roman" w:eastAsia="Arial,Bold" w:hAnsi="Times New Roman" w:cs="Times New Roman"/>
-          <w:b/>
-          <w:color w:val="333333"/>
-          <w:sz w:val="24"/>
-          <w:szCs w:val="24"/>
-        </w:rPr>
-        <w:t>récurrents</w:t>
-      </w:r>
-      <w:proofErr w:type="spellEnd"/>
-      <w:r>
-        <w:rPr>
-          <w:rFonts w:ascii="Times New Roman" w:eastAsia="Arial,Bold" w:hAnsi="Times New Roman" w:cs="Times New Roman"/>
-          <w:b/>
-          <w:color w:val="333333"/>
-          <w:sz w:val="24"/>
-          <w:szCs w:val="24"/>
-        </w:rPr>
-        <w:t xml:space="preserve"> </w:t>
-      </w:r>
-      <w:proofErr w:type="spellStart"/>
-      <w:r>
-        <w:rPr>
-          <w:rFonts w:ascii="Times New Roman" w:eastAsia="Arial,Bold" w:hAnsi="Times New Roman" w:cs="Times New Roman"/>
-          <w:b/>
-          <w:color w:val="333333"/>
-          <w:sz w:val="24"/>
-          <w:szCs w:val="24"/>
-        </w:rPr>
-        <w:t>annuels</w:t>
-      </w:r>
-      <w:proofErr w:type="spellEnd"/>
     </w:p>
     <w:tbl>
       <w:tblPr>
@@ -8487,7 +7788,6 @@
                 <w:szCs w:val="24"/>
               </w:rPr>
             </w:pPr>
-            <w:proofErr w:type="spellStart"/>
             <w:r>
               <w:rPr>
                 <w:rFonts w:ascii="Times New Roman" w:eastAsia="Arial" w:hAnsi="Times New Roman" w:cs="Times New Roman"/>
@@ -8498,7 +7798,6 @@
               </w:rPr>
               <w:t>Entretien</w:t>
             </w:r>
-            <w:proofErr w:type="spellEnd"/>
           </w:p>
         </w:tc>
         <w:tc>
@@ -8646,7 +7945,6 @@
                 <w:szCs w:val="24"/>
               </w:rPr>
             </w:pPr>
-            <w:proofErr w:type="spellStart"/>
             <w:r>
               <w:rPr>
                 <w:rFonts w:ascii="Times New Roman" w:eastAsia="Arial" w:hAnsi="Times New Roman" w:cs="Times New Roman"/>
@@ -8654,17 +7952,7 @@
                 <w:sz w:val="24"/>
                 <w:szCs w:val="24"/>
               </w:rPr>
-              <w:t>Soutien</w:t>
-            </w:r>
-            <w:proofErr w:type="spellEnd"/>
-            <w:r>
-              <w:rPr>
-                <w:rFonts w:ascii="Times New Roman" w:eastAsia="Arial" w:hAnsi="Times New Roman" w:cs="Times New Roman"/>
-                <w:color w:val="333333"/>
-                <w:sz w:val="24"/>
-                <w:szCs w:val="24"/>
-              </w:rPr>
-              <w:t xml:space="preserve"> technique</w:t>
+              <w:t>Soutien technique</w:t>
             </w:r>
           </w:p>
         </w:tc>
@@ -8953,51 +8241,7 @@
           <w:sz w:val="24"/>
           <w:szCs w:val="24"/>
         </w:rPr>
-        <w:t xml:space="preserve">6.3 </w:t>
-      </w:r>
-      <w:proofErr w:type="spellStart"/>
-      <w:r>
-        <w:rPr>
-          <w:rFonts w:ascii="Times New Roman" w:eastAsia="Arial,Bold" w:hAnsi="Times New Roman" w:cs="Times New Roman"/>
-          <w:b/>
-          <w:color w:val="333333"/>
-          <w:sz w:val="24"/>
-          <w:szCs w:val="24"/>
-        </w:rPr>
-        <w:t>Analyse</w:t>
-      </w:r>
-      <w:proofErr w:type="spellEnd"/>
-      <w:r>
-        <w:rPr>
-          <w:rFonts w:ascii="Times New Roman" w:eastAsia="Arial,Bold" w:hAnsi="Times New Roman" w:cs="Times New Roman"/>
-          <w:b/>
-          <w:color w:val="333333"/>
-          <w:sz w:val="24"/>
-          <w:szCs w:val="24"/>
-        </w:rPr>
-        <w:t xml:space="preserve"> </w:t>
-      </w:r>
-      <w:proofErr w:type="spellStart"/>
-      <w:r>
-        <w:rPr>
-          <w:rFonts w:ascii="Times New Roman" w:eastAsia="Arial,Bold" w:hAnsi="Times New Roman" w:cs="Times New Roman"/>
-          <w:b/>
-          <w:color w:val="333333"/>
-          <w:sz w:val="24"/>
-          <w:szCs w:val="24"/>
-        </w:rPr>
-        <w:t>bénéfices-coûts</w:t>
-      </w:r>
-      <w:proofErr w:type="spellEnd"/>
-      <w:r>
-        <w:rPr>
-          <w:rFonts w:ascii="Times New Roman" w:eastAsia="Arial,Bold" w:hAnsi="Times New Roman" w:cs="Times New Roman"/>
-          <w:b/>
-          <w:color w:val="333333"/>
-          <w:sz w:val="24"/>
-          <w:szCs w:val="24"/>
-        </w:rPr>
-        <w:t xml:space="preserve"> </w:t>
+        <w:t xml:space="preserve">6.3 Analyse bénéfices-coûts </w:t>
       </w:r>
     </w:p>
     <w:p>
@@ -9020,20 +8264,8 @@
           <w:sz w:val="24"/>
           <w:szCs w:val="24"/>
         </w:rPr>
-        <w:t xml:space="preserve">Première </w:t>
+        <w:t>Première année</w:t>
       </w:r>
-      <w:proofErr w:type="spellStart"/>
-      <w:r>
-        <w:rPr>
-          <w:rFonts w:ascii="Times New Roman" w:eastAsia="Arial,Bold" w:hAnsi="Times New Roman" w:cs="Times New Roman"/>
-          <w:b/>
-          <w:color w:val="333333"/>
-          <w:sz w:val="24"/>
-          <w:szCs w:val="24"/>
-        </w:rPr>
-        <w:t>année</w:t>
-      </w:r>
-      <w:proofErr w:type="spellEnd"/>
     </w:p>
     <w:tbl>
       <w:tblPr>
@@ -9280,7 +8512,6 @@
                 <w:szCs w:val="24"/>
               </w:rPr>
             </w:pPr>
-            <w:proofErr w:type="spellStart"/>
             <w:r>
               <w:rPr>
                 <w:rFonts w:ascii="Times New Roman" w:hAnsi="Times New Roman" w:cs="Times New Roman"/>
@@ -9288,17 +8519,7 @@
                 <w:sz w:val="24"/>
                 <w:szCs w:val="24"/>
               </w:rPr>
-              <w:t>Bénéfices</w:t>
-            </w:r>
-            <w:proofErr w:type="spellEnd"/>
-            <w:r>
-              <w:rPr>
-                <w:rFonts w:ascii="Times New Roman" w:hAnsi="Times New Roman" w:cs="Times New Roman"/>
-                <w:color w:val="333333"/>
-                <w:sz w:val="24"/>
-                <w:szCs w:val="24"/>
-              </w:rPr>
-              <w:t xml:space="preserve"> du personnel (HTG)</w:t>
+              <w:t>Bénéfices du personnel (HTG)</w:t>
             </w:r>
           </w:p>
         </w:tc>
@@ -9481,7 +8702,6 @@
                 <w:szCs w:val="24"/>
               </w:rPr>
             </w:pPr>
-            <w:proofErr w:type="spellStart"/>
             <w:r>
               <w:rPr>
                 <w:rFonts w:ascii="Times New Roman" w:hAnsi="Times New Roman" w:cs="Times New Roman"/>
@@ -9489,37 +8709,7 @@
                 <w:sz w:val="24"/>
                 <w:szCs w:val="24"/>
               </w:rPr>
-              <w:t>Revenus</w:t>
-            </w:r>
-            <w:proofErr w:type="spellEnd"/>
-            <w:r>
-              <w:rPr>
-                <w:rFonts w:ascii="Times New Roman" w:hAnsi="Times New Roman" w:cs="Times New Roman"/>
-                <w:color w:val="333333"/>
-                <w:sz w:val="24"/>
-                <w:szCs w:val="24"/>
-              </w:rPr>
-              <w:t xml:space="preserve"> sur </w:t>
-            </w:r>
-            <w:proofErr w:type="spellStart"/>
-            <w:r>
-              <w:rPr>
-                <w:rFonts w:ascii="Times New Roman" w:hAnsi="Times New Roman" w:cs="Times New Roman"/>
-                <w:color w:val="333333"/>
-                <w:sz w:val="24"/>
-                <w:szCs w:val="24"/>
-              </w:rPr>
-              <w:t>frais</w:t>
-            </w:r>
-            <w:proofErr w:type="spellEnd"/>
-            <w:r>
-              <w:rPr>
-                <w:rFonts w:ascii="Times New Roman" w:hAnsi="Times New Roman" w:cs="Times New Roman"/>
-                <w:color w:val="333333"/>
-                <w:sz w:val="24"/>
-                <w:szCs w:val="24"/>
-              </w:rPr>
-              <w:t xml:space="preserve"> (HTG)</w:t>
+              <w:t>Revenus sur frais (HTG)</w:t>
             </w:r>
           </w:p>
         </w:tc>
@@ -9702,7 +8892,6 @@
                 <w:szCs w:val="24"/>
               </w:rPr>
             </w:pPr>
-            <w:proofErr w:type="spellStart"/>
             <w:r>
               <w:rPr>
                 <w:rFonts w:ascii="Times New Roman" w:hAnsi="Times New Roman" w:cs="Times New Roman"/>
@@ -9710,37 +8899,7 @@
                 <w:sz w:val="24"/>
                 <w:szCs w:val="24"/>
               </w:rPr>
-              <w:t>Autres</w:t>
-            </w:r>
-            <w:proofErr w:type="spellEnd"/>
-            <w:r>
-              <w:rPr>
-                <w:rFonts w:ascii="Times New Roman" w:hAnsi="Times New Roman" w:cs="Times New Roman"/>
-                <w:color w:val="333333"/>
-                <w:sz w:val="24"/>
-                <w:szCs w:val="24"/>
-              </w:rPr>
-              <w:t xml:space="preserve"> </w:t>
-            </w:r>
-            <w:proofErr w:type="spellStart"/>
-            <w:r>
-              <w:rPr>
-                <w:rFonts w:ascii="Times New Roman" w:hAnsi="Times New Roman" w:cs="Times New Roman"/>
-                <w:color w:val="333333"/>
-                <w:sz w:val="24"/>
-                <w:szCs w:val="24"/>
-              </w:rPr>
-              <w:t>bénéfices</w:t>
-            </w:r>
-            <w:proofErr w:type="spellEnd"/>
-            <w:r>
-              <w:rPr>
-                <w:rFonts w:ascii="Times New Roman" w:hAnsi="Times New Roman" w:cs="Times New Roman"/>
-                <w:color w:val="333333"/>
-                <w:sz w:val="24"/>
-                <w:szCs w:val="24"/>
-              </w:rPr>
-              <w:t xml:space="preserve"> (HTG)</w:t>
+              <w:t>Autres bénéfices (HTG)</w:t>
             </w:r>
           </w:p>
         </w:tc>
@@ -9930,27 +9089,7 @@
                 <w:sz w:val="24"/>
                 <w:szCs w:val="24"/>
               </w:rPr>
-              <w:t xml:space="preserve">Total </w:t>
-            </w:r>
-            <w:proofErr w:type="spellStart"/>
-            <w:r>
-              <w:rPr>
-                <w:rFonts w:ascii="Times New Roman" w:hAnsi="Times New Roman" w:cs="Times New Roman"/>
-                <w:color w:val="333333"/>
-                <w:sz w:val="24"/>
-                <w:szCs w:val="24"/>
-              </w:rPr>
-              <w:t>bénéfices</w:t>
-            </w:r>
-            <w:proofErr w:type="spellEnd"/>
-            <w:r>
-              <w:rPr>
-                <w:rFonts w:ascii="Times New Roman" w:hAnsi="Times New Roman" w:cs="Times New Roman"/>
-                <w:color w:val="333333"/>
-                <w:sz w:val="24"/>
-                <w:szCs w:val="24"/>
-              </w:rPr>
-              <w:t xml:space="preserve"> (HTG)</w:t>
+              <w:t>Total bénéfices (HTG)</w:t>
             </w:r>
           </w:p>
         </w:tc>
@@ -10133,7 +9272,6 @@
                 <w:szCs w:val="24"/>
               </w:rPr>
             </w:pPr>
-            <w:proofErr w:type="spellStart"/>
             <w:r>
               <w:rPr>
                 <w:rFonts w:ascii="Times New Roman" w:hAnsi="Times New Roman" w:cs="Times New Roman"/>
@@ -10141,37 +9279,7 @@
                 <w:sz w:val="24"/>
                 <w:szCs w:val="24"/>
               </w:rPr>
-              <w:t>Coûts</w:t>
-            </w:r>
-            <w:proofErr w:type="spellEnd"/>
-            <w:r>
-              <w:rPr>
-                <w:rFonts w:ascii="Times New Roman" w:hAnsi="Times New Roman" w:cs="Times New Roman"/>
-                <w:color w:val="333333"/>
-                <w:sz w:val="24"/>
-                <w:szCs w:val="24"/>
-              </w:rPr>
-              <w:t xml:space="preserve"> </w:t>
-            </w:r>
-            <w:proofErr w:type="spellStart"/>
-            <w:r>
-              <w:rPr>
-                <w:rFonts w:ascii="Times New Roman" w:hAnsi="Times New Roman" w:cs="Times New Roman"/>
-                <w:color w:val="333333"/>
-                <w:sz w:val="24"/>
-                <w:szCs w:val="24"/>
-              </w:rPr>
-              <w:t>récurrents</w:t>
-            </w:r>
-            <w:proofErr w:type="spellEnd"/>
-            <w:r>
-              <w:rPr>
-                <w:rFonts w:ascii="Times New Roman" w:hAnsi="Times New Roman" w:cs="Times New Roman"/>
-                <w:color w:val="333333"/>
-                <w:sz w:val="24"/>
-                <w:szCs w:val="24"/>
-              </w:rPr>
-              <w:t xml:space="preserve"> (HTG)</w:t>
+              <w:t>Coûts récurrents (HTG)</w:t>
             </w:r>
           </w:p>
         </w:tc>
@@ -10354,7 +9462,6 @@
                 <w:szCs w:val="24"/>
               </w:rPr>
             </w:pPr>
-            <w:proofErr w:type="spellStart"/>
             <w:r>
               <w:rPr>
                 <w:rFonts w:ascii="Times New Roman" w:hAnsi="Times New Roman" w:cs="Times New Roman"/>
@@ -10362,37 +9469,7 @@
                 <w:sz w:val="24"/>
                 <w:szCs w:val="24"/>
               </w:rPr>
-              <w:t>Coûts</w:t>
-            </w:r>
-            <w:proofErr w:type="spellEnd"/>
-            <w:r>
-              <w:rPr>
-                <w:rFonts w:ascii="Times New Roman" w:hAnsi="Times New Roman" w:cs="Times New Roman"/>
-                <w:color w:val="333333"/>
-                <w:sz w:val="24"/>
-                <w:szCs w:val="24"/>
-              </w:rPr>
-              <w:t xml:space="preserve"> non </w:t>
-            </w:r>
-            <w:proofErr w:type="spellStart"/>
-            <w:r>
-              <w:rPr>
-                <w:rFonts w:ascii="Times New Roman" w:hAnsi="Times New Roman" w:cs="Times New Roman"/>
-                <w:color w:val="333333"/>
-                <w:sz w:val="24"/>
-                <w:szCs w:val="24"/>
-              </w:rPr>
-              <w:t>récurrents</w:t>
-            </w:r>
-            <w:proofErr w:type="spellEnd"/>
-            <w:r>
-              <w:rPr>
-                <w:rFonts w:ascii="Times New Roman" w:hAnsi="Times New Roman" w:cs="Times New Roman"/>
-                <w:color w:val="333333"/>
-                <w:sz w:val="24"/>
-                <w:szCs w:val="24"/>
-              </w:rPr>
-              <w:t xml:space="preserve"> (HTG)</w:t>
+              <w:t>Coûts non récurrents (HTG)</w:t>
             </w:r>
           </w:p>
         </w:tc>
@@ -10575,7 +9652,6 @@
                 <w:szCs w:val="24"/>
               </w:rPr>
             </w:pPr>
-            <w:proofErr w:type="spellStart"/>
             <w:r>
               <w:rPr>
                 <w:rFonts w:ascii="Times New Roman" w:hAnsi="Times New Roman" w:cs="Times New Roman"/>
@@ -10583,37 +9659,7 @@
                 <w:sz w:val="24"/>
                 <w:szCs w:val="24"/>
               </w:rPr>
-              <w:t>Coût</w:t>
-            </w:r>
-            <w:proofErr w:type="spellEnd"/>
-            <w:r>
-              <w:rPr>
-                <w:rFonts w:ascii="Times New Roman" w:hAnsi="Times New Roman" w:cs="Times New Roman"/>
-                <w:color w:val="333333"/>
-                <w:sz w:val="24"/>
-                <w:szCs w:val="24"/>
-              </w:rPr>
-              <w:t xml:space="preserve"> </w:t>
-            </w:r>
-            <w:proofErr w:type="spellStart"/>
-            <w:r>
-              <w:rPr>
-                <w:rFonts w:ascii="Times New Roman" w:hAnsi="Times New Roman" w:cs="Times New Roman"/>
-                <w:color w:val="333333"/>
-                <w:sz w:val="24"/>
-                <w:szCs w:val="24"/>
-              </w:rPr>
-              <w:t>d’investissement</w:t>
-            </w:r>
-            <w:proofErr w:type="spellEnd"/>
-            <w:r>
-              <w:rPr>
-                <w:rFonts w:ascii="Times New Roman" w:hAnsi="Times New Roman" w:cs="Times New Roman"/>
-                <w:color w:val="333333"/>
-                <w:sz w:val="24"/>
-                <w:szCs w:val="24"/>
-              </w:rPr>
-              <w:t xml:space="preserve"> (HTG)</w:t>
+              <w:t>Coût d’investissement (HTG)</w:t>
             </w:r>
           </w:p>
         </w:tc>
@@ -10803,27 +9849,7 @@
                 <w:sz w:val="24"/>
                 <w:szCs w:val="24"/>
               </w:rPr>
-              <w:t xml:space="preserve">Total </w:t>
-            </w:r>
-            <w:proofErr w:type="spellStart"/>
-            <w:r>
-              <w:rPr>
-                <w:rFonts w:ascii="Times New Roman" w:hAnsi="Times New Roman" w:cs="Times New Roman"/>
-                <w:color w:val="333333"/>
-                <w:sz w:val="24"/>
-                <w:szCs w:val="24"/>
-              </w:rPr>
-              <w:t>coûts</w:t>
-            </w:r>
-            <w:proofErr w:type="spellEnd"/>
-            <w:r>
-              <w:rPr>
-                <w:rFonts w:ascii="Times New Roman" w:hAnsi="Times New Roman" w:cs="Times New Roman"/>
-                <w:color w:val="333333"/>
-                <w:sz w:val="24"/>
-                <w:szCs w:val="24"/>
-              </w:rPr>
-              <w:t xml:space="preserve"> (HTG)</w:t>
+              <w:t>Total coûts (HTG)</w:t>
             </w:r>
           </w:p>
         </w:tc>
@@ -11006,7 +10032,6 @@
                 <w:szCs w:val="24"/>
               </w:rPr>
             </w:pPr>
-            <w:proofErr w:type="spellStart"/>
             <w:r>
               <w:rPr>
                 <w:rFonts w:ascii="Times New Roman" w:hAnsi="Times New Roman" w:cs="Times New Roman"/>
@@ -11014,17 +10039,7 @@
                 <w:sz w:val="24"/>
                 <w:szCs w:val="24"/>
               </w:rPr>
-              <w:t>Bénéfice</w:t>
-            </w:r>
-            <w:proofErr w:type="spellEnd"/>
-            <w:r>
-              <w:rPr>
-                <w:rFonts w:ascii="Times New Roman" w:hAnsi="Times New Roman" w:cs="Times New Roman"/>
-                <w:color w:val="333333"/>
-                <w:sz w:val="24"/>
-                <w:szCs w:val="24"/>
-              </w:rPr>
-              <w:t xml:space="preserve"> net (HTG)</w:t>
+              <w:t>Bénéfice net (HTG)</w:t>
             </w:r>
           </w:p>
         </w:tc>
@@ -11190,7 +10205,6 @@
           <w:szCs w:val="24"/>
         </w:rPr>
       </w:pPr>
-      <w:proofErr w:type="spellStart"/>
       <w:r>
         <w:rPr>
           <w:rFonts w:ascii="Times New Roman" w:eastAsia="Arial,Bold" w:hAnsi="Times New Roman" w:cs="Times New Roman"/>
@@ -11200,31 +10214,8 @@
           <w:szCs w:val="24"/>
         </w:rPr>
         <w:lastRenderedPageBreak/>
-        <w:t>Deuxième</w:t>
+        <w:t>Deuxième année</w:t>
       </w:r>
-      <w:proofErr w:type="spellEnd"/>
-      <w:r>
-        <w:rPr>
-          <w:rFonts w:ascii="Times New Roman" w:eastAsia="Arial,Bold" w:hAnsi="Times New Roman" w:cs="Times New Roman"/>
-          <w:b/>
-          <w:color w:val="333333"/>
-          <w:sz w:val="24"/>
-          <w:szCs w:val="24"/>
-        </w:rPr>
-        <w:t xml:space="preserve"> </w:t>
-      </w:r>
-      <w:proofErr w:type="spellStart"/>
-      <w:r>
-        <w:rPr>
-          <w:rFonts w:ascii="Times New Roman" w:eastAsia="Arial,Bold" w:hAnsi="Times New Roman" w:cs="Times New Roman"/>
-          <w:b/>
-          <w:color w:val="333333"/>
-          <w:sz w:val="24"/>
-          <w:szCs w:val="24"/>
-        </w:rPr>
-        <w:t>année</w:t>
-      </w:r>
-      <w:proofErr w:type="spellEnd"/>
     </w:p>
     <w:tbl>
       <w:tblPr>
@@ -11478,27 +10469,7 @@
                 <w:sz w:val="24"/>
                 <w:szCs w:val="24"/>
               </w:rPr>
-              <w:t xml:space="preserve">Total </w:t>
-            </w:r>
-            <w:proofErr w:type="spellStart"/>
-            <w:r>
-              <w:rPr>
-                <w:rFonts w:ascii="Times New Roman" w:hAnsi="Times New Roman" w:cs="Times New Roman"/>
-                <w:color w:val="333333"/>
-                <w:sz w:val="24"/>
-                <w:szCs w:val="24"/>
-              </w:rPr>
-              <w:t>bénéfices</w:t>
-            </w:r>
-            <w:proofErr w:type="spellEnd"/>
-            <w:r>
-              <w:rPr>
-                <w:rFonts w:ascii="Times New Roman" w:hAnsi="Times New Roman" w:cs="Times New Roman"/>
-                <w:color w:val="333333"/>
-                <w:sz w:val="24"/>
-                <w:szCs w:val="24"/>
-              </w:rPr>
-              <w:t xml:space="preserve"> (HTG)</w:t>
+              <w:t>Total bénéfices (HTG)</w:t>
             </w:r>
           </w:p>
         </w:tc>
@@ -11681,7 +10652,6 @@
                 <w:szCs w:val="24"/>
               </w:rPr>
             </w:pPr>
-            <w:proofErr w:type="spellStart"/>
             <w:r>
               <w:rPr>
                 <w:rFonts w:ascii="Times New Roman" w:hAnsi="Times New Roman" w:cs="Times New Roman"/>
@@ -11689,37 +10659,7 @@
                 <w:sz w:val="24"/>
                 <w:szCs w:val="24"/>
               </w:rPr>
-              <w:t>Coûts</w:t>
-            </w:r>
-            <w:proofErr w:type="spellEnd"/>
-            <w:r>
-              <w:rPr>
-                <w:rFonts w:ascii="Times New Roman" w:hAnsi="Times New Roman" w:cs="Times New Roman"/>
-                <w:color w:val="333333"/>
-                <w:sz w:val="24"/>
-                <w:szCs w:val="24"/>
-              </w:rPr>
-              <w:t xml:space="preserve"> </w:t>
-            </w:r>
-            <w:proofErr w:type="spellStart"/>
-            <w:r>
-              <w:rPr>
-                <w:rFonts w:ascii="Times New Roman" w:hAnsi="Times New Roman" w:cs="Times New Roman"/>
-                <w:color w:val="333333"/>
-                <w:sz w:val="24"/>
-                <w:szCs w:val="24"/>
-              </w:rPr>
-              <w:t>récurrents</w:t>
-            </w:r>
-            <w:proofErr w:type="spellEnd"/>
-            <w:r>
-              <w:rPr>
-                <w:rFonts w:ascii="Times New Roman" w:hAnsi="Times New Roman" w:cs="Times New Roman"/>
-                <w:color w:val="333333"/>
-                <w:sz w:val="24"/>
-                <w:szCs w:val="24"/>
-              </w:rPr>
-              <w:t xml:space="preserve"> (HTG)</w:t>
+              <w:t>Coûts récurrents (HTG)</w:t>
             </w:r>
           </w:p>
         </w:tc>
@@ -11893,7 +10833,6 @@
                 <w:szCs w:val="24"/>
               </w:rPr>
             </w:pPr>
-            <w:proofErr w:type="spellStart"/>
             <w:r>
               <w:rPr>
                 <w:rFonts w:ascii="Times New Roman" w:hAnsi="Times New Roman" w:cs="Times New Roman"/>
@@ -11901,37 +10840,7 @@
                 <w:sz w:val="24"/>
                 <w:szCs w:val="24"/>
               </w:rPr>
-              <w:t>Bénéfice</w:t>
-            </w:r>
-            <w:proofErr w:type="spellEnd"/>
-            <w:r>
-              <w:rPr>
-                <w:rFonts w:ascii="Times New Roman" w:hAnsi="Times New Roman" w:cs="Times New Roman"/>
-                <w:color w:val="333333"/>
-                <w:sz w:val="24"/>
-                <w:szCs w:val="24"/>
-              </w:rPr>
-              <w:t xml:space="preserve"> net </w:t>
-            </w:r>
-            <w:proofErr w:type="spellStart"/>
-            <w:r>
-              <w:rPr>
-                <w:rFonts w:ascii="Times New Roman" w:hAnsi="Times New Roman" w:cs="Times New Roman"/>
-                <w:color w:val="333333"/>
-                <w:sz w:val="24"/>
-                <w:szCs w:val="24"/>
-              </w:rPr>
-              <w:t>cumulé</w:t>
-            </w:r>
-            <w:proofErr w:type="spellEnd"/>
-            <w:r>
-              <w:rPr>
-                <w:rFonts w:ascii="Times New Roman" w:hAnsi="Times New Roman" w:cs="Times New Roman"/>
-                <w:color w:val="333333"/>
-                <w:sz w:val="24"/>
-                <w:szCs w:val="24"/>
-              </w:rPr>
-              <w:t xml:space="preserve"> (HTG)</w:t>
+              <w:t>Bénéfice net cumulé (HTG)</w:t>
             </w:r>
           </w:p>
         </w:tc>
@@ -12322,7 +11231,6 @@
                 <w:szCs w:val="24"/>
               </w:rPr>
             </w:pPr>
-            <w:proofErr w:type="spellStart"/>
             <w:r>
               <w:rPr>
                 <w:rFonts w:ascii="Times New Roman" w:hAnsi="Times New Roman" w:cs="Times New Roman"/>
@@ -12330,37 +11238,7 @@
                 <w:sz w:val="24"/>
                 <w:szCs w:val="24"/>
               </w:rPr>
-              <w:t>Bénéfice</w:t>
-            </w:r>
-            <w:proofErr w:type="spellEnd"/>
-            <w:r>
-              <w:rPr>
-                <w:rFonts w:ascii="Times New Roman" w:hAnsi="Times New Roman" w:cs="Times New Roman"/>
-                <w:color w:val="333333"/>
-                <w:sz w:val="24"/>
-                <w:szCs w:val="24"/>
-              </w:rPr>
-              <w:t xml:space="preserve"> net </w:t>
-            </w:r>
-            <w:proofErr w:type="spellStart"/>
-            <w:r>
-              <w:rPr>
-                <w:rFonts w:ascii="Times New Roman" w:hAnsi="Times New Roman" w:cs="Times New Roman"/>
-                <w:color w:val="333333"/>
-                <w:sz w:val="24"/>
-                <w:szCs w:val="24"/>
-              </w:rPr>
-              <w:t>annuel</w:t>
-            </w:r>
-            <w:proofErr w:type="spellEnd"/>
-            <w:r>
-              <w:rPr>
-                <w:rFonts w:ascii="Times New Roman" w:hAnsi="Times New Roman" w:cs="Times New Roman"/>
-                <w:color w:val="333333"/>
-                <w:sz w:val="24"/>
-                <w:szCs w:val="24"/>
-              </w:rPr>
-              <w:t xml:space="preserve"> (HTG)</w:t>
+              <w:t>Bénéfice net annuel (HTG)</w:t>
             </w:r>
           </w:p>
         </w:tc>
@@ -12534,73 +11412,7 @@
           <w:sz w:val="24"/>
           <w:szCs w:val="24"/>
         </w:rPr>
-        <w:t xml:space="preserve">7. </w:t>
-      </w:r>
-      <w:proofErr w:type="spellStart"/>
-      <w:r>
-        <w:rPr>
-          <w:rFonts w:ascii="Times New Roman" w:eastAsia="Arial,Bold" w:hAnsi="Times New Roman" w:cs="Times New Roman"/>
-          <w:b/>
-          <w:color w:val="333333"/>
-          <w:sz w:val="24"/>
-          <w:szCs w:val="24"/>
-        </w:rPr>
-        <w:t>Faisabilité</w:t>
-      </w:r>
-      <w:proofErr w:type="spellEnd"/>
-      <w:r>
-        <w:rPr>
-          <w:rFonts w:ascii="Times New Roman" w:eastAsia="Arial,Bold" w:hAnsi="Times New Roman" w:cs="Times New Roman"/>
-          <w:b/>
-          <w:color w:val="333333"/>
-          <w:sz w:val="24"/>
-          <w:szCs w:val="24"/>
-        </w:rPr>
-        <w:t xml:space="preserve"> et </w:t>
-      </w:r>
-      <w:proofErr w:type="spellStart"/>
-      <w:r>
-        <w:rPr>
-          <w:rFonts w:ascii="Times New Roman" w:eastAsia="Arial,Bold" w:hAnsi="Times New Roman" w:cs="Times New Roman"/>
-          <w:b/>
-          <w:color w:val="333333"/>
-          <w:sz w:val="24"/>
-          <w:szCs w:val="24"/>
-        </w:rPr>
-        <w:t>risques</w:t>
-      </w:r>
-      <w:proofErr w:type="spellEnd"/>
-      <w:r>
-        <w:rPr>
-          <w:rFonts w:ascii="Times New Roman" w:eastAsia="Arial,Bold" w:hAnsi="Times New Roman" w:cs="Times New Roman"/>
-          <w:b/>
-          <w:color w:val="333333"/>
-          <w:sz w:val="24"/>
-          <w:szCs w:val="24"/>
-        </w:rPr>
-        <w:t xml:space="preserve"> </w:t>
-      </w:r>
-      <w:proofErr w:type="spellStart"/>
-      <w:r>
-        <w:rPr>
-          <w:rFonts w:ascii="Times New Roman" w:eastAsia="Arial,Bold" w:hAnsi="Times New Roman" w:cs="Times New Roman"/>
-          <w:b/>
-          <w:color w:val="333333"/>
-          <w:sz w:val="24"/>
-          <w:szCs w:val="24"/>
-        </w:rPr>
-        <w:t>technologiques</w:t>
-      </w:r>
-      <w:proofErr w:type="spellEnd"/>
-      <w:r>
-        <w:rPr>
-          <w:rFonts w:ascii="Times New Roman" w:eastAsia="Arial,Bold" w:hAnsi="Times New Roman" w:cs="Times New Roman"/>
-          <w:b/>
-          <w:color w:val="333333"/>
-          <w:sz w:val="24"/>
-          <w:szCs w:val="24"/>
-        </w:rPr>
-        <w:t xml:space="preserve"> </w:t>
+        <w:t xml:space="preserve">7. Faisabilité et risques technologiques </w:t>
       </w:r>
     </w:p>
     <w:tbl>
@@ -12690,7 +11502,6 @@
                 <w:szCs w:val="24"/>
               </w:rPr>
             </w:pPr>
-            <w:proofErr w:type="spellStart"/>
             <w:r>
               <w:rPr>
                 <w:rFonts w:ascii="Times New Roman" w:eastAsia="Arial,Bold" w:hAnsi="Times New Roman" w:cs="Times New Roman"/>
@@ -12701,7 +11512,6 @@
               </w:rPr>
               <w:t>Faisabilité</w:t>
             </w:r>
-            <w:proofErr w:type="spellEnd"/>
           </w:p>
         </w:tc>
         <w:tc>
@@ -12733,7 +11543,6 @@
                 <w:szCs w:val="24"/>
               </w:rPr>
             </w:pPr>
-            <w:proofErr w:type="spellStart"/>
             <w:r>
               <w:rPr>
                 <w:rFonts w:ascii="Times New Roman" w:eastAsia="Arial,Bold" w:hAnsi="Times New Roman" w:cs="Times New Roman"/>
@@ -12742,31 +11551,8 @@
                 <w:sz w:val="24"/>
                 <w:szCs w:val="24"/>
               </w:rPr>
-              <w:t>Risques</w:t>
-            </w:r>
-            <w:proofErr w:type="spellEnd"/>
-            <w:r>
-              <w:rPr>
-                <w:rFonts w:ascii="Times New Roman" w:eastAsia="Arial,Bold" w:hAnsi="Times New Roman" w:cs="Times New Roman"/>
-                <w:b/>
-                <w:color w:val="FFFFFF"/>
-                <w:sz w:val="24"/>
-                <w:szCs w:val="24"/>
-              </w:rPr>
-              <w:t xml:space="preserve"> </w:t>
-            </w:r>
-            <w:proofErr w:type="spellStart"/>
-            <w:r>
-              <w:rPr>
-                <w:rFonts w:ascii="Times New Roman" w:eastAsia="Arial,Bold" w:hAnsi="Times New Roman" w:cs="Times New Roman"/>
-                <w:b/>
-                <w:color w:val="FFFFFF"/>
-                <w:sz w:val="24"/>
-                <w:szCs w:val="24"/>
-              </w:rPr>
-              <w:t>principaux</w:t>
-            </w:r>
-            <w:proofErr w:type="spellEnd"/>
+              <w:t>Risques principaux</w:t>
+            </w:r>
           </w:p>
         </w:tc>
         <w:tc>
@@ -12798,7 +11584,6 @@
                 <w:szCs w:val="24"/>
               </w:rPr>
             </w:pPr>
-            <w:proofErr w:type="spellStart"/>
             <w:r>
               <w:rPr>
                 <w:rFonts w:ascii="Times New Roman" w:eastAsia="Arial,Bold" w:hAnsi="Times New Roman" w:cs="Times New Roman"/>
@@ -12807,31 +11592,8 @@
                 <w:sz w:val="24"/>
                 <w:szCs w:val="24"/>
               </w:rPr>
-              <w:t>Niveau</w:t>
-            </w:r>
-            <w:proofErr w:type="spellEnd"/>
-            <w:r>
-              <w:rPr>
-                <w:rFonts w:ascii="Times New Roman" w:eastAsia="Arial,Bold" w:hAnsi="Times New Roman" w:cs="Times New Roman"/>
-                <w:b/>
-                <w:color w:val="FFFFFF"/>
-                <w:sz w:val="24"/>
-                <w:szCs w:val="24"/>
-              </w:rPr>
-              <w:t xml:space="preserve"> de </w:t>
-            </w:r>
-            <w:proofErr w:type="spellStart"/>
-            <w:r>
-              <w:rPr>
-                <w:rFonts w:ascii="Times New Roman" w:eastAsia="Arial,Bold" w:hAnsi="Times New Roman" w:cs="Times New Roman"/>
-                <w:b/>
-                <w:color w:val="FFFFFF"/>
-                <w:sz w:val="24"/>
-                <w:szCs w:val="24"/>
-              </w:rPr>
-              <w:t>risque</w:t>
-            </w:r>
-            <w:proofErr w:type="spellEnd"/>
+              <w:t>Niveau de risque</w:t>
+            </w:r>
           </w:p>
         </w:tc>
       </w:tr>
@@ -12877,7 +11639,6 @@
               </w:rPr>
               <w:t xml:space="preserve">Solution 1 (non </w:t>
             </w:r>
-            <w:proofErr w:type="spellStart"/>
             <w:r>
               <w:rPr>
                 <w:rFonts w:ascii="Times New Roman" w:eastAsia="Arial" w:hAnsi="Times New Roman" w:cs="Times New Roman"/>
@@ -12885,17 +11646,7 @@
                 <w:sz w:val="24"/>
                 <w:szCs w:val="24"/>
               </w:rPr>
-              <w:t>informatique</w:t>
-            </w:r>
-            <w:proofErr w:type="spellEnd"/>
-            <w:r>
-              <w:rPr>
-                <w:rFonts w:ascii="Times New Roman" w:eastAsia="Arial" w:hAnsi="Times New Roman" w:cs="Times New Roman"/>
-                <w:color w:val="333333"/>
-                <w:sz w:val="24"/>
-                <w:szCs w:val="24"/>
-              </w:rPr>
-              <w:t>)</w:t>
+              <w:t>informatique)</w:t>
             </w:r>
           </w:p>
         </w:tc>
@@ -12998,7 +11749,6 @@
                 <w:szCs w:val="24"/>
               </w:rPr>
             </w:pPr>
-            <w:proofErr w:type="spellStart"/>
             <w:r>
               <w:rPr>
                 <w:rFonts w:ascii="Times New Roman" w:hAnsi="Times New Roman" w:cs="Times New Roman"/>
@@ -13008,7 +11758,6 @@
               </w:rPr>
               <w:t>Élevé</w:t>
             </w:r>
-            <w:proofErr w:type="spellEnd"/>
           </w:p>
         </w:tc>
       </w:tr>
@@ -13052,27 +11801,7 @@
                 <w:sz w:val="24"/>
                 <w:szCs w:val="24"/>
               </w:rPr>
-              <w:t>Solution 2 (</w:t>
-            </w:r>
-            <w:proofErr w:type="spellStart"/>
-            <w:r>
-              <w:rPr>
-                <w:rFonts w:ascii="Times New Roman" w:eastAsia="Arial" w:hAnsi="Times New Roman" w:cs="Times New Roman"/>
-                <w:color w:val="333333"/>
-                <w:sz w:val="24"/>
-                <w:szCs w:val="24"/>
-              </w:rPr>
-              <w:t>progiciel</w:t>
-            </w:r>
-            <w:proofErr w:type="spellEnd"/>
-            <w:r>
-              <w:rPr>
-                <w:rFonts w:ascii="Times New Roman" w:eastAsia="Arial" w:hAnsi="Times New Roman" w:cs="Times New Roman"/>
-                <w:color w:val="333333"/>
-                <w:sz w:val="24"/>
-                <w:szCs w:val="24"/>
-              </w:rPr>
-              <w:t xml:space="preserve"> standard)</w:t>
+              <w:t>Solution 2 (progiciel standard)</w:t>
             </w:r>
           </w:p>
         </w:tc>
@@ -13101,7 +11830,6 @@
                 <w:szCs w:val="24"/>
               </w:rPr>
             </w:pPr>
-            <w:proofErr w:type="spellStart"/>
             <w:r>
               <w:rPr>
                 <w:rFonts w:ascii="Times New Roman" w:hAnsi="Times New Roman" w:cs="Times New Roman"/>
@@ -13111,7 +11839,6 @@
               </w:rPr>
               <w:t>Moyenne</w:t>
             </w:r>
-            <w:proofErr w:type="spellEnd"/>
           </w:p>
         </w:tc>
         <w:tc>
@@ -13156,47 +11883,7 @@
                 <w:sz w:val="24"/>
                 <w:szCs w:val="24"/>
               </w:rPr>
-              <w:t xml:space="preserve">(Plan de contingence: </w:t>
-            </w:r>
-            <w:proofErr w:type="spellStart"/>
-            <w:r>
-              <w:rPr>
-                <w:rFonts w:ascii="Times New Roman" w:hAnsi="Times New Roman" w:cs="Times New Roman"/>
-                <w:color w:val="333333"/>
-                <w:sz w:val="24"/>
-                <w:szCs w:val="24"/>
-              </w:rPr>
-              <w:t>Connexion</w:t>
-            </w:r>
-            <w:proofErr w:type="spellEnd"/>
-            <w:r>
-              <w:rPr>
-                <w:rFonts w:ascii="Times New Roman" w:hAnsi="Times New Roman" w:cs="Times New Roman"/>
-                <w:color w:val="333333"/>
-                <w:sz w:val="24"/>
-                <w:szCs w:val="24"/>
-              </w:rPr>
-              <w:t xml:space="preserve"> satellite </w:t>
-            </w:r>
-            <w:proofErr w:type="spellStart"/>
-            <w:r>
-              <w:rPr>
-                <w:rFonts w:ascii="Times New Roman" w:hAnsi="Times New Roman" w:cs="Times New Roman"/>
-                <w:color w:val="333333"/>
-                <w:sz w:val="24"/>
-                <w:szCs w:val="24"/>
-              </w:rPr>
-              <w:t>coûteuse</w:t>
-            </w:r>
-            <w:proofErr w:type="spellEnd"/>
-            <w:r>
-              <w:rPr>
-                <w:rFonts w:ascii="Times New Roman" w:hAnsi="Times New Roman" w:cs="Times New Roman"/>
-                <w:color w:val="333333"/>
-                <w:sz w:val="24"/>
-                <w:szCs w:val="24"/>
-              </w:rPr>
-              <w:t>).</w:t>
+              <w:t>(Plan de contingence: Connexion satellite coûteuse).</w:t>
             </w:r>
           </w:p>
         </w:tc>
@@ -13225,7 +11912,6 @@
                 <w:szCs w:val="24"/>
               </w:rPr>
             </w:pPr>
-            <w:proofErr w:type="spellStart"/>
             <w:r>
               <w:rPr>
                 <w:rFonts w:ascii="Times New Roman" w:hAnsi="Times New Roman" w:cs="Times New Roman"/>
@@ -13235,7 +11921,6 @@
               </w:rPr>
               <w:t>Moyen</w:t>
             </w:r>
-            <w:proofErr w:type="spellEnd"/>
           </w:p>
         </w:tc>
       </w:tr>
@@ -13279,47 +11964,7 @@
                 <w:sz w:val="24"/>
                 <w:szCs w:val="24"/>
               </w:rPr>
-              <w:t>Solution 3 (</w:t>
-            </w:r>
-            <w:proofErr w:type="spellStart"/>
-            <w:r>
-              <w:rPr>
-                <w:rFonts w:ascii="Times New Roman" w:eastAsia="Arial" w:hAnsi="Times New Roman" w:cs="Times New Roman"/>
-                <w:color w:val="333333"/>
-                <w:sz w:val="24"/>
-                <w:szCs w:val="24"/>
-              </w:rPr>
-              <w:t>progiciel</w:t>
-            </w:r>
-            <w:proofErr w:type="spellEnd"/>
-            <w:r>
-              <w:rPr>
-                <w:rFonts w:ascii="Times New Roman" w:eastAsia="Arial" w:hAnsi="Times New Roman" w:cs="Times New Roman"/>
-                <w:color w:val="333333"/>
-                <w:sz w:val="24"/>
-                <w:szCs w:val="24"/>
-              </w:rPr>
-              <w:t xml:space="preserve"> </w:t>
-            </w:r>
-            <w:proofErr w:type="spellStart"/>
-            <w:r>
-              <w:rPr>
-                <w:rFonts w:ascii="Times New Roman" w:eastAsia="Arial" w:hAnsi="Times New Roman" w:cs="Times New Roman"/>
-                <w:color w:val="333333"/>
-                <w:sz w:val="24"/>
-                <w:szCs w:val="24"/>
-              </w:rPr>
-              <w:t>adapté</w:t>
-            </w:r>
-            <w:proofErr w:type="spellEnd"/>
-            <w:r>
-              <w:rPr>
-                <w:rFonts w:ascii="Times New Roman" w:eastAsia="Arial" w:hAnsi="Times New Roman" w:cs="Times New Roman"/>
-                <w:color w:val="333333"/>
-                <w:sz w:val="24"/>
-                <w:szCs w:val="24"/>
-              </w:rPr>
-              <w:t>)</w:t>
+              <w:t>Solution 3 (progiciel adapté)</w:t>
             </w:r>
           </w:p>
         </w:tc>
@@ -13348,7 +11993,6 @@
                 <w:szCs w:val="24"/>
               </w:rPr>
             </w:pPr>
-            <w:proofErr w:type="spellStart"/>
             <w:r>
               <w:rPr>
                 <w:rFonts w:ascii="Times New Roman" w:hAnsi="Times New Roman" w:cs="Times New Roman"/>
@@ -13356,17 +12000,7 @@
                 <w:sz w:val="24"/>
                 <w:szCs w:val="24"/>
               </w:rPr>
-              <w:t>Moyenne</w:t>
-            </w:r>
-            <w:proofErr w:type="spellEnd"/>
-            <w:r>
-              <w:rPr>
-                <w:rFonts w:ascii="Times New Roman" w:hAnsi="Times New Roman" w:cs="Times New Roman"/>
-                <w:color w:val="333333"/>
-                <w:sz w:val="24"/>
-                <w:szCs w:val="24"/>
-              </w:rPr>
-              <w:t xml:space="preserve"> à Haute</w:t>
+              <w:t>Moyenne à Haute</w:t>
             </w:r>
           </w:p>
         </w:tc>
@@ -13412,67 +12046,7 @@
                 <w:sz w:val="24"/>
                 <w:szCs w:val="24"/>
               </w:rPr>
-              <w:t xml:space="preserve">(Plan de contingence: </w:t>
-            </w:r>
-            <w:proofErr w:type="spellStart"/>
-            <w:r>
-              <w:rPr>
-                <w:rFonts w:ascii="Times New Roman" w:hAnsi="Times New Roman" w:cs="Times New Roman"/>
-                <w:color w:val="333333"/>
-                <w:sz w:val="24"/>
-                <w:szCs w:val="24"/>
-              </w:rPr>
-              <w:t>Recours</w:t>
-            </w:r>
-            <w:proofErr w:type="spellEnd"/>
-            <w:r>
-              <w:rPr>
-                <w:rFonts w:ascii="Times New Roman" w:hAnsi="Times New Roman" w:cs="Times New Roman"/>
-                <w:color w:val="333333"/>
-                <w:sz w:val="24"/>
-                <w:szCs w:val="24"/>
-              </w:rPr>
-              <w:t xml:space="preserve"> à un </w:t>
-            </w:r>
-            <w:proofErr w:type="spellStart"/>
-            <w:r>
-              <w:rPr>
-                <w:rFonts w:ascii="Times New Roman" w:hAnsi="Times New Roman" w:cs="Times New Roman"/>
-                <w:color w:val="333333"/>
-                <w:sz w:val="24"/>
-                <w:szCs w:val="24"/>
-              </w:rPr>
-              <w:t>intégrateur</w:t>
-            </w:r>
-            <w:proofErr w:type="spellEnd"/>
-            <w:r>
-              <w:rPr>
-                <w:rFonts w:ascii="Times New Roman" w:hAnsi="Times New Roman" w:cs="Times New Roman"/>
-                <w:color w:val="333333"/>
-                <w:sz w:val="24"/>
-                <w:szCs w:val="24"/>
-              </w:rPr>
-              <w:t xml:space="preserve"> </w:t>
-            </w:r>
-            <w:proofErr w:type="spellStart"/>
-            <w:r>
-              <w:rPr>
-                <w:rFonts w:ascii="Times New Roman" w:hAnsi="Times New Roman" w:cs="Times New Roman"/>
-                <w:color w:val="333333"/>
-                <w:sz w:val="24"/>
-                <w:szCs w:val="24"/>
-              </w:rPr>
-              <w:t>spécialisé</w:t>
-            </w:r>
-            <w:proofErr w:type="spellEnd"/>
-            <w:r>
-              <w:rPr>
-                <w:rFonts w:ascii="Times New Roman" w:hAnsi="Times New Roman" w:cs="Times New Roman"/>
-                <w:color w:val="333333"/>
-                <w:sz w:val="24"/>
-                <w:szCs w:val="24"/>
-              </w:rPr>
-              <w:t>).</w:t>
+              <w:t>(Plan de contingence: Recours à un intégrateur spécialisé).</w:t>
             </w:r>
           </w:p>
         </w:tc>
@@ -13501,7 +12075,6 @@
                 <w:szCs w:val="24"/>
               </w:rPr>
             </w:pPr>
-            <w:proofErr w:type="spellStart"/>
             <w:r>
               <w:rPr>
                 <w:rFonts w:ascii="Times New Roman" w:hAnsi="Times New Roman" w:cs="Times New Roman"/>
@@ -13511,7 +12084,6 @@
               </w:rPr>
               <w:t>Moyen</w:t>
             </w:r>
-            <w:proofErr w:type="spellEnd"/>
           </w:p>
         </w:tc>
       </w:tr>
@@ -13573,47 +12145,7 @@
                 <w:sz w:val="24"/>
                 <w:szCs w:val="24"/>
               </w:rPr>
-              <w:t>(</w:t>
-            </w:r>
-            <w:proofErr w:type="spellStart"/>
-            <w:r>
-              <w:rPr>
-                <w:rFonts w:ascii="Times New Roman" w:eastAsia="Arial" w:hAnsi="Times New Roman" w:cs="Times New Roman"/>
-                <w:color w:val="333333"/>
-                <w:sz w:val="24"/>
-                <w:szCs w:val="24"/>
-              </w:rPr>
-              <w:t>développement</w:t>
-            </w:r>
-            <w:proofErr w:type="spellEnd"/>
-            <w:r>
-              <w:rPr>
-                <w:rFonts w:ascii="Times New Roman" w:eastAsia="Arial" w:hAnsi="Times New Roman" w:cs="Times New Roman"/>
-                <w:color w:val="333333"/>
-                <w:sz w:val="24"/>
-                <w:szCs w:val="24"/>
-              </w:rPr>
-              <w:t xml:space="preserve"> sur </w:t>
-            </w:r>
-            <w:proofErr w:type="spellStart"/>
-            <w:r>
-              <w:rPr>
-                <w:rFonts w:ascii="Times New Roman" w:eastAsia="Arial" w:hAnsi="Times New Roman" w:cs="Times New Roman"/>
-                <w:color w:val="333333"/>
-                <w:sz w:val="24"/>
-                <w:szCs w:val="24"/>
-              </w:rPr>
-              <w:t>mesure</w:t>
-            </w:r>
-            <w:proofErr w:type="spellEnd"/>
-            <w:r>
-              <w:rPr>
-                <w:rFonts w:ascii="Times New Roman" w:eastAsia="Arial" w:hAnsi="Times New Roman" w:cs="Times New Roman"/>
-                <w:color w:val="333333"/>
-                <w:sz w:val="24"/>
-                <w:szCs w:val="24"/>
-              </w:rPr>
-              <w:t>)</w:t>
+              <w:t>(développement sur mesure)</w:t>
             </w:r>
           </w:p>
         </w:tc>
@@ -13716,7 +12248,6 @@
                 <w:szCs w:val="24"/>
               </w:rPr>
             </w:pPr>
-            <w:proofErr w:type="spellStart"/>
             <w:r>
               <w:rPr>
                 <w:rFonts w:ascii="Times New Roman" w:hAnsi="Times New Roman" w:cs="Times New Roman"/>
@@ -13724,29 +12255,8 @@
                 <w:sz w:val="24"/>
                 <w:szCs w:val="24"/>
               </w:rPr>
-              <w:t>Faible</w:t>
-            </w:r>
-            <w:proofErr w:type="spellEnd"/>
-            <w:r>
-              <w:rPr>
-                <w:rFonts w:ascii="Times New Roman" w:hAnsi="Times New Roman" w:cs="Times New Roman"/>
-                <w:color w:val="333333"/>
-                <w:sz w:val="24"/>
-                <w:szCs w:val="24"/>
-              </w:rPr>
-              <w:t xml:space="preserve"> à </w:t>
-            </w:r>
-            <w:proofErr w:type="spellStart"/>
-            <w:r>
-              <w:rPr>
-                <w:rFonts w:ascii="Times New Roman" w:hAnsi="Times New Roman" w:cs="Times New Roman"/>
-                <w:color w:val="333333"/>
-                <w:sz w:val="24"/>
-                <w:szCs w:val="24"/>
-              </w:rPr>
-              <w:t>Moyen</w:t>
-            </w:r>
-            <w:proofErr w:type="spellEnd"/>
+              <w:t>Faible à Moyen</w:t>
+            </w:r>
           </w:p>
         </w:tc>
       </w:tr>
@@ -13830,7 +12340,6 @@
           <w:lang w:val="fr-FR"/>
         </w:rPr>
       </w:pPr>
-      <w:proofErr w:type="gramStart"/>
       <w:r>
         <w:rPr>
           <w:rFonts w:ascii="Times New Roman" w:eastAsia="Arial" w:hAnsi="Times New Roman" w:cs="Times New Roman"/>
@@ -13839,18 +12348,7 @@
           <w:szCs w:val="24"/>
           <w:lang w:val="fr-FR"/>
         </w:rPr>
-        <w:t>recommandée</w:t>
-      </w:r>
-      <w:proofErr w:type="gramEnd"/>
-      <w:r>
-        <w:rPr>
-          <w:rFonts w:ascii="Times New Roman" w:eastAsia="Arial" w:hAnsi="Times New Roman" w:cs="Times New Roman"/>
-          <w:color w:val="333333"/>
-          <w:sz w:val="24"/>
-          <w:szCs w:val="24"/>
-          <w:lang w:val="fr-FR"/>
-        </w:rPr>
-        <w:t xml:space="preserve"> en s’appuyant sur l’analyse coûts-bénéfices et l’évaluation des risques des </w:t>
+        <w:t xml:space="preserve">recommandée en s’appuyant sur l’analyse coûts-bénéfices et l’évaluation des risques des </w:t>
       </w:r>
     </w:p>
     <w:p>
@@ -13866,7 +12364,6 @@
           <w:lang w:val="fr-FR"/>
         </w:rPr>
       </w:pPr>
-      <w:proofErr w:type="gramStart"/>
       <w:r>
         <w:rPr>
           <w:rFonts w:ascii="Times New Roman" w:eastAsia="Arial" w:hAnsi="Times New Roman" w:cs="Times New Roman"/>
@@ -13875,18 +12372,7 @@
           <w:szCs w:val="24"/>
           <w:lang w:val="fr-FR"/>
         </w:rPr>
-        <w:t>sections</w:t>
-      </w:r>
-      <w:proofErr w:type="gramEnd"/>
-      <w:r>
-        <w:rPr>
-          <w:rFonts w:ascii="Times New Roman" w:eastAsia="Arial" w:hAnsi="Times New Roman" w:cs="Times New Roman"/>
-          <w:color w:val="333333"/>
-          <w:sz w:val="24"/>
-          <w:szCs w:val="24"/>
-          <w:lang w:val="fr-FR"/>
-        </w:rPr>
-        <w:t xml:space="preserve"> précédentes.</w:t>
+        <w:t>sections précédentes.</w:t>
       </w:r>
     </w:p>
     <w:p>
@@ -14393,7 +12879,6 @@
                 <w:szCs w:val="24"/>
               </w:rPr>
             </w:pPr>
-            <w:proofErr w:type="spellStart"/>
             <w:r>
               <w:rPr>
                 <w:rFonts w:ascii="Times New Roman" w:eastAsia="Arial,Bold" w:hAnsi="Times New Roman" w:cs="Times New Roman"/>
@@ -14402,40 +12887,7 @@
                 <w:sz w:val="24"/>
                 <w:szCs w:val="24"/>
               </w:rPr>
-              <w:t>Responsable</w:t>
-            </w:r>
-            <w:proofErr w:type="spellEnd"/>
-            <w:r>
-              <w:rPr>
-                <w:rFonts w:ascii="Times New Roman" w:eastAsia="Arial,Bold" w:hAnsi="Times New Roman" w:cs="Times New Roman"/>
-                <w:b/>
-                <w:color w:val="FFFFFF"/>
-                <w:sz w:val="24"/>
-                <w:szCs w:val="24"/>
-              </w:rPr>
-              <w:t xml:space="preserve"> (</w:t>
-            </w:r>
-            <w:proofErr w:type="spellStart"/>
-            <w:r>
-              <w:rPr>
-                <w:rFonts w:ascii="Times New Roman" w:eastAsia="Arial,Bold" w:hAnsi="Times New Roman" w:cs="Times New Roman"/>
-                <w:b/>
-                <w:color w:val="FFFFFF"/>
-                <w:sz w:val="24"/>
-                <w:szCs w:val="24"/>
-              </w:rPr>
-              <w:t>rôle</w:t>
-            </w:r>
-            <w:proofErr w:type="spellEnd"/>
-            <w:r>
-              <w:rPr>
-                <w:rFonts w:ascii="Times New Roman" w:eastAsia="Arial,Bold" w:hAnsi="Times New Roman" w:cs="Times New Roman"/>
-                <w:b/>
-                <w:color w:val="FFFFFF"/>
-                <w:sz w:val="24"/>
-                <w:szCs w:val="24"/>
-              </w:rPr>
-              <w:t>)</w:t>
+              <w:t>Responsable (rôle)</w:t>
             </w:r>
           </w:p>
         </w:tc>
@@ -14468,7 +12920,6 @@
                 <w:szCs w:val="24"/>
               </w:rPr>
             </w:pPr>
-            <w:proofErr w:type="spellStart"/>
             <w:r>
               <w:rPr>
                 <w:rFonts w:ascii="Times New Roman" w:eastAsia="Arial,Bold" w:hAnsi="Times New Roman" w:cs="Times New Roman"/>
@@ -14477,62 +12928,7 @@
                 <w:sz w:val="24"/>
                 <w:szCs w:val="24"/>
               </w:rPr>
-              <w:t>Firme</w:t>
-            </w:r>
-            <w:proofErr w:type="spellEnd"/>
-            <w:r>
-              <w:rPr>
-                <w:rFonts w:ascii="Times New Roman" w:eastAsia="Arial,Bold" w:hAnsi="Times New Roman" w:cs="Times New Roman"/>
-                <w:b/>
-                <w:color w:val="FFFFFF"/>
-                <w:sz w:val="24"/>
-                <w:szCs w:val="24"/>
-              </w:rPr>
-              <w:t xml:space="preserve"> </w:t>
-            </w:r>
-            <w:proofErr w:type="spellStart"/>
-            <w:r>
-              <w:rPr>
-                <w:rFonts w:ascii="Times New Roman" w:eastAsia="Arial,Bold" w:hAnsi="Times New Roman" w:cs="Times New Roman"/>
-                <w:b/>
-                <w:color w:val="FFFFFF"/>
-                <w:sz w:val="24"/>
-                <w:szCs w:val="24"/>
-              </w:rPr>
-              <w:t>mandataire</w:t>
-            </w:r>
-            <w:proofErr w:type="spellEnd"/>
-            <w:r>
-              <w:rPr>
-                <w:rFonts w:ascii="Times New Roman" w:eastAsia="Arial,Bold" w:hAnsi="Times New Roman" w:cs="Times New Roman"/>
-                <w:b/>
-                <w:color w:val="FFFFFF"/>
-                <w:sz w:val="24"/>
-                <w:szCs w:val="24"/>
-              </w:rPr>
-              <w:t xml:space="preserve"> (</w:t>
-            </w:r>
-            <w:proofErr w:type="spellStart"/>
-            <w:r>
-              <w:rPr>
-                <w:rFonts w:ascii="Times New Roman" w:eastAsia="Arial,Bold" w:hAnsi="Times New Roman" w:cs="Times New Roman"/>
-                <w:b/>
-                <w:color w:val="FFFFFF"/>
-                <w:sz w:val="24"/>
-                <w:szCs w:val="24"/>
-              </w:rPr>
-              <w:t>rôle</w:t>
-            </w:r>
-            <w:proofErr w:type="spellEnd"/>
-            <w:r>
-              <w:rPr>
-                <w:rFonts w:ascii="Times New Roman" w:eastAsia="Arial,Bold" w:hAnsi="Times New Roman" w:cs="Times New Roman"/>
-                <w:b/>
-                <w:color w:val="FFFFFF"/>
-                <w:sz w:val="24"/>
-                <w:szCs w:val="24"/>
-              </w:rPr>
-              <w:t>)</w:t>
+              <w:t>Firme mandataire (rôle)</w:t>
             </w:r>
           </w:p>
         </w:tc>
@@ -14635,29 +13031,7 @@
                 <w:lang w:val="fr-FR"/>
               </w:rPr>
               <w:br/>
-              <w:t xml:space="preserve">Billy </w:t>
-            </w:r>
-            <w:proofErr w:type="spellStart"/>
-            <w:r>
-              <w:rPr>
-                <w:rFonts w:ascii="Times New Roman" w:hAnsi="Times New Roman" w:cs="Times New Roman"/>
-                <w:color w:val="333333"/>
-                <w:sz w:val="24"/>
-                <w:szCs w:val="24"/>
-                <w:lang w:val="fr-FR"/>
-              </w:rPr>
-              <w:t>Rolph</w:t>
-            </w:r>
-            <w:proofErr w:type="spellEnd"/>
-            <w:r>
-              <w:rPr>
-                <w:rFonts w:ascii="Times New Roman" w:hAnsi="Times New Roman" w:cs="Times New Roman"/>
-                <w:color w:val="333333"/>
-                <w:sz w:val="24"/>
-                <w:szCs w:val="24"/>
-                <w:lang w:val="fr-FR"/>
-              </w:rPr>
-              <w:t xml:space="preserve"> EXUME  &amp;  Ruth-Jose Jerome</w:t>
+              <w:t>Billy Rolph EXUME  &amp;  Ruth-Jose Jerome</w:t>
             </w:r>
           </w:p>
         </w:tc>
@@ -14736,7 +13110,6 @@
                 <w:szCs w:val="24"/>
               </w:rPr>
             </w:pPr>
-            <w:proofErr w:type="spellStart"/>
             <w:r>
               <w:rPr>
                 <w:rFonts w:ascii="Times New Roman" w:eastAsia="Arial,Bold" w:hAnsi="Times New Roman" w:cs="Times New Roman"/>
@@ -14747,7 +13120,6 @@
               </w:rPr>
               <w:t>Livrable</w:t>
             </w:r>
-            <w:proofErr w:type="spellEnd"/>
           </w:p>
         </w:tc>
         <w:tc>
@@ -14820,7 +13192,6 @@
                 <w:szCs w:val="24"/>
               </w:rPr>
             </w:pPr>
-            <w:proofErr w:type="spellStart"/>
             <w:r>
               <w:rPr>
                 <w:rFonts w:ascii="Times New Roman" w:eastAsia="Arial,Bold" w:hAnsi="Times New Roman" w:cs="Times New Roman"/>
@@ -14831,7 +13202,6 @@
               </w:rPr>
               <w:t>Responsable</w:t>
             </w:r>
-            <w:proofErr w:type="spellEnd"/>
           </w:p>
         </w:tc>
         <w:tc>
@@ -14948,7 +13318,6 @@
                 <w:szCs w:val="24"/>
               </w:rPr>
             </w:pPr>
-            <w:proofErr w:type="spellStart"/>
             <w:r>
               <w:rPr>
                 <w:rFonts w:ascii="Times New Roman" w:eastAsia="Arial,Bold" w:hAnsi="Times New Roman" w:cs="Times New Roman"/>
@@ -14957,18 +13326,7 @@
                 <w:sz w:val="24"/>
                 <w:szCs w:val="24"/>
               </w:rPr>
-              <w:t>Durée</w:t>
-            </w:r>
-            <w:proofErr w:type="spellEnd"/>
-            <w:r>
-              <w:rPr>
-                <w:rFonts w:ascii="Times New Roman" w:eastAsia="Arial,Bold" w:hAnsi="Times New Roman" w:cs="Times New Roman"/>
-                <w:b/>
-                <w:color w:val="FFFFFF"/>
-                <w:sz w:val="24"/>
-                <w:szCs w:val="24"/>
-              </w:rPr>
-              <w:t xml:space="preserve"> (h)</w:t>
+              <w:t>Durée (h)</w:t>
             </w:r>
           </w:p>
         </w:tc>
@@ -15002,7 +13360,6 @@
                 <w:szCs w:val="24"/>
               </w:rPr>
             </w:pPr>
-            <w:proofErr w:type="spellStart"/>
             <w:r>
               <w:rPr>
                 <w:rFonts w:ascii="Times New Roman" w:eastAsia="Arial,Bold" w:hAnsi="Times New Roman" w:cs="Times New Roman"/>
@@ -15011,18 +13368,7 @@
                 <w:sz w:val="24"/>
                 <w:szCs w:val="24"/>
               </w:rPr>
-              <w:t>Durée</w:t>
-            </w:r>
-            <w:proofErr w:type="spellEnd"/>
-            <w:r>
-              <w:rPr>
-                <w:rFonts w:ascii="Times New Roman" w:eastAsia="Arial,Bold" w:hAnsi="Times New Roman" w:cs="Times New Roman"/>
-                <w:b/>
-                <w:color w:val="FFFFFF"/>
-                <w:sz w:val="24"/>
-                <w:szCs w:val="24"/>
-              </w:rPr>
-              <w:t xml:space="preserve"> (j)</w:t>
+              <w:t>Durée (j)</w:t>
             </w:r>
           </w:p>
         </w:tc>
@@ -15061,7 +13407,6 @@
                 <w:szCs w:val="24"/>
               </w:rPr>
             </w:pPr>
-            <w:proofErr w:type="spellStart"/>
             <w:r>
               <w:rPr>
                 <w:rFonts w:ascii="Times New Roman" w:eastAsia="Arial" w:hAnsi="Times New Roman" w:cs="Times New Roman"/>
@@ -15069,37 +13414,7 @@
                 <w:sz w:val="24"/>
                 <w:szCs w:val="24"/>
               </w:rPr>
-              <w:t>Étude</w:t>
-            </w:r>
-            <w:proofErr w:type="spellEnd"/>
-            <w:r>
-              <w:rPr>
-                <w:rFonts w:ascii="Times New Roman" w:eastAsia="Arial" w:hAnsi="Times New Roman" w:cs="Times New Roman"/>
-                <w:color w:val="333333"/>
-                <w:sz w:val="24"/>
-                <w:szCs w:val="24"/>
-              </w:rPr>
-              <w:t xml:space="preserve"> </w:t>
-            </w:r>
-            <w:proofErr w:type="spellStart"/>
-            <w:r>
-              <w:rPr>
-                <w:rFonts w:ascii="Times New Roman" w:eastAsia="Arial" w:hAnsi="Times New Roman" w:cs="Times New Roman"/>
-                <w:color w:val="333333"/>
-                <w:sz w:val="24"/>
-                <w:szCs w:val="24"/>
-              </w:rPr>
-              <w:t>d’opportunité</w:t>
-            </w:r>
-            <w:proofErr w:type="spellEnd"/>
-            <w:r>
-              <w:rPr>
-                <w:rFonts w:ascii="Times New Roman" w:eastAsia="Arial" w:hAnsi="Times New Roman" w:cs="Times New Roman"/>
-                <w:color w:val="333333"/>
-                <w:sz w:val="24"/>
-                <w:szCs w:val="24"/>
-              </w:rPr>
-              <w:t xml:space="preserve"> (EO)</w:t>
+              <w:t>Étude d’opportunité (EO)</w:t>
             </w:r>
           </w:p>
         </w:tc>
@@ -15129,7 +13444,6 @@
                 <w:szCs w:val="24"/>
               </w:rPr>
             </w:pPr>
-            <w:proofErr w:type="spellStart"/>
             <w:r>
               <w:rPr>
                 <w:rFonts w:ascii="Times New Roman" w:hAnsi="Times New Roman" w:cs="Times New Roman"/>
@@ -15137,29 +13451,8 @@
                 <w:sz w:val="24"/>
                 <w:szCs w:val="24"/>
               </w:rPr>
-              <w:t>Équipe</w:t>
-            </w:r>
-            <w:proofErr w:type="spellEnd"/>
-            <w:r>
-              <w:rPr>
-                <w:rFonts w:ascii="Times New Roman" w:hAnsi="Times New Roman" w:cs="Times New Roman"/>
-                <w:color w:val="333333"/>
-                <w:sz w:val="24"/>
-                <w:szCs w:val="24"/>
-              </w:rPr>
-              <w:t xml:space="preserve"> </w:t>
-            </w:r>
-            <w:proofErr w:type="spellStart"/>
-            <w:r>
-              <w:rPr>
-                <w:rFonts w:ascii="Times New Roman" w:hAnsi="Times New Roman" w:cs="Times New Roman"/>
-                <w:color w:val="333333"/>
-                <w:sz w:val="24"/>
-                <w:szCs w:val="24"/>
-              </w:rPr>
-              <w:t>entière</w:t>
-            </w:r>
-            <w:proofErr w:type="spellEnd"/>
+              <w:t>Équipe entière</w:t>
+            </w:r>
           </w:p>
         </w:tc>
         <w:tc>
@@ -15188,7 +13481,6 @@
                 <w:szCs w:val="24"/>
               </w:rPr>
             </w:pPr>
-            <w:proofErr w:type="spellStart"/>
             <w:r>
               <w:rPr>
                 <w:rFonts w:ascii="Times New Roman" w:hAnsi="Times New Roman" w:cs="Times New Roman"/>
@@ -15196,29 +13488,8 @@
                 <w:sz w:val="24"/>
                 <w:szCs w:val="24"/>
               </w:rPr>
-              <w:t>Analyste</w:t>
-            </w:r>
-            <w:proofErr w:type="spellEnd"/>
-            <w:r>
-              <w:rPr>
-                <w:rFonts w:ascii="Times New Roman" w:hAnsi="Times New Roman" w:cs="Times New Roman"/>
-                <w:color w:val="333333"/>
-                <w:sz w:val="24"/>
-                <w:szCs w:val="24"/>
-              </w:rPr>
-              <w:t xml:space="preserve"> </w:t>
-            </w:r>
-            <w:proofErr w:type="spellStart"/>
-            <w:r>
-              <w:rPr>
-                <w:rFonts w:ascii="Times New Roman" w:hAnsi="Times New Roman" w:cs="Times New Roman"/>
-                <w:color w:val="333333"/>
-                <w:sz w:val="24"/>
-                <w:szCs w:val="24"/>
-              </w:rPr>
-              <w:t>Logiciel</w:t>
-            </w:r>
-            <w:proofErr w:type="spellEnd"/>
+              <w:t>Analyste Logiciel</w:t>
+            </w:r>
           </w:p>
         </w:tc>
         <w:tc>
@@ -15463,7 +13734,6 @@
                 <w:szCs w:val="24"/>
               </w:rPr>
             </w:pPr>
-            <w:proofErr w:type="spellStart"/>
             <w:r>
               <w:rPr>
                 <w:rFonts w:ascii="Times New Roman" w:hAnsi="Times New Roman" w:cs="Times New Roman"/>
@@ -15471,17 +13741,7 @@
                 <w:sz w:val="24"/>
                 <w:szCs w:val="24"/>
               </w:rPr>
-              <w:t>Analyste</w:t>
-            </w:r>
-            <w:proofErr w:type="spellEnd"/>
-            <w:r>
-              <w:rPr>
-                <w:rFonts w:ascii="Times New Roman" w:hAnsi="Times New Roman" w:cs="Times New Roman"/>
-                <w:color w:val="333333"/>
-                <w:sz w:val="24"/>
-                <w:szCs w:val="24"/>
-              </w:rPr>
-              <w:t>, Client</w:t>
+              <w:t>Analyste, Client</w:t>
             </w:r>
           </w:p>
         </w:tc>
@@ -15511,7 +13771,6 @@
                 <w:szCs w:val="24"/>
               </w:rPr>
             </w:pPr>
-            <w:proofErr w:type="spellStart"/>
             <w:r>
               <w:rPr>
                 <w:rFonts w:ascii="Times New Roman" w:hAnsi="Times New Roman" w:cs="Times New Roman"/>
@@ -15519,29 +13778,8 @@
                 <w:sz w:val="24"/>
                 <w:szCs w:val="24"/>
               </w:rPr>
-              <w:t>Analyste</w:t>
-            </w:r>
-            <w:proofErr w:type="spellEnd"/>
-            <w:r>
-              <w:rPr>
-                <w:rFonts w:ascii="Times New Roman" w:hAnsi="Times New Roman" w:cs="Times New Roman"/>
-                <w:color w:val="333333"/>
-                <w:sz w:val="24"/>
-                <w:szCs w:val="24"/>
-              </w:rPr>
-              <w:t xml:space="preserve"> </w:t>
-            </w:r>
-            <w:proofErr w:type="spellStart"/>
-            <w:r>
-              <w:rPr>
-                <w:rFonts w:ascii="Times New Roman" w:hAnsi="Times New Roman" w:cs="Times New Roman"/>
-                <w:color w:val="333333"/>
-                <w:sz w:val="24"/>
-                <w:szCs w:val="24"/>
-              </w:rPr>
-              <w:t>Logiciel</w:t>
-            </w:r>
-            <w:proofErr w:type="spellEnd"/>
+              <w:t>Analyste Logiciel</w:t>
+            </w:r>
           </w:p>
         </w:tc>
         <w:tc>
@@ -15786,7 +14024,6 @@
                 <w:szCs w:val="24"/>
               </w:rPr>
             </w:pPr>
-            <w:proofErr w:type="spellStart"/>
             <w:r>
               <w:rPr>
                 <w:rFonts w:ascii="Times New Roman" w:hAnsi="Times New Roman" w:cs="Times New Roman"/>
@@ -15794,17 +14031,7 @@
                 <w:sz w:val="24"/>
                 <w:szCs w:val="24"/>
               </w:rPr>
-              <w:t>Concepteur</w:t>
-            </w:r>
-            <w:proofErr w:type="spellEnd"/>
-            <w:r>
-              <w:rPr>
-                <w:rFonts w:ascii="Times New Roman" w:hAnsi="Times New Roman" w:cs="Times New Roman"/>
-                <w:color w:val="333333"/>
-                <w:sz w:val="24"/>
-                <w:szCs w:val="24"/>
-              </w:rPr>
-              <w:t>, Client</w:t>
+              <w:t>Concepteur, Client</w:t>
             </w:r>
           </w:p>
         </w:tc>
@@ -15834,7 +14061,6 @@
                 <w:szCs w:val="24"/>
               </w:rPr>
             </w:pPr>
-            <w:proofErr w:type="spellStart"/>
             <w:r>
               <w:rPr>
                 <w:rFonts w:ascii="Times New Roman" w:hAnsi="Times New Roman" w:cs="Times New Roman"/>
@@ -15842,17 +14068,7 @@
                 <w:sz w:val="24"/>
                 <w:szCs w:val="24"/>
               </w:rPr>
-              <w:t>Concepteur</w:t>
-            </w:r>
-            <w:proofErr w:type="spellEnd"/>
-            <w:r>
-              <w:rPr>
-                <w:rFonts w:ascii="Times New Roman" w:hAnsi="Times New Roman" w:cs="Times New Roman"/>
-                <w:color w:val="333333"/>
-                <w:sz w:val="24"/>
-                <w:szCs w:val="24"/>
-              </w:rPr>
-              <w:t xml:space="preserve"> UI/UX</w:t>
+              <w:t>Concepteur UI/UX</w:t>
             </w:r>
           </w:p>
         </w:tc>
@@ -16057,7 +14273,6 @@
               </w:rPr>
               <w:br/>
             </w:r>
-            <w:proofErr w:type="spellStart"/>
             <w:r>
               <w:rPr>
                 <w:rFonts w:ascii="Times New Roman" w:eastAsia="Arial" w:hAnsi="Times New Roman" w:cs="Times New Roman"/>
@@ -16065,17 +14280,7 @@
                 <w:sz w:val="24"/>
                 <w:szCs w:val="24"/>
               </w:rPr>
-              <w:t>d’inspection</w:t>
-            </w:r>
-            <w:proofErr w:type="spellEnd"/>
-            <w:r>
-              <w:rPr>
-                <w:rFonts w:ascii="Times New Roman" w:eastAsia="Arial" w:hAnsi="Times New Roman" w:cs="Times New Roman"/>
-                <w:color w:val="333333"/>
-                <w:sz w:val="24"/>
-                <w:szCs w:val="24"/>
-              </w:rPr>
-              <w:t xml:space="preserve"> </w:t>
+              <w:t xml:space="preserve">d’inspection </w:t>
             </w:r>
             <w:r>
               <w:rPr>
@@ -16123,7 +14328,6 @@
                 <w:szCs w:val="24"/>
               </w:rPr>
             </w:pPr>
-            <w:proofErr w:type="spellStart"/>
             <w:r>
               <w:rPr>
                 <w:rFonts w:ascii="Times New Roman" w:hAnsi="Times New Roman" w:cs="Times New Roman"/>
@@ -16131,29 +14335,8 @@
                 <w:sz w:val="24"/>
                 <w:szCs w:val="24"/>
               </w:rPr>
-              <w:t>Concepteur</w:t>
-            </w:r>
-            <w:proofErr w:type="spellEnd"/>
-            <w:r>
-              <w:rPr>
-                <w:rFonts w:ascii="Times New Roman" w:hAnsi="Times New Roman" w:cs="Times New Roman"/>
-                <w:color w:val="333333"/>
-                <w:sz w:val="24"/>
-                <w:szCs w:val="24"/>
-              </w:rPr>
-              <w:t xml:space="preserve">, </w:t>
-            </w:r>
-            <w:proofErr w:type="spellStart"/>
-            <w:r>
-              <w:rPr>
-                <w:rFonts w:ascii="Times New Roman" w:hAnsi="Times New Roman" w:cs="Times New Roman"/>
-                <w:color w:val="333333"/>
-                <w:sz w:val="24"/>
-                <w:szCs w:val="24"/>
-              </w:rPr>
-              <w:t>Devs</w:t>
-            </w:r>
-            <w:proofErr w:type="spellEnd"/>
+              <w:t>Concepteur, Devs</w:t>
+            </w:r>
           </w:p>
         </w:tc>
         <w:tc>
@@ -16189,19 +14372,8 @@
                 <w:sz w:val="24"/>
                 <w:szCs w:val="24"/>
               </w:rPr>
-              <w:t xml:space="preserve">Chef de </w:t>
-            </w:r>
-            <w:proofErr w:type="spellStart"/>
-            <w:r>
-              <w:rPr>
-                <w:rFonts w:ascii="Times New Roman" w:hAnsi="Times New Roman" w:cs="Times New Roman"/>
-                <w:color w:val="333333"/>
-                <w:sz w:val="24"/>
-                <w:szCs w:val="24"/>
-              </w:rPr>
-              <w:t>Projet</w:t>
-            </w:r>
-            <w:proofErr w:type="spellEnd"/>
+              <w:t>Chef de Projet</w:t>
+            </w:r>
           </w:p>
         </w:tc>
         <w:tc>
@@ -16393,27 +14565,7 @@
                 <w:sz w:val="24"/>
                 <w:szCs w:val="24"/>
               </w:rPr>
-              <w:t xml:space="preserve">Plan de </w:t>
-            </w:r>
-            <w:proofErr w:type="spellStart"/>
-            <w:r>
-              <w:rPr>
-                <w:rFonts w:ascii="Times New Roman" w:eastAsia="Arial" w:hAnsi="Times New Roman" w:cs="Times New Roman"/>
-                <w:color w:val="333333"/>
-                <w:sz w:val="24"/>
-                <w:szCs w:val="24"/>
-              </w:rPr>
-              <w:t>projet</w:t>
-            </w:r>
-            <w:proofErr w:type="spellEnd"/>
-            <w:r>
-              <w:rPr>
-                <w:rFonts w:ascii="Times New Roman" w:eastAsia="Arial" w:hAnsi="Times New Roman" w:cs="Times New Roman"/>
-                <w:color w:val="333333"/>
-                <w:sz w:val="24"/>
-                <w:szCs w:val="24"/>
-              </w:rPr>
-              <w:t xml:space="preserve"> (PP)</w:t>
+              <w:t>Plan de projet (PP)</w:t>
             </w:r>
           </w:p>
         </w:tc>
@@ -16450,19 +14602,8 @@
                 <w:sz w:val="24"/>
                 <w:szCs w:val="24"/>
               </w:rPr>
-              <w:t xml:space="preserve">Chef de </w:t>
-            </w:r>
-            <w:proofErr w:type="spellStart"/>
-            <w:r>
-              <w:rPr>
-                <w:rFonts w:ascii="Times New Roman" w:hAnsi="Times New Roman" w:cs="Times New Roman"/>
-                <w:color w:val="333333"/>
-                <w:sz w:val="24"/>
-                <w:szCs w:val="24"/>
-              </w:rPr>
-              <w:t>Projet</w:t>
-            </w:r>
-            <w:proofErr w:type="spellEnd"/>
+              <w:t>Chef de Projet</w:t>
+            </w:r>
           </w:p>
         </w:tc>
         <w:tc>
@@ -16498,19 +14639,8 @@
                 <w:sz w:val="24"/>
                 <w:szCs w:val="24"/>
               </w:rPr>
-              <w:t xml:space="preserve">Chef de </w:t>
-            </w:r>
-            <w:proofErr w:type="spellStart"/>
-            <w:r>
-              <w:rPr>
-                <w:rFonts w:ascii="Times New Roman" w:hAnsi="Times New Roman" w:cs="Times New Roman"/>
-                <w:color w:val="333333"/>
-                <w:sz w:val="24"/>
-                <w:szCs w:val="24"/>
-              </w:rPr>
-              <w:t>Projet</w:t>
-            </w:r>
-            <w:proofErr w:type="spellEnd"/>
+              <w:t>Chef de Projet</w:t>
+            </w:r>
           </w:p>
         </w:tc>
         <w:tc>
@@ -16740,7 +14870,6 @@
                 <w:szCs w:val="24"/>
               </w:rPr>
             </w:pPr>
-            <w:proofErr w:type="spellStart"/>
             <w:r>
               <w:rPr>
                 <w:rFonts w:ascii="Times New Roman" w:hAnsi="Times New Roman" w:cs="Times New Roman"/>
@@ -16748,9 +14877,8 @@
                 <w:sz w:val="24"/>
                 <w:szCs w:val="24"/>
               </w:rPr>
-              <w:t>Testeurs</w:t>
-            </w:r>
-            <w:proofErr w:type="spellEnd"/>
+              <w:t>Testeurs, Client</w:t>
+            </w:r>
             <w:r>
               <w:rPr>
                 <w:rFonts w:ascii="Times New Roman" w:hAnsi="Times New Roman" w:cs="Times New Roman"/>
@@ -16758,36 +14886,8 @@
                 <w:sz w:val="24"/>
                 <w:szCs w:val="24"/>
               </w:rPr>
-              <w:t>, Client</w:t>
-            </w:r>
-            <w:r>
-              <w:rPr>
-                <w:rFonts w:ascii="Times New Roman" w:hAnsi="Times New Roman" w:cs="Times New Roman"/>
-                <w:color w:val="333333"/>
-                <w:sz w:val="24"/>
-                <w:szCs w:val="24"/>
-              </w:rPr>
               <w:br/>
-            </w:r>
-            <w:proofErr w:type="spellStart"/>
-            <w:r>
-              <w:rPr>
-                <w:rFonts w:ascii="Times New Roman" w:hAnsi="Times New Roman" w:cs="Times New Roman"/>
-                <w:color w:val="333333"/>
-                <w:sz w:val="24"/>
-                <w:szCs w:val="24"/>
-              </w:rPr>
-              <w:t>Devs</w:t>
-            </w:r>
-            <w:proofErr w:type="spellEnd"/>
-            <w:r>
-              <w:rPr>
-                <w:rFonts w:ascii="Times New Roman" w:hAnsi="Times New Roman" w:cs="Times New Roman"/>
-                <w:color w:val="333333"/>
-                <w:sz w:val="24"/>
-                <w:szCs w:val="24"/>
-              </w:rPr>
-              <w:t>, DBA</w:t>
+              <w:t>Devs, DBA</w:t>
             </w:r>
           </w:p>
         </w:tc>
@@ -16816,7 +14916,6 @@
                 <w:szCs w:val="24"/>
               </w:rPr>
             </w:pPr>
-            <w:proofErr w:type="spellStart"/>
             <w:r>
               <w:rPr>
                 <w:rFonts w:ascii="Times New Roman" w:hAnsi="Times New Roman" w:cs="Times New Roman"/>
@@ -16824,9 +14923,8 @@
                 <w:sz w:val="24"/>
                 <w:szCs w:val="24"/>
               </w:rPr>
-              <w:t>Spécialiste</w:t>
-            </w:r>
-            <w:proofErr w:type="spellEnd"/>
+              <w:t>Spécialiste QA</w:t>
+            </w:r>
             <w:r>
               <w:rPr>
                 <w:rFonts w:ascii="Times New Roman" w:hAnsi="Times New Roman" w:cs="Times New Roman"/>
@@ -16834,36 +14932,8 @@
                 <w:sz w:val="24"/>
                 <w:szCs w:val="24"/>
               </w:rPr>
-              <w:t xml:space="preserve"> QA</w:t>
-            </w:r>
-            <w:r>
-              <w:rPr>
-                <w:rFonts w:ascii="Times New Roman" w:hAnsi="Times New Roman" w:cs="Times New Roman"/>
-                <w:color w:val="333333"/>
-                <w:sz w:val="24"/>
-                <w:szCs w:val="24"/>
-              </w:rPr>
               <w:br/>
-            </w:r>
-            <w:proofErr w:type="spellStart"/>
-            <w:r>
-              <w:rPr>
-                <w:rFonts w:ascii="Times New Roman" w:hAnsi="Times New Roman" w:cs="Times New Roman"/>
-                <w:color w:val="333333"/>
-                <w:sz w:val="24"/>
-                <w:szCs w:val="24"/>
-              </w:rPr>
-              <w:t>Administrateur</w:t>
-            </w:r>
-            <w:proofErr w:type="spellEnd"/>
-            <w:r>
-              <w:rPr>
-                <w:rFonts w:ascii="Times New Roman" w:hAnsi="Times New Roman" w:cs="Times New Roman"/>
-                <w:color w:val="333333"/>
-                <w:sz w:val="24"/>
-                <w:szCs w:val="24"/>
-              </w:rPr>
-              <w:t xml:space="preserve"> BD</w:t>
+              <w:t>Administrateur BD</w:t>
             </w:r>
           </w:p>
         </w:tc>
@@ -17132,7 +15202,6 @@
                 <w:szCs w:val="24"/>
               </w:rPr>
             </w:pPr>
-            <w:proofErr w:type="spellStart"/>
             <w:r>
               <w:rPr>
                 <w:rFonts w:ascii="Times New Roman" w:hAnsi="Times New Roman" w:cs="Times New Roman"/>
@@ -17140,9 +15209,8 @@
                 <w:sz w:val="24"/>
                 <w:szCs w:val="24"/>
               </w:rPr>
-              <w:t>Testeurs</w:t>
-            </w:r>
-            <w:proofErr w:type="spellEnd"/>
+              <w:t>Testeurs, Devs</w:t>
+            </w:r>
             <w:r>
               <w:rPr>
                 <w:rFonts w:ascii="Times New Roman" w:hAnsi="Times New Roman" w:cs="Times New Roman"/>
@@ -17150,39 +15218,9 @@
                 <w:sz w:val="24"/>
                 <w:szCs w:val="24"/>
               </w:rPr>
-              <w:t xml:space="preserve">, </w:t>
-            </w:r>
-            <w:proofErr w:type="spellStart"/>
-            <w:r>
-              <w:rPr>
-                <w:rFonts w:ascii="Times New Roman" w:hAnsi="Times New Roman" w:cs="Times New Roman"/>
-                <w:color w:val="333333"/>
-                <w:sz w:val="24"/>
-                <w:szCs w:val="24"/>
-              </w:rPr>
-              <w:t>Devs</w:t>
-            </w:r>
-            <w:proofErr w:type="spellEnd"/>
-            <w:r>
-              <w:rPr>
-                <w:rFonts w:ascii="Times New Roman" w:hAnsi="Times New Roman" w:cs="Times New Roman"/>
-                <w:color w:val="333333"/>
-                <w:sz w:val="24"/>
-                <w:szCs w:val="24"/>
-              </w:rPr>
               <w:br/>
-            </w:r>
-            <w:proofErr w:type="spellStart"/>
-            <w:r>
-              <w:rPr>
-                <w:rFonts w:ascii="Times New Roman" w:hAnsi="Times New Roman" w:cs="Times New Roman"/>
-                <w:color w:val="333333"/>
-                <w:sz w:val="24"/>
-                <w:szCs w:val="24"/>
-              </w:rPr>
               <w:t>Codeurs</w:t>
             </w:r>
-            <w:proofErr w:type="spellEnd"/>
           </w:p>
         </w:tc>
         <w:tc>
@@ -17211,7 +15249,6 @@
                 <w:szCs w:val="24"/>
               </w:rPr>
             </w:pPr>
-            <w:proofErr w:type="spellStart"/>
             <w:r>
               <w:rPr>
                 <w:rFonts w:ascii="Times New Roman" w:hAnsi="Times New Roman" w:cs="Times New Roman"/>
@@ -17219,9 +15256,8 @@
                 <w:sz w:val="24"/>
                 <w:szCs w:val="24"/>
               </w:rPr>
-              <w:t>Spécialiste</w:t>
-            </w:r>
-            <w:proofErr w:type="spellEnd"/>
+              <w:t>Spécialiste QA</w:t>
+            </w:r>
             <w:r>
               <w:rPr>
                 <w:rFonts w:ascii="Times New Roman" w:hAnsi="Times New Roman" w:cs="Times New Roman"/>
@@ -17229,36 +15265,8 @@
                 <w:sz w:val="24"/>
                 <w:szCs w:val="24"/>
               </w:rPr>
-              <w:t xml:space="preserve"> QA</w:t>
-            </w:r>
-            <w:r>
-              <w:rPr>
-                <w:rFonts w:ascii="Times New Roman" w:hAnsi="Times New Roman" w:cs="Times New Roman"/>
-                <w:color w:val="333333"/>
-                <w:sz w:val="24"/>
-                <w:szCs w:val="24"/>
-              </w:rPr>
               <w:br/>
-            </w:r>
-            <w:proofErr w:type="spellStart"/>
-            <w:r>
-              <w:rPr>
-                <w:rFonts w:ascii="Times New Roman" w:hAnsi="Times New Roman" w:cs="Times New Roman"/>
-                <w:color w:val="333333"/>
-                <w:sz w:val="24"/>
-                <w:szCs w:val="24"/>
-              </w:rPr>
-              <w:t>Développeur</w:t>
-            </w:r>
-            <w:proofErr w:type="spellEnd"/>
-            <w:r>
-              <w:rPr>
-                <w:rFonts w:ascii="Times New Roman" w:hAnsi="Times New Roman" w:cs="Times New Roman"/>
-                <w:color w:val="333333"/>
-                <w:sz w:val="24"/>
-                <w:szCs w:val="24"/>
-              </w:rPr>
-              <w:t xml:space="preserve"> Principal</w:t>
+              <w:t>Développeur Principal</w:t>
             </w:r>
           </w:p>
         </w:tc>
@@ -17547,7 +15555,7 @@
           <w:lang w:val="fr-FR" w:eastAsia="fr-FR"/>
         </w:rPr>
         <w:drawing>
-          <wp:inline distT="0" distB="0" distL="0" distR="0" wp14:anchorId="5170D3AB" wp14:editId="70751A5D">
+          <wp:inline distT="0" distB="0" distL="0" distR="0" wp14:anchorId="16C7A6BE" wp14:editId="16C7A6BF">
             <wp:extent cx="5303520" cy="2355534"/>
             <wp:effectExtent l="0" t="0" r="0" b="0"/>
             <wp:docPr id="4" name="Picture 4"/>
@@ -17661,19 +15669,7 @@
           <w:szCs w:val="24"/>
           <w:lang w:val="fr-FR"/>
         </w:rPr>
-        <w:t>[1</w:t>
-      </w:r>
-      <w:proofErr w:type="gramStart"/>
-      <w:r>
-        <w:rPr>
-          <w:rFonts w:ascii="Times New Roman" w:hAnsi="Times New Roman" w:cs="Times New Roman"/>
-          <w:b/>
-          <w:color w:val="1B365D"/>
-          <w:sz w:val="24"/>
-          <w:szCs w:val="24"/>
-          <w:lang w:val="fr-FR"/>
-        </w:rPr>
-        <w:t xml:space="preserve">]  </w:t>
+        <w:t xml:space="preserve">[1]  </w:t>
       </w:r>
       <w:r>
         <w:rPr>
@@ -17684,19 +15680,7 @@
           <w:szCs w:val="24"/>
           <w:lang w:val="fr-FR"/>
         </w:rPr>
-        <w:t>ORACLE</w:t>
-      </w:r>
-      <w:proofErr w:type="gramEnd"/>
-      <w:r>
-        <w:rPr>
-          <w:rFonts w:ascii="Times New Roman" w:hAnsi="Times New Roman" w:cs="Times New Roman"/>
-          <w:b/>
-          <w:color w:val="333333"/>
-          <w:sz w:val="24"/>
-          <w:szCs w:val="24"/>
-          <w:lang w:val="fr-FR"/>
-        </w:rPr>
-        <w:t xml:space="preserve"> CORPORATION (2024). </w:t>
+        <w:t xml:space="preserve">ORACLE CORPORATION (2024). </w:t>
       </w:r>
       <w:r>
         <w:rPr>
@@ -17707,55 +15691,7 @@
           <w:szCs w:val="24"/>
           <w:lang w:val="fr-FR"/>
         </w:rPr>
-        <w:t xml:space="preserve">Documentation officielle Java SE 21 — </w:t>
-      </w:r>
-      <w:proofErr w:type="spellStart"/>
-      <w:r>
-        <w:rPr>
-          <w:rFonts w:ascii="Times New Roman" w:hAnsi="Times New Roman" w:cs="Times New Roman"/>
-          <w:i/>
-          <w:color w:val="333333"/>
-          <w:sz w:val="24"/>
-          <w:szCs w:val="24"/>
-          <w:lang w:val="fr-FR"/>
-        </w:rPr>
-        <w:t>Language</w:t>
-      </w:r>
-      <w:proofErr w:type="spellEnd"/>
-      <w:r>
-        <w:rPr>
-          <w:rFonts w:ascii="Times New Roman" w:hAnsi="Times New Roman" w:cs="Times New Roman"/>
-          <w:i/>
-          <w:color w:val="333333"/>
-          <w:sz w:val="24"/>
-          <w:szCs w:val="24"/>
-          <w:lang w:val="fr-FR"/>
-        </w:rPr>
-        <w:t xml:space="preserve"> </w:t>
-      </w:r>
-      <w:proofErr w:type="spellStart"/>
-      <w:r>
-        <w:rPr>
-          <w:rFonts w:ascii="Times New Roman" w:hAnsi="Times New Roman" w:cs="Times New Roman"/>
-          <w:i/>
-          <w:color w:val="333333"/>
-          <w:sz w:val="24"/>
-          <w:szCs w:val="24"/>
-          <w:lang w:val="fr-FR"/>
-        </w:rPr>
-        <w:t>Specification</w:t>
-      </w:r>
-      <w:proofErr w:type="spellEnd"/>
-      <w:r>
-        <w:rPr>
-          <w:rFonts w:ascii="Times New Roman" w:hAnsi="Times New Roman" w:cs="Times New Roman"/>
-          <w:i/>
-          <w:color w:val="333333"/>
-          <w:sz w:val="24"/>
-          <w:szCs w:val="24"/>
-          <w:lang w:val="fr-FR"/>
-        </w:rPr>
-        <w:t xml:space="preserve">, JDK API Reference et JDBC Architecture Guidelines. </w:t>
+        <w:t xml:space="preserve">Documentation officielle Java SE 21 — Language Specification, JDK API Reference et JDBC Architecture Guidelines. </w:t>
       </w:r>
       <w:r>
         <w:rPr>
@@ -17787,18 +15723,7 @@
           <w:sz w:val="24"/>
           <w:szCs w:val="24"/>
         </w:rPr>
-        <w:t>[2</w:t>
-      </w:r>
-      <w:proofErr w:type="gramStart"/>
-      <w:r>
-        <w:rPr>
-          <w:rFonts w:ascii="Times New Roman" w:hAnsi="Times New Roman" w:cs="Times New Roman"/>
-          <w:b/>
-          <w:color w:val="1B365D"/>
-          <w:sz w:val="24"/>
-          <w:szCs w:val="24"/>
-        </w:rPr>
-        <w:t xml:space="preserve">]  </w:t>
+        <w:t xml:space="preserve">[2]  </w:t>
       </w:r>
       <w:r>
         <w:rPr>
@@ -17808,18 +15733,7 @@
           <w:sz w:val="24"/>
           <w:szCs w:val="24"/>
         </w:rPr>
-        <w:t>THE</w:t>
-      </w:r>
-      <w:proofErr w:type="gramEnd"/>
-      <w:r>
-        <w:rPr>
-          <w:rFonts w:ascii="Times New Roman" w:hAnsi="Times New Roman" w:cs="Times New Roman"/>
-          <w:b/>
-          <w:color w:val="333333"/>
-          <w:sz w:val="24"/>
-          <w:szCs w:val="24"/>
-        </w:rPr>
-        <w:t xml:space="preserve"> POSTGRESQL GLOBAL DEVELOPMENT GROUP (2024). </w:t>
+        <w:t xml:space="preserve">THE POSTGRESQL GLOBAL DEVELOPMENT GROUP (2024). </w:t>
       </w:r>
       <w:r>
         <w:rPr>
@@ -17830,55 +15744,7 @@
           <w:szCs w:val="24"/>
           <w:lang w:val="fr-FR"/>
         </w:rPr>
-        <w:t xml:space="preserve">PostgreSQL 16 — Documentation officielle : SQL </w:t>
-      </w:r>
-      <w:proofErr w:type="spellStart"/>
-      <w:r>
-        <w:rPr>
-          <w:rFonts w:ascii="Times New Roman" w:hAnsi="Times New Roman" w:cs="Times New Roman"/>
-          <w:i/>
-          <w:color w:val="333333"/>
-          <w:sz w:val="24"/>
-          <w:szCs w:val="24"/>
-          <w:lang w:val="fr-FR"/>
-        </w:rPr>
-        <w:t>Language</w:t>
-      </w:r>
-      <w:proofErr w:type="spellEnd"/>
-      <w:r>
-        <w:rPr>
-          <w:rFonts w:ascii="Times New Roman" w:hAnsi="Times New Roman" w:cs="Times New Roman"/>
-          <w:i/>
-          <w:color w:val="333333"/>
-          <w:sz w:val="24"/>
-          <w:szCs w:val="24"/>
-          <w:lang w:val="fr-FR"/>
-        </w:rPr>
-        <w:t xml:space="preserve">, Transaction Control, </w:t>
-      </w:r>
-      <w:proofErr w:type="spellStart"/>
-      <w:r>
-        <w:rPr>
-          <w:rFonts w:ascii="Times New Roman" w:hAnsi="Times New Roman" w:cs="Times New Roman"/>
-          <w:i/>
-          <w:color w:val="333333"/>
-          <w:sz w:val="24"/>
-          <w:szCs w:val="24"/>
-          <w:lang w:val="fr-FR"/>
-        </w:rPr>
-        <w:t>Database</w:t>
-      </w:r>
-      <w:proofErr w:type="spellEnd"/>
-      <w:r>
-        <w:rPr>
-          <w:rFonts w:ascii="Times New Roman" w:hAnsi="Times New Roman" w:cs="Times New Roman"/>
-          <w:i/>
-          <w:color w:val="333333"/>
-          <w:sz w:val="24"/>
-          <w:szCs w:val="24"/>
-          <w:lang w:val="fr-FR"/>
-        </w:rPr>
-        <w:t xml:space="preserve"> Administration. </w:t>
+        <w:t xml:space="preserve">PostgreSQL 16 — Documentation officielle : SQL Language, Transaction Control, Database Administration. </w:t>
       </w:r>
       <w:r>
         <w:rPr>
@@ -17909,18 +15775,7 @@
           <w:sz w:val="24"/>
           <w:szCs w:val="24"/>
         </w:rPr>
-        <w:t>[3</w:t>
-      </w:r>
-      <w:proofErr w:type="gramStart"/>
-      <w:r>
-        <w:rPr>
-          <w:rFonts w:ascii="Times New Roman" w:hAnsi="Times New Roman" w:cs="Times New Roman"/>
-          <w:b/>
-          <w:color w:val="1B365D"/>
-          <w:sz w:val="24"/>
-          <w:szCs w:val="24"/>
-        </w:rPr>
-        <w:t xml:space="preserve">]  </w:t>
+        <w:t xml:space="preserve">[3]  </w:t>
       </w:r>
       <w:r>
         <w:rPr>
@@ -17930,20 +15785,8 @@
           <w:sz w:val="24"/>
           <w:szCs w:val="24"/>
         </w:rPr>
-        <w:t>JAVAFX</w:t>
+        <w:t xml:space="preserve">JAVAFX PROJECT (2024). </w:t>
       </w:r>
-      <w:proofErr w:type="gramEnd"/>
-      <w:r>
-        <w:rPr>
-          <w:rFonts w:ascii="Times New Roman" w:hAnsi="Times New Roman" w:cs="Times New Roman"/>
-          <w:b/>
-          <w:color w:val="333333"/>
-          <w:sz w:val="24"/>
-          <w:szCs w:val="24"/>
-        </w:rPr>
-        <w:t xml:space="preserve"> PROJECT (2024). </w:t>
-      </w:r>
-      <w:proofErr w:type="spellStart"/>
       <w:r>
         <w:rPr>
           <w:rFonts w:ascii="Times New Roman" w:hAnsi="Times New Roman" w:cs="Times New Roman"/>
@@ -17952,18 +15795,7 @@
           <w:sz w:val="24"/>
           <w:szCs w:val="24"/>
         </w:rPr>
-        <w:t>OpenJFX</w:t>
-      </w:r>
-      <w:proofErr w:type="spellEnd"/>
-      <w:r>
-        <w:rPr>
-          <w:rFonts w:ascii="Times New Roman" w:hAnsi="Times New Roman" w:cs="Times New Roman"/>
-          <w:i/>
-          <w:color w:val="333333"/>
-          <w:sz w:val="24"/>
-          <w:szCs w:val="24"/>
-        </w:rPr>
-        <w:t xml:space="preserve"> Documentation — JavaFX UI Controls, Layouts and FXML Reference. </w:t>
+        <w:t xml:space="preserve">OpenJFX Documentation — JavaFX UI Controls, Layouts and FXML Reference. </w:t>
       </w:r>
       <w:r>
         <w:rPr>
@@ -18031,7 +15863,6 @@
           <w:lang w:val="fr-FR"/>
         </w:rPr>
       </w:pPr>
-      <w:proofErr w:type="gramStart"/>
       <w:r>
         <w:rPr>
           <w:rFonts w:ascii="Times New Roman" w:hAnsi="Times New Roman" w:cs="Times New Roman"/>
@@ -18041,19 +15872,7 @@
           <w:szCs w:val="24"/>
           <w:lang w:val="fr-FR"/>
         </w:rPr>
-        <w:t>A.1  Spécifications</w:t>
-      </w:r>
-      <w:proofErr w:type="gramEnd"/>
-      <w:r>
-        <w:rPr>
-          <w:rFonts w:ascii="Times New Roman" w:hAnsi="Times New Roman" w:cs="Times New Roman"/>
-          <w:b/>
-          <w:color w:val="1B365D"/>
-          <w:sz w:val="24"/>
-          <w:szCs w:val="24"/>
-          <w:lang w:val="fr-FR"/>
-        </w:rPr>
-        <w:t xml:space="preserve"> minimales de la station de caisse (hôte PostgreSQL &amp; Java)</w:t>
+        <w:t>A.1  Spécifications minimales de la station de caisse (hôte PostgreSQL &amp; Java)</w:t>
       </w:r>
     </w:p>
     <w:p>
@@ -18067,7 +15886,6 @@
           <w:lang w:val="fr-FR"/>
         </w:rPr>
       </w:pPr>
-      <w:proofErr w:type="gramStart"/>
       <w:r>
         <w:rPr>
           <w:rFonts w:ascii="Cambria Math" w:hAnsi="Cambria Math" w:cs="Cambria Math"/>
@@ -18086,40 +15904,7 @@
           <w:szCs w:val="24"/>
           <w:lang w:val="fr-FR"/>
         </w:rPr>
-        <w:t xml:space="preserve">  Processeur</w:t>
-      </w:r>
-      <w:proofErr w:type="gramEnd"/>
-      <w:r>
-        <w:rPr>
-          <w:rFonts w:ascii="Times New Roman" w:hAnsi="Times New Roman" w:cs="Times New Roman"/>
-          <w:color w:val="333333"/>
-          <w:sz w:val="24"/>
-          <w:szCs w:val="24"/>
-          <w:lang w:val="fr-FR"/>
-        </w:rPr>
-        <w:t xml:space="preserve"> : Intel </w:t>
-      </w:r>
-      <w:proofErr w:type="spellStart"/>
-      <w:r>
-        <w:rPr>
-          <w:rFonts w:ascii="Times New Roman" w:hAnsi="Times New Roman" w:cs="Times New Roman"/>
-          <w:color w:val="333333"/>
-          <w:sz w:val="24"/>
-          <w:szCs w:val="24"/>
-          <w:lang w:val="fr-FR"/>
-        </w:rPr>
-        <w:t>Core</w:t>
-      </w:r>
-      <w:proofErr w:type="spellEnd"/>
-      <w:r>
-        <w:rPr>
-          <w:rFonts w:ascii="Times New Roman" w:hAnsi="Times New Roman" w:cs="Times New Roman"/>
-          <w:color w:val="333333"/>
-          <w:sz w:val="24"/>
-          <w:szCs w:val="24"/>
-          <w:lang w:val="fr-FR"/>
-        </w:rPr>
-        <w:t xml:space="preserve"> i3 (10e génération ou équivalent), cadencé à 2,0 GHz minimum.</w:t>
+        <w:t xml:space="preserve">  Processeur : Intel Core i3 (10e génération ou équivalent), cadencé à 2,0 GHz minimum.</w:t>
       </w:r>
     </w:p>
     <w:p>
@@ -18133,7 +15918,6 @@
           <w:lang w:val="fr-FR"/>
         </w:rPr>
       </w:pPr>
-      <w:proofErr w:type="gramStart"/>
       <w:r>
         <w:rPr>
           <w:rFonts w:ascii="Cambria Math" w:hAnsi="Cambria Math" w:cs="Cambria Math"/>
@@ -18152,18 +15936,7 @@
           <w:szCs w:val="24"/>
           <w:lang w:val="fr-FR"/>
         </w:rPr>
-        <w:t xml:space="preserve">  Mémoire</w:t>
-      </w:r>
-      <w:proofErr w:type="gramEnd"/>
-      <w:r>
-        <w:rPr>
-          <w:rFonts w:ascii="Times New Roman" w:hAnsi="Times New Roman" w:cs="Times New Roman"/>
-          <w:color w:val="333333"/>
-          <w:sz w:val="24"/>
-          <w:szCs w:val="24"/>
-          <w:lang w:val="fr-FR"/>
-        </w:rPr>
-        <w:t xml:space="preserve"> RAM : 8 Go DDR4 — permet l’exécution simultanée fluide de la JVM Java et du serveur PostgreSQL.</w:t>
+        <w:t xml:space="preserve">  Mémoire RAM : 8 Go DDR4 — permet l’exécution simultanée fluide de la JVM Java et du serveur PostgreSQL.</w:t>
       </w:r>
     </w:p>
     <w:p>
@@ -18177,7 +15950,6 @@
           <w:lang w:val="fr-FR"/>
         </w:rPr>
       </w:pPr>
-      <w:proofErr w:type="gramStart"/>
       <w:r>
         <w:rPr>
           <w:rFonts w:ascii="Cambria Math" w:hAnsi="Cambria Math" w:cs="Cambria Math"/>
@@ -18196,18 +15968,7 @@
           <w:szCs w:val="24"/>
           <w:lang w:val="fr-FR"/>
         </w:rPr>
-        <w:t xml:space="preserve">  Disque</w:t>
-      </w:r>
-      <w:proofErr w:type="gramEnd"/>
-      <w:r>
-        <w:rPr>
-          <w:rFonts w:ascii="Times New Roman" w:hAnsi="Times New Roman" w:cs="Times New Roman"/>
-          <w:color w:val="333333"/>
-          <w:sz w:val="24"/>
-          <w:szCs w:val="24"/>
-          <w:lang w:val="fr-FR"/>
-        </w:rPr>
-        <w:t xml:space="preserve"> Dur : 256 Go SSD — garantit des temps de lecture/écriture instantanés sur la base de données.</w:t>
+        <w:t xml:space="preserve">  Disque Dur : 256 Go SSD — garantit des temps de lecture/écriture instantanés sur la base de données.</w:t>
       </w:r>
     </w:p>
     <w:p>
@@ -18221,7 +15982,6 @@
           <w:lang w:val="fr-FR"/>
         </w:rPr>
       </w:pPr>
-      <w:proofErr w:type="gramStart"/>
       <w:r>
         <w:rPr>
           <w:rFonts w:ascii="Cambria Math" w:hAnsi="Cambria Math" w:cs="Cambria Math"/>
@@ -18240,18 +16000,7 @@
           <w:szCs w:val="24"/>
           <w:lang w:val="fr-FR"/>
         </w:rPr>
-        <w:t xml:space="preserve">  Système</w:t>
-      </w:r>
-      <w:proofErr w:type="gramEnd"/>
-      <w:r>
-        <w:rPr>
-          <w:rFonts w:ascii="Times New Roman" w:hAnsi="Times New Roman" w:cs="Times New Roman"/>
-          <w:color w:val="333333"/>
-          <w:sz w:val="24"/>
-          <w:szCs w:val="24"/>
-          <w:lang w:val="fr-FR"/>
-        </w:rPr>
-        <w:t xml:space="preserve"> d’exploitation : Windows 10 / 11 Professionnel (64 bits).</w:t>
+        <w:t xml:space="preserve">  Système d’exploitation : Windows 10 / 11 Professionnel (64 bits).</w:t>
       </w:r>
     </w:p>
     <w:p>
@@ -18265,7 +16014,6 @@
           <w:lang w:val="fr-FR"/>
         </w:rPr>
       </w:pPr>
-      <w:proofErr w:type="gramStart"/>
       <w:r>
         <w:rPr>
           <w:rFonts w:ascii="Cambria Math" w:hAnsi="Cambria Math" w:cs="Cambria Math"/>
@@ -18284,18 +16032,7 @@
           <w:szCs w:val="24"/>
           <w:lang w:val="fr-FR"/>
         </w:rPr>
-        <w:t xml:space="preserve">  Alimentation</w:t>
-      </w:r>
-      <w:proofErr w:type="gramEnd"/>
-      <w:r>
-        <w:rPr>
-          <w:rFonts w:ascii="Times New Roman" w:hAnsi="Times New Roman" w:cs="Times New Roman"/>
-          <w:color w:val="333333"/>
-          <w:sz w:val="24"/>
-          <w:szCs w:val="24"/>
-          <w:lang w:val="fr-FR"/>
-        </w:rPr>
-        <w:t xml:space="preserve"> de secours : Onduleur (UPS) 650 VA / 360 W — autonomie minimale de 15 minutes en cas de coupure d’électricité.</w:t>
+        <w:t xml:space="preserve">  Alimentation de secours : Onduleur (UPS) 650 VA / 360 W — autonomie minimale de 15 minutes en cas de coupure d’électricité.</w:t>
       </w:r>
     </w:p>
     <w:p>
@@ -18308,7 +16045,6 @@
           <w:lang w:val="fr-FR"/>
         </w:rPr>
       </w:pPr>
-      <w:proofErr w:type="gramStart"/>
       <w:r>
         <w:rPr>
           <w:rFonts w:ascii="Times New Roman" w:hAnsi="Times New Roman" w:cs="Times New Roman"/>
@@ -18318,19 +16054,7 @@
           <w:szCs w:val="24"/>
           <w:lang w:val="fr-FR"/>
         </w:rPr>
-        <w:t>A.2  Paramétrage</w:t>
-      </w:r>
-      <w:proofErr w:type="gramEnd"/>
-      <w:r>
-        <w:rPr>
-          <w:rFonts w:ascii="Times New Roman" w:hAnsi="Times New Roman" w:cs="Times New Roman"/>
-          <w:b/>
-          <w:color w:val="1B365D"/>
-          <w:sz w:val="24"/>
-          <w:szCs w:val="24"/>
-          <w:lang w:val="fr-FR"/>
-        </w:rPr>
-        <w:t xml:space="preserve"> de l’imprimante de caisse thermique (58 mm)</w:t>
+        <w:t>A.2  Paramétrage de l’imprimante de caisse thermique (58 mm)</w:t>
       </w:r>
     </w:p>
     <w:p>
@@ -18344,7 +16068,6 @@
           <w:lang w:val="fr-FR"/>
         </w:rPr>
       </w:pPr>
-      <w:proofErr w:type="gramStart"/>
       <w:r>
         <w:rPr>
           <w:rFonts w:ascii="Cambria Math" w:hAnsi="Cambria Math" w:cs="Cambria Math"/>
@@ -18363,74 +16086,7 @@
           <w:szCs w:val="24"/>
           <w:lang w:val="fr-FR"/>
         </w:rPr>
-        <w:t xml:space="preserve">  Type</w:t>
-      </w:r>
-      <w:proofErr w:type="gramEnd"/>
-      <w:r>
-        <w:rPr>
-          <w:rFonts w:ascii="Times New Roman" w:hAnsi="Times New Roman" w:cs="Times New Roman"/>
-          <w:color w:val="333333"/>
-          <w:sz w:val="24"/>
-          <w:szCs w:val="24"/>
-          <w:lang w:val="fr-FR"/>
-        </w:rPr>
-        <w:t xml:space="preserve"> de matériel : Imprimante de ticket thermique directe — rouleau de 58 </w:t>
-      </w:r>
-      <w:proofErr w:type="spellStart"/>
-      <w:r>
-        <w:rPr>
-          <w:rFonts w:ascii="Times New Roman" w:hAnsi="Times New Roman" w:cs="Times New Roman"/>
-          <w:color w:val="333333"/>
-          <w:sz w:val="24"/>
-          <w:szCs w:val="24"/>
-          <w:lang w:val="fr-FR"/>
-        </w:rPr>
-        <w:t>mm.</w:t>
-      </w:r>
-      <w:proofErr w:type="spellEnd"/>
-    </w:p>
-    <w:p>
-      <w:pPr>
-        <w:spacing w:after="80"/>
-        <w:ind w:left="360"/>
-        <w:rPr>
-          <w:rFonts w:ascii="Times New Roman" w:hAnsi="Times New Roman" w:cs="Times New Roman"/>
-          <w:sz w:val="24"/>
-          <w:szCs w:val="24"/>
-          <w:lang w:val="fr-FR"/>
-        </w:rPr>
-      </w:pPr>
-      <w:proofErr w:type="gramStart"/>
-      <w:r>
-        <w:rPr>
-          <w:rFonts w:ascii="Cambria Math" w:hAnsi="Cambria Math" w:cs="Cambria Math"/>
-          <w:color w:val="333333"/>
-          <w:sz w:val="24"/>
-          <w:szCs w:val="24"/>
-          <w:lang w:val="fr-FR"/>
-        </w:rPr>
-        <w:t>▸</w:t>
-      </w:r>
-      <w:r>
-        <w:rPr>
-          <w:rFonts w:ascii="Times New Roman" w:hAnsi="Times New Roman" w:cs="Times New Roman"/>
-          <w:color w:val="333333"/>
-          <w:sz w:val="24"/>
-          <w:szCs w:val="24"/>
-          <w:lang w:val="fr-FR"/>
-        </w:rPr>
-        <w:t xml:space="preserve">  Interface</w:t>
-      </w:r>
-      <w:proofErr w:type="gramEnd"/>
-      <w:r>
-        <w:rPr>
-          <w:rFonts w:ascii="Times New Roman" w:hAnsi="Times New Roman" w:cs="Times New Roman"/>
-          <w:color w:val="333333"/>
-          <w:sz w:val="24"/>
-          <w:szCs w:val="24"/>
-          <w:lang w:val="fr-FR"/>
-        </w:rPr>
-        <w:t xml:space="preserve"> physique : Port USB 2.0 standard.</w:t>
+        <w:t xml:space="preserve">  Type de matériel : Imprimante de ticket thermique directe — rouleau de 58 mm.</w:t>
       </w:r>
     </w:p>
     <w:p>
@@ -18444,7 +16100,6 @@
           <w:lang w:val="fr-FR"/>
         </w:rPr>
       </w:pPr>
-      <w:proofErr w:type="gramStart"/>
       <w:r>
         <w:rPr>
           <w:rFonts w:ascii="Cambria Math" w:hAnsi="Cambria Math" w:cs="Cambria Math"/>
@@ -18463,18 +16118,7 @@
           <w:szCs w:val="24"/>
           <w:lang w:val="fr-FR"/>
         </w:rPr>
-        <w:t xml:space="preserve">  Vitesse</w:t>
-      </w:r>
-      <w:proofErr w:type="gramEnd"/>
-      <w:r>
-        <w:rPr>
-          <w:rFonts w:ascii="Times New Roman" w:hAnsi="Times New Roman" w:cs="Times New Roman"/>
-          <w:color w:val="333333"/>
-          <w:sz w:val="24"/>
-          <w:szCs w:val="24"/>
-          <w:lang w:val="fr-FR"/>
-        </w:rPr>
-        <w:t xml:space="preserve"> d’impression : 90 mm/sec minimum.</w:t>
+        <w:t xml:space="preserve">  Interface physique : Port USB 2.0 standard.</w:t>
       </w:r>
     </w:p>
     <w:p>
@@ -18488,7 +16132,6 @@
           <w:lang w:val="fr-FR"/>
         </w:rPr>
       </w:pPr>
-      <w:proofErr w:type="gramStart"/>
       <w:r>
         <w:rPr>
           <w:rFonts w:ascii="Cambria Math" w:hAnsi="Cambria Math" w:cs="Cambria Math"/>
@@ -18507,9 +16150,30 @@
           <w:szCs w:val="24"/>
           <w:lang w:val="fr-FR"/>
         </w:rPr>
-        <w:t xml:space="preserve">  Format</w:t>
+        <w:t xml:space="preserve">  Vitesse d’impression : 90 mm/sec minimum.</w:t>
       </w:r>
-      <w:proofErr w:type="gramEnd"/>
+    </w:p>
+    <w:p>
+      <w:pPr>
+        <w:spacing w:after="80"/>
+        <w:ind w:left="360"/>
+        <w:rPr>
+          <w:rFonts w:ascii="Times New Roman" w:hAnsi="Times New Roman" w:cs="Times New Roman"/>
+          <w:sz w:val="24"/>
+          <w:szCs w:val="24"/>
+          <w:lang w:val="fr-FR"/>
+        </w:rPr>
+      </w:pPr>
+      <w:r>
+        <w:rPr>
+          <w:rFonts w:ascii="Cambria Math" w:hAnsi="Cambria Math" w:cs="Cambria Math"/>
+          <w:color w:val="333333"/>
+          <w:sz w:val="24"/>
+          <w:szCs w:val="24"/>
+          <w:lang w:val="fr-FR"/>
+        </w:rPr>
+        <w:t>▸</w:t>
+      </w:r>
       <w:r>
         <w:rPr>
           <w:rFonts w:ascii="Times New Roman" w:hAnsi="Times New Roman" w:cs="Times New Roman"/>
@@ -18518,73 +16182,7 @@
           <w:szCs w:val="24"/>
           <w:lang w:val="fr-FR"/>
         </w:rPr>
-        <w:t xml:space="preserve"> d’édition : Fichier de sortie en texte brut (UTF-8) via le pilote générique “</w:t>
-      </w:r>
-      <w:proofErr w:type="spellStart"/>
-      <w:r>
-        <w:rPr>
-          <w:rFonts w:ascii="Times New Roman" w:hAnsi="Times New Roman" w:cs="Times New Roman"/>
-          <w:color w:val="333333"/>
-          <w:sz w:val="24"/>
-          <w:szCs w:val="24"/>
-          <w:lang w:val="fr-FR"/>
-        </w:rPr>
-        <w:t>Generic</w:t>
-      </w:r>
-      <w:proofErr w:type="spellEnd"/>
-      <w:r>
-        <w:rPr>
-          <w:rFonts w:ascii="Times New Roman" w:hAnsi="Times New Roman" w:cs="Times New Roman"/>
-          <w:color w:val="333333"/>
-          <w:sz w:val="24"/>
-          <w:szCs w:val="24"/>
-          <w:lang w:val="fr-FR"/>
-        </w:rPr>
-        <w:t xml:space="preserve"> / </w:t>
-      </w:r>
-      <w:proofErr w:type="spellStart"/>
-      <w:r>
-        <w:rPr>
-          <w:rFonts w:ascii="Times New Roman" w:hAnsi="Times New Roman" w:cs="Times New Roman"/>
-          <w:color w:val="333333"/>
-          <w:sz w:val="24"/>
-          <w:szCs w:val="24"/>
-          <w:lang w:val="fr-FR"/>
-        </w:rPr>
-        <w:t>Text</w:t>
-      </w:r>
-      <w:proofErr w:type="spellEnd"/>
-      <w:r>
-        <w:rPr>
-          <w:rFonts w:ascii="Times New Roman" w:hAnsi="Times New Roman" w:cs="Times New Roman"/>
-          <w:color w:val="333333"/>
-          <w:sz w:val="24"/>
-          <w:szCs w:val="24"/>
-          <w:lang w:val="fr-FR"/>
-        </w:rPr>
-        <w:t xml:space="preserve"> </w:t>
-      </w:r>
-      <w:proofErr w:type="spellStart"/>
-      <w:r>
-        <w:rPr>
-          <w:rFonts w:ascii="Times New Roman" w:hAnsi="Times New Roman" w:cs="Times New Roman"/>
-          <w:color w:val="333333"/>
-          <w:sz w:val="24"/>
-          <w:szCs w:val="24"/>
-          <w:lang w:val="fr-FR"/>
-        </w:rPr>
-        <w:t>Only</w:t>
-      </w:r>
-      <w:proofErr w:type="spellEnd"/>
-      <w:r>
-        <w:rPr>
-          <w:rFonts w:ascii="Times New Roman" w:hAnsi="Times New Roman" w:cs="Times New Roman"/>
-          <w:color w:val="333333"/>
-          <w:sz w:val="24"/>
-          <w:szCs w:val="24"/>
-          <w:lang w:val="fr-FR"/>
-        </w:rPr>
-        <w:t>” de Windows, maximisant la vitesse d’impression.</w:t>
+        <w:t xml:space="preserve">  Format d’édition : Fichier de sortie en texte brut (UTF-8) via le pilote générique “Generic / Text Only” de Windows, maximisant la vitesse d’impression.</w:t>
       </w:r>
     </w:p>
     <w:p>
@@ -18596,7 +16194,6 @@
           <w:szCs w:val="24"/>
         </w:rPr>
       </w:pPr>
-      <w:proofErr w:type="gramStart"/>
       <w:r>
         <w:rPr>
           <w:rFonts w:ascii="Times New Roman" w:hAnsi="Times New Roman" w:cs="Times New Roman"/>
@@ -18605,57 +16202,12 @@
           <w:sz w:val="24"/>
           <w:szCs w:val="24"/>
         </w:rPr>
-        <w:t>A.3  Composition</w:t>
+        <w:t>A.3  Composition de l’équipe projet</w:t>
       </w:r>
-      <w:proofErr w:type="gramEnd"/>
-      <w:r>
-        <w:rPr>
-          <w:rFonts w:ascii="Times New Roman" w:hAnsi="Times New Roman" w:cs="Times New Roman"/>
-          <w:b/>
-          <w:color w:val="1B365D"/>
-          <w:sz w:val="24"/>
-          <w:szCs w:val="24"/>
-        </w:rPr>
-        <w:t xml:space="preserve"> de </w:t>
-      </w:r>
-      <w:proofErr w:type="spellStart"/>
-      <w:r>
-        <w:rPr>
-          <w:rFonts w:ascii="Times New Roman" w:hAnsi="Times New Roman" w:cs="Times New Roman"/>
-          <w:b/>
-          <w:color w:val="1B365D"/>
-          <w:sz w:val="24"/>
-          <w:szCs w:val="24"/>
-        </w:rPr>
-        <w:t>l’équipe</w:t>
-      </w:r>
-      <w:proofErr w:type="spellEnd"/>
-      <w:r>
-        <w:rPr>
-          <w:rFonts w:ascii="Times New Roman" w:hAnsi="Times New Roman" w:cs="Times New Roman"/>
-          <w:b/>
-          <w:color w:val="1B365D"/>
-          <w:sz w:val="24"/>
-          <w:szCs w:val="24"/>
-        </w:rPr>
-        <w:t xml:space="preserve"> </w:t>
-      </w:r>
-      <w:proofErr w:type="spellStart"/>
-      <w:r>
-        <w:rPr>
-          <w:rFonts w:ascii="Times New Roman" w:hAnsi="Times New Roman" w:cs="Times New Roman"/>
-          <w:b/>
-          <w:color w:val="1B365D"/>
-          <w:sz w:val="24"/>
-          <w:szCs w:val="24"/>
-        </w:rPr>
-        <w:t>projet</w:t>
-      </w:r>
-      <w:proofErr w:type="spellEnd"/>
     </w:p>
     <w:tbl>
       <w:tblPr>
-        <w:tblStyle w:val="TableGrid"/>
+        <w:tblStyle w:val="Grilledutableau"/>
         <w:tblW w:w="0" w:type="auto"/>
         <w:tblLook w:val="04A0" w:firstRow="1" w:lastRow="0" w:firstColumn="1" w:lastColumn="0" w:noHBand="0" w:noVBand="1"/>
       </w:tblPr>
@@ -18693,20 +16245,8 @@
                 <w:szCs w:val="24"/>
               </w:rPr>
               <w:lastRenderedPageBreak/>
-              <w:t xml:space="preserve">Nom </w:t>
-            </w:r>
-            <w:proofErr w:type="spellStart"/>
-            <w:r>
-              <w:rPr>
-                <w:rFonts w:ascii="Times New Roman" w:hAnsi="Times New Roman" w:cs="Times New Roman"/>
-                <w:b/>
-                <w:color w:val="FFFFFF"/>
-                <w:sz w:val="24"/>
-                <w:szCs w:val="24"/>
-              </w:rPr>
-              <w:t>complet</w:t>
-            </w:r>
-            <w:proofErr w:type="spellEnd"/>
+              <w:t>Nom complet</w:t>
+            </w:r>
           </w:p>
         </w:tc>
         <w:tc>
@@ -18728,7 +16268,6 @@
                 <w:szCs w:val="24"/>
               </w:rPr>
             </w:pPr>
-            <w:proofErr w:type="spellStart"/>
             <w:r>
               <w:rPr>
                 <w:rFonts w:ascii="Times New Roman" w:hAnsi="Times New Roman" w:cs="Times New Roman"/>
@@ -18737,53 +16276,8 @@
                 <w:sz w:val="24"/>
                 <w:szCs w:val="24"/>
               </w:rPr>
-              <w:t>Rôle</w:t>
-            </w:r>
-            <w:proofErr w:type="spellEnd"/>
-            <w:r>
-              <w:rPr>
-                <w:rFonts w:ascii="Times New Roman" w:hAnsi="Times New Roman" w:cs="Times New Roman"/>
-                <w:b/>
-                <w:color w:val="FFFFFF"/>
-                <w:sz w:val="24"/>
-                <w:szCs w:val="24"/>
-              </w:rPr>
-              <w:t xml:space="preserve"> </w:t>
-            </w:r>
-            <w:proofErr w:type="spellStart"/>
-            <w:r>
-              <w:rPr>
-                <w:rFonts w:ascii="Times New Roman" w:hAnsi="Times New Roman" w:cs="Times New Roman"/>
-                <w:b/>
-                <w:color w:val="FFFFFF"/>
-                <w:sz w:val="24"/>
-                <w:szCs w:val="24"/>
-              </w:rPr>
-              <w:t>dans</w:t>
-            </w:r>
-            <w:proofErr w:type="spellEnd"/>
-            <w:r>
-              <w:rPr>
-                <w:rFonts w:ascii="Times New Roman" w:hAnsi="Times New Roman" w:cs="Times New Roman"/>
-                <w:b/>
-                <w:color w:val="FFFFFF"/>
-                <w:sz w:val="24"/>
-                <w:szCs w:val="24"/>
-              </w:rPr>
-              <w:t xml:space="preserve"> le </w:t>
-            </w:r>
-            <w:proofErr w:type="spellStart"/>
-            <w:r>
-              <w:rPr>
-                <w:rFonts w:ascii="Times New Roman" w:hAnsi="Times New Roman" w:cs="Times New Roman"/>
-                <w:b/>
-                <w:color w:val="FFFFFF"/>
-                <w:sz w:val="24"/>
-                <w:szCs w:val="24"/>
-              </w:rPr>
-              <w:t>projet</w:t>
-            </w:r>
-            <w:proofErr w:type="spellEnd"/>
+              <w:t>Rôle dans le projet</w:t>
+            </w:r>
           </w:p>
         </w:tc>
         <w:tc>
@@ -18846,29 +16340,7 @@
                 <w:sz w:val="24"/>
                 <w:szCs w:val="24"/>
               </w:rPr>
-              <w:t xml:space="preserve">Billy </w:t>
-            </w:r>
-            <w:proofErr w:type="spellStart"/>
-            <w:r>
-              <w:rPr>
-                <w:rFonts w:ascii="Times New Roman" w:hAnsi="Times New Roman" w:cs="Times New Roman"/>
-                <w:b/>
-                <w:color w:val="1B365D"/>
-                <w:sz w:val="24"/>
-                <w:szCs w:val="24"/>
-              </w:rPr>
-              <w:t>Rolph</w:t>
-            </w:r>
-            <w:proofErr w:type="spellEnd"/>
-            <w:r>
-              <w:rPr>
-                <w:rFonts w:ascii="Times New Roman" w:hAnsi="Times New Roman" w:cs="Times New Roman"/>
-                <w:b/>
-                <w:color w:val="1B365D"/>
-                <w:sz w:val="24"/>
-                <w:szCs w:val="24"/>
-              </w:rPr>
-              <w:t xml:space="preserve"> EXUME</w:t>
+              <w:t>Billy Rolph EXUME</w:t>
             </w:r>
           </w:p>
         </w:tc>
@@ -18891,7 +16363,6 @@
                 <w:szCs w:val="24"/>
               </w:rPr>
             </w:pPr>
-            <w:proofErr w:type="spellStart"/>
             <w:r>
               <w:rPr>
                 <w:rFonts w:ascii="Times New Roman" w:hAnsi="Times New Roman" w:cs="Times New Roman"/>
@@ -18899,37 +16370,7 @@
                 <w:sz w:val="24"/>
                 <w:szCs w:val="24"/>
               </w:rPr>
-              <w:t>Analyste</w:t>
-            </w:r>
-            <w:proofErr w:type="spellEnd"/>
-            <w:r>
-              <w:rPr>
-                <w:rFonts w:ascii="Times New Roman" w:hAnsi="Times New Roman" w:cs="Times New Roman"/>
-                <w:color w:val="333333"/>
-                <w:sz w:val="24"/>
-                <w:szCs w:val="24"/>
-              </w:rPr>
-              <w:t xml:space="preserve"> / </w:t>
-            </w:r>
-            <w:proofErr w:type="spellStart"/>
-            <w:r>
-              <w:rPr>
-                <w:rFonts w:ascii="Times New Roman" w:hAnsi="Times New Roman" w:cs="Times New Roman"/>
-                <w:color w:val="333333"/>
-                <w:sz w:val="24"/>
-                <w:szCs w:val="24"/>
-              </w:rPr>
-              <w:t>Développeur</w:t>
-            </w:r>
-            <w:proofErr w:type="spellEnd"/>
-            <w:r>
-              <w:rPr>
-                <w:rFonts w:ascii="Times New Roman" w:hAnsi="Times New Roman" w:cs="Times New Roman"/>
-                <w:color w:val="333333"/>
-                <w:sz w:val="24"/>
-                <w:szCs w:val="24"/>
-              </w:rPr>
-              <w:t xml:space="preserve"> principal</w:t>
+              <w:t>Analyste / Développeur principal</w:t>
             </w:r>
           </w:p>
         </w:tc>
@@ -18952,7 +16393,6 @@
                 <w:szCs w:val="24"/>
               </w:rPr>
             </w:pPr>
-            <w:proofErr w:type="spellStart"/>
             <w:r>
               <w:rPr>
                 <w:rFonts w:ascii="Times New Roman" w:hAnsi="Times New Roman" w:cs="Times New Roman"/>
@@ -18960,37 +16400,7 @@
                 <w:sz w:val="24"/>
                 <w:szCs w:val="24"/>
               </w:rPr>
-              <w:t>Institut</w:t>
-            </w:r>
-            <w:proofErr w:type="spellEnd"/>
-            <w:r>
-              <w:rPr>
-                <w:rFonts w:ascii="Times New Roman" w:hAnsi="Times New Roman" w:cs="Times New Roman"/>
-                <w:color w:val="333333"/>
-                <w:sz w:val="24"/>
-                <w:szCs w:val="24"/>
-              </w:rPr>
-              <w:t xml:space="preserve"> </w:t>
-            </w:r>
-            <w:proofErr w:type="spellStart"/>
-            <w:r>
-              <w:rPr>
-                <w:rFonts w:ascii="Times New Roman" w:hAnsi="Times New Roman" w:cs="Times New Roman"/>
-                <w:color w:val="333333"/>
-                <w:sz w:val="24"/>
-                <w:szCs w:val="24"/>
-              </w:rPr>
-              <w:t>Universitaire</w:t>
-            </w:r>
-            <w:proofErr w:type="spellEnd"/>
-            <w:r>
-              <w:rPr>
-                <w:rFonts w:ascii="Times New Roman" w:hAnsi="Times New Roman" w:cs="Times New Roman"/>
-                <w:color w:val="333333"/>
-                <w:sz w:val="24"/>
-                <w:szCs w:val="24"/>
-              </w:rPr>
-              <w:t xml:space="preserve"> Des Sciences</w:t>
+              <w:t>Institut Universitaire Des Sciences</w:t>
             </w:r>
           </w:p>
         </w:tc>
@@ -19046,7 +16456,6 @@
                 <w:szCs w:val="24"/>
               </w:rPr>
             </w:pPr>
-            <w:proofErr w:type="spellStart"/>
             <w:r>
               <w:rPr>
                 <w:rFonts w:ascii="Times New Roman" w:hAnsi="Times New Roman" w:cs="Times New Roman"/>
@@ -19054,29 +16463,8 @@
                 <w:sz w:val="24"/>
                 <w:szCs w:val="24"/>
               </w:rPr>
-              <w:t>Conceptrice</w:t>
-            </w:r>
-            <w:proofErr w:type="spellEnd"/>
-            <w:r>
-              <w:rPr>
-                <w:rFonts w:ascii="Times New Roman" w:hAnsi="Times New Roman" w:cs="Times New Roman"/>
-                <w:color w:val="333333"/>
-                <w:sz w:val="24"/>
-                <w:szCs w:val="24"/>
-              </w:rPr>
-              <w:t xml:space="preserve"> UI/UX / </w:t>
-            </w:r>
-            <w:proofErr w:type="spellStart"/>
-            <w:r>
-              <w:rPr>
-                <w:rFonts w:ascii="Times New Roman" w:hAnsi="Times New Roman" w:cs="Times New Roman"/>
-                <w:color w:val="333333"/>
-                <w:sz w:val="24"/>
-                <w:szCs w:val="24"/>
-              </w:rPr>
-              <w:t>Rédactrice</w:t>
-            </w:r>
-            <w:proofErr w:type="spellEnd"/>
+              <w:t>Conceptrice UI/UX / Rédactrice</w:t>
+            </w:r>
           </w:p>
         </w:tc>
         <w:tc>
@@ -19098,7 +16486,6 @@
                 <w:szCs w:val="24"/>
               </w:rPr>
             </w:pPr>
-            <w:proofErr w:type="spellStart"/>
             <w:r>
               <w:rPr>
                 <w:rFonts w:ascii="Times New Roman" w:hAnsi="Times New Roman" w:cs="Times New Roman"/>
@@ -19106,37 +16493,7 @@
                 <w:sz w:val="24"/>
                 <w:szCs w:val="24"/>
               </w:rPr>
-              <w:t>Institut</w:t>
-            </w:r>
-            <w:proofErr w:type="spellEnd"/>
-            <w:r>
-              <w:rPr>
-                <w:rFonts w:ascii="Times New Roman" w:hAnsi="Times New Roman" w:cs="Times New Roman"/>
-                <w:color w:val="333333"/>
-                <w:sz w:val="24"/>
-                <w:szCs w:val="24"/>
-              </w:rPr>
-              <w:t xml:space="preserve"> </w:t>
-            </w:r>
-            <w:proofErr w:type="spellStart"/>
-            <w:r>
-              <w:rPr>
-                <w:rFonts w:ascii="Times New Roman" w:hAnsi="Times New Roman" w:cs="Times New Roman"/>
-                <w:color w:val="333333"/>
-                <w:sz w:val="24"/>
-                <w:szCs w:val="24"/>
-              </w:rPr>
-              <w:t>Universitaire</w:t>
-            </w:r>
-            <w:proofErr w:type="spellEnd"/>
-            <w:r>
-              <w:rPr>
-                <w:rFonts w:ascii="Times New Roman" w:hAnsi="Times New Roman" w:cs="Times New Roman"/>
-                <w:color w:val="333333"/>
-                <w:sz w:val="24"/>
-                <w:szCs w:val="24"/>
-              </w:rPr>
-              <w:t xml:space="preserve"> Des Sciences</w:t>
+              <w:t>Institut Universitaire Des Sciences</w:t>
             </w:r>
           </w:p>
         </w:tc>
@@ -19152,7 +16509,6 @@
           <w:lang w:val="fr-FR"/>
         </w:rPr>
       </w:pPr>
-      <w:proofErr w:type="gramStart"/>
       <w:r>
         <w:rPr>
           <w:rFonts w:ascii="Times New Roman" w:hAnsi="Times New Roman" w:cs="Times New Roman"/>
@@ -19162,19 +16518,7 @@
           <w:szCs w:val="24"/>
           <w:lang w:val="fr-FR"/>
         </w:rPr>
-        <w:t>A.4  Profils</w:t>
-      </w:r>
-      <w:proofErr w:type="gramEnd"/>
-      <w:r>
-        <w:rPr>
-          <w:rFonts w:ascii="Times New Roman" w:hAnsi="Times New Roman" w:cs="Times New Roman"/>
-          <w:b/>
-          <w:color w:val="1B365D"/>
-          <w:sz w:val="24"/>
-          <w:szCs w:val="24"/>
-          <w:lang w:val="fr-FR"/>
-        </w:rPr>
-        <w:t xml:space="preserve"> des membres de l’équipe</w:t>
+        <w:t>A.4  Profils des membres de l’équipe</w:t>
       </w:r>
     </w:p>
     <w:p>
@@ -19196,31 +16540,7 @@
           <w:szCs w:val="24"/>
           <w:lang w:val="fr-FR"/>
         </w:rPr>
-        <w:t xml:space="preserve">Billy </w:t>
-      </w:r>
-      <w:proofErr w:type="spellStart"/>
-      <w:r>
-        <w:rPr>
-          <w:rFonts w:ascii="Times New Roman" w:hAnsi="Times New Roman" w:cs="Times New Roman"/>
-          <w:b/>
-          <w:color w:val="333333"/>
-          <w:sz w:val="24"/>
-          <w:szCs w:val="24"/>
-          <w:lang w:val="fr-FR"/>
-        </w:rPr>
-        <w:t>Rolph</w:t>
-      </w:r>
-      <w:proofErr w:type="spellEnd"/>
-      <w:r>
-        <w:rPr>
-          <w:rFonts w:ascii="Times New Roman" w:hAnsi="Times New Roman" w:cs="Times New Roman"/>
-          <w:b/>
-          <w:color w:val="333333"/>
-          <w:sz w:val="24"/>
-          <w:szCs w:val="24"/>
-          <w:lang w:val="fr-FR"/>
-        </w:rPr>
-        <w:t xml:space="preserve"> EXUME — Analyste / Développeur principal</w:t>
+        <w:t>Billy Rolph EXUME — Analyste / Développeur principal</w:t>
       </w:r>
     </w:p>
     <w:p>
@@ -19232,7 +16552,6 @@
           <w:lang w:val="fr-FR"/>
         </w:rPr>
       </w:pPr>
-      <w:proofErr w:type="gramStart"/>
       <w:r>
         <w:rPr>
           <w:rFonts w:ascii="Cambria Math" w:hAnsi="Cambria Math" w:cs="Cambria Math"/>
@@ -19261,18 +16580,7 @@
           <w:szCs w:val="24"/>
           <w:lang w:val="fr-FR"/>
         </w:rPr>
-        <w:t>titution</w:t>
-      </w:r>
-      <w:proofErr w:type="gramEnd"/>
-      <w:r>
-        <w:rPr>
-          <w:rFonts w:ascii="Times New Roman" w:hAnsi="Times New Roman" w:cs="Times New Roman"/>
-          <w:color w:val="333333"/>
-          <w:sz w:val="24"/>
-          <w:szCs w:val="24"/>
-          <w:lang w:val="fr-FR"/>
-        </w:rPr>
-        <w:t xml:space="preserve"> : </w:t>
+        <w:t xml:space="preserve">titution : </w:t>
       </w:r>
       <w:r>
         <w:rPr>
@@ -19315,7 +16623,6 @@
           <w:lang w:val="fr-FR"/>
         </w:rPr>
       </w:pPr>
-      <w:proofErr w:type="gramStart"/>
       <w:r>
         <w:rPr>
           <w:rFonts w:ascii="Cambria Math" w:hAnsi="Cambria Math" w:cs="Cambria Math"/>
@@ -19334,18 +16641,7 @@
           <w:szCs w:val="24"/>
           <w:lang w:val="fr-FR"/>
         </w:rPr>
-        <w:t xml:space="preserve">  Responsabilités</w:t>
-      </w:r>
-      <w:proofErr w:type="gramEnd"/>
-      <w:r>
-        <w:rPr>
-          <w:rFonts w:ascii="Times New Roman" w:hAnsi="Times New Roman" w:cs="Times New Roman"/>
-          <w:color w:val="333333"/>
-          <w:sz w:val="24"/>
-          <w:szCs w:val="24"/>
-          <w:lang w:val="fr-FR"/>
-        </w:rPr>
-        <w:t xml:space="preserve"> : Analyse des besoins, modélisation de la base de données PostgreSQL, développement du back-end Java, intégration du module de fidélisation client et tests unitaires.</w:t>
+        <w:t xml:space="preserve">  Responsabilités : Analyse des besoins, modélisation de la base de données PostgreSQL, développement du back-end Java, intégration du module de fidélisation client et tests unitaires.</w:t>
       </w:r>
     </w:p>
     <w:p>
@@ -19359,7 +16655,6 @@
           <w:lang w:val="fr-FR"/>
         </w:rPr>
       </w:pPr>
-      <w:proofErr w:type="gramStart"/>
       <w:r>
         <w:rPr>
           <w:rFonts w:ascii="Cambria Math" w:hAnsi="Cambria Math" w:cs="Cambria Math"/>
@@ -19378,40 +16673,7 @@
           <w:szCs w:val="24"/>
           <w:lang w:val="fr-FR"/>
         </w:rPr>
-        <w:t xml:space="preserve">  Compétences</w:t>
-      </w:r>
-      <w:proofErr w:type="gramEnd"/>
-      <w:r>
-        <w:rPr>
-          <w:rFonts w:ascii="Times New Roman" w:hAnsi="Times New Roman" w:cs="Times New Roman"/>
-          <w:color w:val="333333"/>
-          <w:sz w:val="24"/>
-          <w:szCs w:val="24"/>
-          <w:lang w:val="fr-FR"/>
-        </w:rPr>
-        <w:t xml:space="preserve"> techniques : Java SE, </w:t>
-      </w:r>
-      <w:proofErr w:type="spellStart"/>
-      <w:r>
-        <w:rPr>
-          <w:rFonts w:ascii="Times New Roman" w:hAnsi="Times New Roman" w:cs="Times New Roman"/>
-          <w:color w:val="333333"/>
-          <w:sz w:val="24"/>
-          <w:szCs w:val="24"/>
-          <w:lang w:val="fr-FR"/>
-        </w:rPr>
-        <w:t>JavaFX</w:t>
-      </w:r>
-      <w:proofErr w:type="spellEnd"/>
-      <w:r>
-        <w:rPr>
-          <w:rFonts w:ascii="Times New Roman" w:hAnsi="Times New Roman" w:cs="Times New Roman"/>
-          <w:color w:val="333333"/>
-          <w:sz w:val="24"/>
-          <w:szCs w:val="24"/>
-          <w:lang w:val="fr-FR"/>
-        </w:rPr>
-        <w:t>, JDBC, PostgreSQL, UML, analyse fonctionnelle.</w:t>
+        <w:t xml:space="preserve">  Compétences techniques : Java SE, JavaFX, JDBC, PostgreSQL, UML, analyse fonctionnelle.</w:t>
       </w:r>
     </w:p>
     <w:p>
@@ -19445,7 +16707,6 @@
           <w:lang w:val="fr-FR"/>
         </w:rPr>
       </w:pPr>
-      <w:proofErr w:type="gramStart"/>
       <w:r>
         <w:rPr>
           <w:rFonts w:ascii="Cambria Math" w:hAnsi="Cambria Math" w:cs="Cambria Math"/>
@@ -19474,18 +16735,7 @@
           <w:szCs w:val="24"/>
           <w:lang w:val="fr-FR"/>
         </w:rPr>
-        <w:t>stitution</w:t>
-      </w:r>
-      <w:proofErr w:type="gramEnd"/>
-      <w:r>
-        <w:rPr>
-          <w:rFonts w:ascii="Times New Roman" w:hAnsi="Times New Roman" w:cs="Times New Roman"/>
-          <w:color w:val="333333"/>
-          <w:sz w:val="24"/>
-          <w:szCs w:val="24"/>
-          <w:lang w:val="fr-FR"/>
-        </w:rPr>
-        <w:t xml:space="preserve"> : </w:t>
+        <w:t xml:space="preserve">stitution : </w:t>
       </w:r>
       <w:r>
         <w:rPr>
@@ -19519,7 +16769,6 @@
           <w:lang w:val="fr-FR"/>
         </w:rPr>
       </w:pPr>
-      <w:proofErr w:type="gramStart"/>
       <w:r>
         <w:rPr>
           <w:rFonts w:ascii="Cambria Math" w:hAnsi="Cambria Math" w:cs="Cambria Math"/>
@@ -19538,18 +16787,7 @@
           <w:szCs w:val="24"/>
           <w:lang w:val="fr-FR"/>
         </w:rPr>
-        <w:t xml:space="preserve">  Responsabilités</w:t>
-      </w:r>
-      <w:proofErr w:type="gramEnd"/>
-      <w:r>
-        <w:rPr>
-          <w:rFonts w:ascii="Times New Roman" w:hAnsi="Times New Roman" w:cs="Times New Roman"/>
-          <w:color w:val="333333"/>
-          <w:sz w:val="24"/>
-          <w:szCs w:val="24"/>
-          <w:lang w:val="fr-FR"/>
-        </w:rPr>
-        <w:t xml:space="preserve"> : Conception des maquettes d’interface (UI/UX), rédaction et mise en forme des livrables documentaires (étude d’opportunité, spécifications), communication avec le client.</w:t>
+        <w:t xml:space="preserve">  Responsabilités : Conception des maquettes d’interface (UI/UX), rédaction et mise en forme des livrables documentaires (étude d’opportunité, spécifications), communication avec le client.</w:t>
       </w:r>
     </w:p>
     <w:p>
@@ -19563,7 +16801,6 @@
           <w:lang w:val="fr-FR"/>
         </w:rPr>
       </w:pPr>
-      <w:proofErr w:type="gramStart"/>
       <w:r>
         <w:rPr>
           <w:rFonts w:ascii="Cambria Math" w:hAnsi="Cambria Math" w:cs="Cambria Math"/>
@@ -19582,52 +16819,7 @@
           <w:szCs w:val="24"/>
           <w:lang w:val="fr-FR"/>
         </w:rPr>
-        <w:t xml:space="preserve">  Compétences</w:t>
-      </w:r>
-      <w:proofErr w:type="gramEnd"/>
-      <w:r>
-        <w:rPr>
-          <w:rFonts w:ascii="Times New Roman" w:hAnsi="Times New Roman" w:cs="Times New Roman"/>
-          <w:color w:val="333333"/>
-          <w:sz w:val="24"/>
-          <w:szCs w:val="24"/>
-          <w:lang w:val="fr-FR"/>
-        </w:rPr>
-        <w:t xml:space="preserve"> : Conception UI/UX, rédaction technique, </w:t>
-      </w:r>
-      <w:proofErr w:type="spellStart"/>
-      <w:r>
-        <w:rPr>
-          <w:rFonts w:ascii="Times New Roman" w:hAnsi="Times New Roman" w:cs="Times New Roman"/>
-          <w:color w:val="333333"/>
-          <w:sz w:val="24"/>
-          <w:szCs w:val="24"/>
-          <w:lang w:val="fr-FR"/>
-        </w:rPr>
-        <w:t>JavaFX</w:t>
-      </w:r>
-      <w:proofErr w:type="spellEnd"/>
-      <w:r>
-        <w:rPr>
-          <w:rFonts w:ascii="Times New Roman" w:hAnsi="Times New Roman" w:cs="Times New Roman"/>
-          <w:color w:val="333333"/>
-          <w:sz w:val="24"/>
-          <w:szCs w:val="24"/>
-          <w:lang w:val="fr-FR"/>
-        </w:rPr>
-        <w:t xml:space="preserve"> (FXML), modélisation de cas d’utilisation, gesti</w:t>
-      </w:r>
-      <w:bookmarkStart w:id="0" w:name="_GoBack"/>
-      <w:bookmarkEnd w:id="0"/>
-      <w:r>
-        <w:rPr>
-          <w:rFonts w:ascii="Times New Roman" w:hAnsi="Times New Roman" w:cs="Times New Roman"/>
-          <w:color w:val="333333"/>
-          <w:sz w:val="24"/>
-          <w:szCs w:val="24"/>
-          <w:lang w:val="fr-FR"/>
-        </w:rPr>
-        <w:t>on documentaire.</w:t>
+        <w:t xml:space="preserve">  Compétences : Conception UI/UX, rédaction technique, JavaFX (FXML), modélisation de cas d’utilisation, gestion documentaire.</w:t>
       </w:r>
     </w:p>
     <w:sectPr>
@@ -19641,7 +16833,7 @@
 </file>
 
 <file path=word/endnotes.xml><?xml version="1.0" encoding="utf-8"?>
-<w:endnotes xmlns:wpc="http://schemas.microsoft.com/office/word/2010/wordprocessingCanvas" xmlns:cx="http://schemas.microsoft.com/office/drawing/2014/chartex" xmlns:mc="http://schemas.openxmlformats.org/markup-compatibility/2006" xmlns:o="urn:schemas-microsoft-com:office:office" xmlns:r="http://schemas.openxmlformats.org/officeDocument/2006/relationships" xmlns:m="http://schemas.openxmlformats.org/officeDocument/2006/math" xmlns:v="urn:schemas-microsoft-com:vml" xmlns:wp14="http://schemas.microsoft.com/office/word/2010/wordprocessingDrawing" xmlns:wp="http://schemas.openxmlformats.org/drawingml/2006/wordprocessingDrawing" xmlns:w10="urn:schemas-microsoft-com:office:word" xmlns:w="http://schemas.openxmlformats.org/wordprocessingml/2006/main" xmlns:w14="http://schemas.microsoft.com/office/word/2010/wordml" xmlns:w15="http://schemas.microsoft.com/office/word/2012/wordml" xmlns:w16se="http://schemas.microsoft.com/office/word/2015/wordml/symex" xmlns:wpg="http://schemas.microsoft.com/office/word/2010/wordprocessingGroup" xmlns:wpi="http://schemas.microsoft.com/office/word/2010/wordprocessingInk" xmlns:wne="http://schemas.microsoft.com/office/word/2006/wordml" xmlns:wps="http://schemas.microsoft.com/office/word/2010/wordprocessingShape" mc:Ignorable="w14 w15 w16se wp14">
+<w:endnotes xmlns:wpc="http://schemas.microsoft.com/office/word/2010/wordprocessingCanvas" xmlns:cx="http://schemas.microsoft.com/office/drawing/2014/chartex" xmlns:cx1="http://schemas.microsoft.com/office/drawing/2015/9/8/chartex" xmlns:cx2="http://schemas.microsoft.com/office/drawing/2015/10/21/chartex" xmlns:cx3="http://schemas.microsoft.com/office/drawing/2016/5/9/chartex" xmlns:cx4="http://schemas.microsoft.com/office/drawing/2016/5/10/chartex" xmlns:cx5="http://schemas.microsoft.com/office/drawing/2016/5/11/chartex" xmlns:cx6="http://schemas.microsoft.com/office/drawing/2016/5/12/chartex" xmlns:cx7="http://schemas.microsoft.com/office/drawing/2016/5/13/chartex" xmlns:cx8="http://schemas.microsoft.com/office/drawing/2016/5/14/chartex" xmlns:mc="http://schemas.openxmlformats.org/markup-compatibility/2006" xmlns:aink="http://schemas.microsoft.com/office/drawing/2016/ink" xmlns:am3d="http://schemas.microsoft.com/office/drawing/2017/model3d" xmlns:o="urn:schemas-microsoft-com:office:office" xmlns:oel="http://schemas.microsoft.com/office/2019/extlst" xmlns:r="http://schemas.openxmlformats.org/officeDocument/2006/relationships" xmlns:m="http://schemas.openxmlformats.org/officeDocument/2006/math" xmlns:v="urn:schemas-microsoft-com:vml" xmlns:wp14="http://schemas.microsoft.com/office/word/2010/wordprocessingDrawing" xmlns:wp="http://schemas.openxmlformats.org/drawingml/2006/wordprocessingDrawing" xmlns:w10="urn:schemas-microsoft-com:office:word" xmlns:w="http://schemas.openxmlformats.org/wordprocessingml/2006/main" xmlns:w14="http://schemas.microsoft.com/office/word/2010/wordml" xmlns:w15="http://schemas.microsoft.com/office/word/2012/wordml" xmlns:w16cex="http://schemas.microsoft.com/office/word/2018/wordml/cex" xmlns:w16cid="http://schemas.microsoft.com/office/word/2016/wordml/cid" xmlns:w16="http://schemas.microsoft.com/office/word/2018/wordml" xmlns:w16du="http://schemas.microsoft.com/office/word/2023/wordml/word16du" xmlns:w16sdtdh="http://schemas.microsoft.com/office/word/2020/wordml/sdtdatahash" xmlns:w16sdtfl="http://schemas.microsoft.com/office/word/2024/wordml/sdtformatlock" xmlns:w16se="http://schemas.microsoft.com/office/word/2015/wordml/symex" xmlns:wpg="http://schemas.microsoft.com/office/word/2010/wordprocessingGroup" xmlns:wpi="http://schemas.microsoft.com/office/word/2010/wordprocessingInk" xmlns:wne="http://schemas.microsoft.com/office/word/2006/wordml" xmlns:wps="http://schemas.microsoft.com/office/word/2010/wordprocessingShape" mc:Ignorable="w14 w15 w16se w16cid w16 w16cex w16sdtdh w16sdtfl w16du wp14">
   <w:endnote w:type="separator" w:id="-1">
     <w:p>
       <w:pPr>
@@ -19666,7 +16858,7 @@
 </file>
 
 <file path=word/footnotes.xml><?xml version="1.0" encoding="utf-8"?>
-<w:footnotes xmlns:wpc="http://schemas.microsoft.com/office/word/2010/wordprocessingCanvas" xmlns:cx="http://schemas.microsoft.com/office/drawing/2014/chartex" xmlns:mc="http://schemas.openxmlformats.org/markup-compatibility/2006" xmlns:o="urn:schemas-microsoft-com:office:office" xmlns:r="http://schemas.openxmlformats.org/officeDocument/2006/relationships" xmlns:m="http://schemas.openxmlformats.org/officeDocument/2006/math" xmlns:v="urn:schemas-microsoft-com:vml" xmlns:wp14="http://schemas.microsoft.com/office/word/2010/wordprocessingDrawing" xmlns:wp="http://schemas.openxmlformats.org/drawingml/2006/wordprocessingDrawing" xmlns:w10="urn:schemas-microsoft-com:office:word" xmlns:w="http://schemas.openxmlformats.org/wordprocessingml/2006/main" xmlns:w14="http://schemas.microsoft.com/office/word/2010/wordml" xmlns:w15="http://schemas.microsoft.com/office/word/2012/wordml" xmlns:w16se="http://schemas.microsoft.com/office/word/2015/wordml/symex" xmlns:wpg="http://schemas.microsoft.com/office/word/2010/wordprocessingGroup" xmlns:wpi="http://schemas.microsoft.com/office/word/2010/wordprocessingInk" xmlns:wne="http://schemas.microsoft.com/office/word/2006/wordml" xmlns:wps="http://schemas.microsoft.com/office/word/2010/wordprocessingShape" mc:Ignorable="w14 w15 w16se wp14">
+<w:footnotes xmlns:wpc="http://schemas.microsoft.com/office/word/2010/wordprocessingCanvas" xmlns:cx="http://schemas.microsoft.com/office/drawing/2014/chartex" xmlns:cx1="http://schemas.microsoft.com/office/drawing/2015/9/8/chartex" xmlns:cx2="http://schemas.microsoft.com/office/drawing/2015/10/21/chartex" xmlns:cx3="http://schemas.microsoft.com/office/drawing/2016/5/9/chartex" xmlns:cx4="http://schemas.microsoft.com/office/drawing/2016/5/10/chartex" xmlns:cx5="http://schemas.microsoft.com/office/drawing/2016/5/11/chartex" xmlns:cx6="http://schemas.microsoft.com/office/drawing/2016/5/12/chartex" xmlns:cx7="http://schemas.microsoft.com/office/drawing/2016/5/13/chartex" xmlns:cx8="http://schemas.microsoft.com/office/drawing/2016/5/14/chartex" xmlns:mc="http://schemas.openxmlformats.org/markup-compatibility/2006" xmlns:aink="http://schemas.microsoft.com/office/drawing/2016/ink" xmlns:am3d="http://schemas.microsoft.com/office/drawing/2017/model3d" xmlns:o="urn:schemas-microsoft-com:office:office" xmlns:oel="http://schemas.microsoft.com/office/2019/extlst" xmlns:r="http://schemas.openxmlformats.org/officeDocument/2006/relationships" xmlns:m="http://schemas.openxmlformats.org/officeDocument/2006/math" xmlns:v="urn:schemas-microsoft-com:vml" xmlns:wp14="http://schemas.microsoft.com/office/word/2010/wordprocessingDrawing" xmlns:wp="http://schemas.openxmlformats.org/drawingml/2006/wordprocessingDrawing" xmlns:w10="urn:schemas-microsoft-com:office:word" xmlns:w="http://schemas.openxmlformats.org/wordprocessingml/2006/main" xmlns:w14="http://schemas.microsoft.com/office/word/2010/wordml" xmlns:w15="http://schemas.microsoft.com/office/word/2012/wordml" xmlns:w16cex="http://schemas.microsoft.com/office/word/2018/wordml/cex" xmlns:w16cid="http://schemas.microsoft.com/office/word/2016/wordml/cid" xmlns:w16="http://schemas.microsoft.com/office/word/2018/wordml" xmlns:w16du="http://schemas.microsoft.com/office/word/2023/wordml/word16du" xmlns:w16sdtdh="http://schemas.microsoft.com/office/word/2020/wordml/sdtdatahash" xmlns:w16sdtfl="http://schemas.microsoft.com/office/word/2024/wordml/sdtformatlock" xmlns:w16se="http://schemas.microsoft.com/office/word/2015/wordml/symex" xmlns:wpg="http://schemas.microsoft.com/office/word/2010/wordprocessingGroup" xmlns:wpi="http://schemas.microsoft.com/office/word/2010/wordprocessingInk" xmlns:wne="http://schemas.microsoft.com/office/word/2006/wordml" xmlns:wps="http://schemas.microsoft.com/office/word/2010/wordprocessingShape" mc:Ignorable="w14 w15 w16se w16cid w16 w16cex w16sdtdh w16sdtfl w16du wp14">
   <w:footnote w:type="separator" w:id="-1">
     <w:p>
       <w:pPr>
@@ -19691,37 +16883,37 @@
 </file>
 
 <file path=word/header1.xml><?xml version="1.0" encoding="utf-8"?>
-<w:hdr xmlns:wpc="http://schemas.microsoft.com/office/word/2010/wordprocessingCanvas" xmlns:cx="http://schemas.microsoft.com/office/drawing/2014/chartex" xmlns:mc="http://schemas.openxmlformats.org/markup-compatibility/2006" xmlns:o="urn:schemas-microsoft-com:office:office" xmlns:r="http://schemas.openxmlformats.org/officeDocument/2006/relationships" xmlns:m="http://schemas.openxmlformats.org/officeDocument/2006/math" xmlns:v="urn:schemas-microsoft-com:vml" xmlns:wp14="http://schemas.microsoft.com/office/word/2010/wordprocessingDrawing" xmlns:wp="http://schemas.openxmlformats.org/drawingml/2006/wordprocessingDrawing" xmlns:w10="urn:schemas-microsoft-com:office:word" xmlns:w="http://schemas.openxmlformats.org/wordprocessingml/2006/main" xmlns:w14="http://schemas.microsoft.com/office/word/2010/wordml" xmlns:w15="http://schemas.microsoft.com/office/word/2012/wordml" xmlns:w16se="http://schemas.microsoft.com/office/word/2015/wordml/symex" xmlns:wpg="http://schemas.microsoft.com/office/word/2010/wordprocessingGroup" xmlns:wpi="http://schemas.microsoft.com/office/word/2010/wordprocessingInk" xmlns:wne="http://schemas.microsoft.com/office/word/2006/wordml" xmlns:wps="http://schemas.microsoft.com/office/word/2010/wordprocessingShape" mc:Ignorable="w14 w15 w16se wp14">
+<w:hdr xmlns:wpc="http://schemas.microsoft.com/office/word/2010/wordprocessingCanvas" xmlns:cx="http://schemas.microsoft.com/office/drawing/2014/chartex" xmlns:cx1="http://schemas.microsoft.com/office/drawing/2015/9/8/chartex" xmlns:cx2="http://schemas.microsoft.com/office/drawing/2015/10/21/chartex" xmlns:cx3="http://schemas.microsoft.com/office/drawing/2016/5/9/chartex" xmlns:cx4="http://schemas.microsoft.com/office/drawing/2016/5/10/chartex" xmlns:cx5="http://schemas.microsoft.com/office/drawing/2016/5/11/chartex" xmlns:cx6="http://schemas.microsoft.com/office/drawing/2016/5/12/chartex" xmlns:cx7="http://schemas.microsoft.com/office/drawing/2016/5/13/chartex" xmlns:cx8="http://schemas.microsoft.com/office/drawing/2016/5/14/chartex" xmlns:mc="http://schemas.openxmlformats.org/markup-compatibility/2006" xmlns:aink="http://schemas.microsoft.com/office/drawing/2016/ink" xmlns:am3d="http://schemas.microsoft.com/office/drawing/2017/model3d" xmlns:o="urn:schemas-microsoft-com:office:office" xmlns:oel="http://schemas.microsoft.com/office/2019/extlst" xmlns:r="http://schemas.openxmlformats.org/officeDocument/2006/relationships" xmlns:m="http://schemas.openxmlformats.org/officeDocument/2006/math" xmlns:v="urn:schemas-microsoft-com:vml" xmlns:wp14="http://schemas.microsoft.com/office/word/2010/wordprocessingDrawing" xmlns:wp="http://schemas.openxmlformats.org/drawingml/2006/wordprocessingDrawing" xmlns:w10="urn:schemas-microsoft-com:office:word" xmlns:w="http://schemas.openxmlformats.org/wordprocessingml/2006/main" xmlns:w14="http://schemas.microsoft.com/office/word/2010/wordml" xmlns:w15="http://schemas.microsoft.com/office/word/2012/wordml" xmlns:w16cex="http://schemas.microsoft.com/office/word/2018/wordml/cex" xmlns:w16cid="http://schemas.microsoft.com/office/word/2016/wordml/cid" xmlns:w16="http://schemas.microsoft.com/office/word/2018/wordml" xmlns:w16du="http://schemas.microsoft.com/office/word/2023/wordml/word16du" xmlns:w16sdtdh="http://schemas.microsoft.com/office/word/2020/wordml/sdtdatahash" xmlns:w16sdtfl="http://schemas.microsoft.com/office/word/2024/wordml/sdtformatlock" xmlns:w16se="http://schemas.microsoft.com/office/word/2015/wordml/symex" xmlns:wpg="http://schemas.microsoft.com/office/word/2010/wordprocessingGroup" xmlns:wpi="http://schemas.microsoft.com/office/word/2010/wordprocessingInk" xmlns:wne="http://schemas.microsoft.com/office/word/2006/wordml" xmlns:wps="http://schemas.microsoft.com/office/word/2010/wordprocessingShape" mc:Ignorable="w14 w15 w16se w16cid w16 w16cex w16sdtdh w16sdtfl w16du wp14">
   <w:p>
     <w:pPr>
-      <w:pStyle w:val="Header"/>
+      <w:pStyle w:val="En-tte"/>
     </w:pPr>
   </w:p>
 </w:hdr>
 </file>
 
 <file path=word/header2.xml><?xml version="1.0" encoding="utf-8"?>
-<w:hdr xmlns:wpc="http://schemas.microsoft.com/office/word/2010/wordprocessingCanvas" xmlns:cx="http://schemas.microsoft.com/office/drawing/2014/chartex" xmlns:mc="http://schemas.openxmlformats.org/markup-compatibility/2006" xmlns:o="urn:schemas-microsoft-com:office:office" xmlns:r="http://schemas.openxmlformats.org/officeDocument/2006/relationships" xmlns:m="http://schemas.openxmlformats.org/officeDocument/2006/math" xmlns:v="urn:schemas-microsoft-com:vml" xmlns:wp14="http://schemas.microsoft.com/office/word/2010/wordprocessingDrawing" xmlns:wp="http://schemas.openxmlformats.org/drawingml/2006/wordprocessingDrawing" xmlns:w10="urn:schemas-microsoft-com:office:word" xmlns:w="http://schemas.openxmlformats.org/wordprocessingml/2006/main" xmlns:w14="http://schemas.microsoft.com/office/word/2010/wordml" xmlns:w15="http://schemas.microsoft.com/office/word/2012/wordml" xmlns:w16se="http://schemas.microsoft.com/office/word/2015/wordml/symex" xmlns:wpg="http://schemas.microsoft.com/office/word/2010/wordprocessingGroup" xmlns:wpi="http://schemas.microsoft.com/office/word/2010/wordprocessingInk" xmlns:wne="http://schemas.microsoft.com/office/word/2006/wordml" xmlns:wps="http://schemas.microsoft.com/office/word/2010/wordprocessingShape" mc:Ignorable="w14 w15 w16se wp14">
+<w:hdr xmlns:wpc="http://schemas.microsoft.com/office/word/2010/wordprocessingCanvas" xmlns:cx="http://schemas.microsoft.com/office/drawing/2014/chartex" xmlns:cx1="http://schemas.microsoft.com/office/drawing/2015/9/8/chartex" xmlns:cx2="http://schemas.microsoft.com/office/drawing/2015/10/21/chartex" xmlns:cx3="http://schemas.microsoft.com/office/drawing/2016/5/9/chartex" xmlns:cx4="http://schemas.microsoft.com/office/drawing/2016/5/10/chartex" xmlns:cx5="http://schemas.microsoft.com/office/drawing/2016/5/11/chartex" xmlns:cx6="http://schemas.microsoft.com/office/drawing/2016/5/12/chartex" xmlns:cx7="http://schemas.microsoft.com/office/drawing/2016/5/13/chartex" xmlns:cx8="http://schemas.microsoft.com/office/drawing/2016/5/14/chartex" xmlns:mc="http://schemas.openxmlformats.org/markup-compatibility/2006" xmlns:aink="http://schemas.microsoft.com/office/drawing/2016/ink" xmlns:am3d="http://schemas.microsoft.com/office/drawing/2017/model3d" xmlns:o="urn:schemas-microsoft-com:office:office" xmlns:oel="http://schemas.microsoft.com/office/2019/extlst" xmlns:r="http://schemas.openxmlformats.org/officeDocument/2006/relationships" xmlns:m="http://schemas.openxmlformats.org/officeDocument/2006/math" xmlns:v="urn:schemas-microsoft-com:vml" xmlns:wp14="http://schemas.microsoft.com/office/word/2010/wordprocessingDrawing" xmlns:wp="http://schemas.openxmlformats.org/drawingml/2006/wordprocessingDrawing" xmlns:w10="urn:schemas-microsoft-com:office:word" xmlns:w="http://schemas.openxmlformats.org/wordprocessingml/2006/main" xmlns:w14="http://schemas.microsoft.com/office/word/2010/wordml" xmlns:w15="http://schemas.microsoft.com/office/word/2012/wordml" xmlns:w16cex="http://schemas.microsoft.com/office/word/2018/wordml/cex" xmlns:w16cid="http://schemas.microsoft.com/office/word/2016/wordml/cid" xmlns:w16="http://schemas.microsoft.com/office/word/2018/wordml" xmlns:w16du="http://schemas.microsoft.com/office/word/2023/wordml/word16du" xmlns:w16sdtdh="http://schemas.microsoft.com/office/word/2020/wordml/sdtdatahash" xmlns:w16sdtfl="http://schemas.microsoft.com/office/word/2024/wordml/sdtformatlock" xmlns:w16se="http://schemas.microsoft.com/office/word/2015/wordml/symex" xmlns:wpg="http://schemas.microsoft.com/office/word/2010/wordprocessingGroup" xmlns:wpi="http://schemas.microsoft.com/office/word/2010/wordprocessingInk" xmlns:wne="http://schemas.microsoft.com/office/word/2006/wordml" xmlns:wps="http://schemas.microsoft.com/office/word/2010/wordprocessingShape" mc:Ignorable="w14 w15 w16se w16cid w16 w16cex w16sdtdh w16sdtfl w16du wp14">
   <w:p>
     <w:pPr>
-      <w:pStyle w:val="Header"/>
+      <w:pStyle w:val="En-tte"/>
     </w:pPr>
   </w:p>
 </w:hdr>
 </file>
 
 <file path=word/header3.xml><?xml version="1.0" encoding="utf-8"?>
-<w:hdr xmlns:wpc="http://schemas.microsoft.com/office/word/2010/wordprocessingCanvas" xmlns:cx="http://schemas.microsoft.com/office/drawing/2014/chartex" xmlns:mc="http://schemas.openxmlformats.org/markup-compatibility/2006" xmlns:o="urn:schemas-microsoft-com:office:office" xmlns:r="http://schemas.openxmlformats.org/officeDocument/2006/relationships" xmlns:m="http://schemas.openxmlformats.org/officeDocument/2006/math" xmlns:v="urn:schemas-microsoft-com:vml" xmlns:wp14="http://schemas.microsoft.com/office/word/2010/wordprocessingDrawing" xmlns:wp="http://schemas.openxmlformats.org/drawingml/2006/wordprocessingDrawing" xmlns:w10="urn:schemas-microsoft-com:office:word" xmlns:w="http://schemas.openxmlformats.org/wordprocessingml/2006/main" xmlns:w14="http://schemas.microsoft.com/office/word/2010/wordml" xmlns:w15="http://schemas.microsoft.com/office/word/2012/wordml" xmlns:w16se="http://schemas.microsoft.com/office/word/2015/wordml/symex" xmlns:wpg="http://schemas.microsoft.com/office/word/2010/wordprocessingGroup" xmlns:wpi="http://schemas.microsoft.com/office/word/2010/wordprocessingInk" xmlns:wne="http://schemas.microsoft.com/office/word/2006/wordml" xmlns:wps="http://schemas.microsoft.com/office/word/2010/wordprocessingShape" mc:Ignorable="w14 w15 w16se wp14">
+<w:hdr xmlns:wpc="http://schemas.microsoft.com/office/word/2010/wordprocessingCanvas" xmlns:cx="http://schemas.microsoft.com/office/drawing/2014/chartex" xmlns:cx1="http://schemas.microsoft.com/office/drawing/2015/9/8/chartex" xmlns:cx2="http://schemas.microsoft.com/office/drawing/2015/10/21/chartex" xmlns:cx3="http://schemas.microsoft.com/office/drawing/2016/5/9/chartex" xmlns:cx4="http://schemas.microsoft.com/office/drawing/2016/5/10/chartex" xmlns:cx5="http://schemas.microsoft.com/office/drawing/2016/5/11/chartex" xmlns:cx6="http://schemas.microsoft.com/office/drawing/2016/5/12/chartex" xmlns:cx7="http://schemas.microsoft.com/office/drawing/2016/5/13/chartex" xmlns:cx8="http://schemas.microsoft.com/office/drawing/2016/5/14/chartex" xmlns:mc="http://schemas.openxmlformats.org/markup-compatibility/2006" xmlns:aink="http://schemas.microsoft.com/office/drawing/2016/ink" xmlns:am3d="http://schemas.microsoft.com/office/drawing/2017/model3d" xmlns:o="urn:schemas-microsoft-com:office:office" xmlns:oel="http://schemas.microsoft.com/office/2019/extlst" xmlns:r="http://schemas.openxmlformats.org/officeDocument/2006/relationships" xmlns:m="http://schemas.openxmlformats.org/officeDocument/2006/math" xmlns:v="urn:schemas-microsoft-com:vml" xmlns:wp14="http://schemas.microsoft.com/office/word/2010/wordprocessingDrawing" xmlns:wp="http://schemas.openxmlformats.org/drawingml/2006/wordprocessingDrawing" xmlns:w10="urn:schemas-microsoft-com:office:word" xmlns:w="http://schemas.openxmlformats.org/wordprocessingml/2006/main" xmlns:w14="http://schemas.microsoft.com/office/word/2010/wordml" xmlns:w15="http://schemas.microsoft.com/office/word/2012/wordml" xmlns:w16cex="http://schemas.microsoft.com/office/word/2018/wordml/cex" xmlns:w16cid="http://schemas.microsoft.com/office/word/2016/wordml/cid" xmlns:w16="http://schemas.microsoft.com/office/word/2018/wordml" xmlns:w16du="http://schemas.microsoft.com/office/word/2023/wordml/word16du" xmlns:w16sdtdh="http://schemas.microsoft.com/office/word/2020/wordml/sdtdatahash" xmlns:w16sdtfl="http://schemas.microsoft.com/office/word/2024/wordml/sdtformatlock" xmlns:w16se="http://schemas.microsoft.com/office/word/2015/wordml/symex" xmlns:wpg="http://schemas.microsoft.com/office/word/2010/wordprocessingGroup" xmlns:wpi="http://schemas.microsoft.com/office/word/2010/wordprocessingInk" xmlns:wne="http://schemas.microsoft.com/office/word/2006/wordml" xmlns:wps="http://schemas.microsoft.com/office/word/2010/wordprocessingShape" mc:Ignorable="w14 w15 w16se w16cid w16 w16cex w16sdtdh w16sdtfl w16du wp14">
   <w:p>
     <w:pPr>
-      <w:pStyle w:val="Header"/>
+      <w:pStyle w:val="En-tte"/>
     </w:pPr>
   </w:p>
 </w:hdr>
 </file>
 
 <file path=word/numbering.xml><?xml version="1.0" encoding="utf-8"?>
-<w:numbering xmlns:wpc="http://schemas.microsoft.com/office/word/2010/wordprocessingCanvas" xmlns:cx="http://schemas.microsoft.com/office/drawing/2014/chartex" xmlns:mc="http://schemas.openxmlformats.org/markup-compatibility/2006" xmlns:o="urn:schemas-microsoft-com:office:office" xmlns:r="http://schemas.openxmlformats.org/officeDocument/2006/relationships" xmlns:m="http://schemas.openxmlformats.org/officeDocument/2006/math" xmlns:v="urn:schemas-microsoft-com:vml" xmlns:wp14="http://schemas.microsoft.com/office/word/2010/wordprocessingDrawing" xmlns:wp="http://schemas.openxmlformats.org/drawingml/2006/wordprocessingDrawing" xmlns:w10="urn:schemas-microsoft-com:office:word" xmlns:w="http://schemas.openxmlformats.org/wordprocessingml/2006/main" xmlns:w14="http://schemas.microsoft.com/office/word/2010/wordml" xmlns:w15="http://schemas.microsoft.com/office/word/2012/wordml" xmlns:w16se="http://schemas.microsoft.com/office/word/2015/wordml/symex" xmlns:wpg="http://schemas.microsoft.com/office/word/2010/wordprocessingGroup" xmlns:wpi="http://schemas.microsoft.com/office/word/2010/wordprocessingInk" xmlns:wne="http://schemas.microsoft.com/office/word/2006/wordml" xmlns:wps="http://schemas.microsoft.com/office/word/2010/wordprocessingShape" mc:Ignorable="w14 w15 w16se wp14">
+<w:numbering xmlns:wpc="http://schemas.microsoft.com/office/word/2010/wordprocessingCanvas" xmlns:cx="http://schemas.microsoft.com/office/drawing/2014/chartex" xmlns:cx1="http://schemas.microsoft.com/office/drawing/2015/9/8/chartex" xmlns:cx2="http://schemas.microsoft.com/office/drawing/2015/10/21/chartex" xmlns:cx3="http://schemas.microsoft.com/office/drawing/2016/5/9/chartex" xmlns:cx4="http://schemas.microsoft.com/office/drawing/2016/5/10/chartex" xmlns:cx5="http://schemas.microsoft.com/office/drawing/2016/5/11/chartex" xmlns:cx6="http://schemas.microsoft.com/office/drawing/2016/5/12/chartex" xmlns:cx7="http://schemas.microsoft.com/office/drawing/2016/5/13/chartex" xmlns:cx8="http://schemas.microsoft.com/office/drawing/2016/5/14/chartex" xmlns:mc="http://schemas.openxmlformats.org/markup-compatibility/2006" xmlns:aink="http://schemas.microsoft.com/office/drawing/2016/ink" xmlns:am3d="http://schemas.microsoft.com/office/drawing/2017/model3d" xmlns:o="urn:schemas-microsoft-com:office:office" xmlns:oel="http://schemas.microsoft.com/office/2019/extlst" xmlns:r="http://schemas.openxmlformats.org/officeDocument/2006/relationships" xmlns:m="http://schemas.openxmlformats.org/officeDocument/2006/math" xmlns:v="urn:schemas-microsoft-com:vml" xmlns:wp14="http://schemas.microsoft.com/office/word/2010/wordprocessingDrawing" xmlns:wp="http://schemas.openxmlformats.org/drawingml/2006/wordprocessingDrawing" xmlns:w10="urn:schemas-microsoft-com:office:word" xmlns:w="http://schemas.openxmlformats.org/wordprocessingml/2006/main" xmlns:w14="http://schemas.microsoft.com/office/word/2010/wordml" xmlns:w15="http://schemas.microsoft.com/office/word/2012/wordml" xmlns:w16cex="http://schemas.microsoft.com/office/word/2018/wordml/cex" xmlns:w16cid="http://schemas.microsoft.com/office/word/2016/wordml/cid" xmlns:w16="http://schemas.microsoft.com/office/word/2018/wordml" xmlns:w16du="http://schemas.microsoft.com/office/word/2023/wordml/word16du" xmlns:w16sdtdh="http://schemas.microsoft.com/office/word/2020/wordml/sdtdatahash" xmlns:w16sdtfl="http://schemas.microsoft.com/office/word/2024/wordml/sdtformatlock" xmlns:w16se="http://schemas.microsoft.com/office/word/2015/wordml/symex" xmlns:wpg="http://schemas.microsoft.com/office/word/2010/wordprocessingGroup" xmlns:wpi="http://schemas.microsoft.com/office/word/2010/wordprocessingInk" xmlns:wne="http://schemas.microsoft.com/office/word/2006/wordml" xmlns:wps="http://schemas.microsoft.com/office/word/2010/wordprocessingShape" mc:Ignorable="w14 w15 w16se w16cid w16 w16cex w16sdtdh w16sdtfl w16du wp14">
   <w:abstractNum w:abstractNumId="0" w15:restartNumberingAfterBreak="0">
     <w:nsid w:val="FFFFFF7C"/>
     <w:multiLevelType w:val="singleLevel"/>
@@ -19763,7 +16955,7 @@
     <w:lvl w:ilvl="0">
       <w:start w:val="1"/>
       <w:numFmt w:val="decimal"/>
-      <w:pStyle w:val="ListNumber3"/>
+      <w:pStyle w:val="Listenumros3"/>
       <w:lvlText w:val="%1."/>
       <w:lvlJc w:val="left"/>
       <w:pPr>
@@ -19781,7 +16973,7 @@
     <w:lvl w:ilvl="0">
       <w:start w:val="1"/>
       <w:numFmt w:val="decimal"/>
-      <w:pStyle w:val="ListNumber2"/>
+      <w:pStyle w:val="Listenumros2"/>
       <w:lvlText w:val="%1."/>
       <w:lvlJc w:val="left"/>
       <w:pPr>
@@ -19819,7 +17011,7 @@
     <w:lvl w:ilvl="0">
       <w:start w:val="1"/>
       <w:numFmt w:val="bullet"/>
-      <w:pStyle w:val="ListBullet3"/>
+      <w:pStyle w:val="Listepuces3"/>
       <w:lvlText w:val=""/>
       <w:lvlJc w:val="left"/>
       <w:pPr>
@@ -19840,7 +17032,7 @@
     <w:lvl w:ilvl="0">
       <w:start w:val="1"/>
       <w:numFmt w:val="bullet"/>
-      <w:pStyle w:val="ListBullet2"/>
+      <w:pStyle w:val="Listepuces2"/>
       <w:lvlText w:val=""/>
       <w:lvlJc w:val="left"/>
       <w:pPr>
@@ -19861,7 +17053,7 @@
     <w:lvl w:ilvl="0">
       <w:start w:val="1"/>
       <w:numFmt w:val="decimal"/>
-      <w:pStyle w:val="ListNumber"/>
+      <w:pStyle w:val="Listenumros"/>
       <w:lvlText w:val="%1."/>
       <w:lvlJc w:val="left"/>
       <w:pPr>
@@ -19879,7 +17071,7 @@
     <w:lvl w:ilvl="0">
       <w:start w:val="1"/>
       <w:numFmt w:val="bullet"/>
-      <w:pStyle w:val="ListBullet"/>
+      <w:pStyle w:val="Listepuces"/>
       <w:lvlText w:val=""/>
       <w:lvlJc w:val="left"/>
       <w:pPr>
@@ -19893,38 +17085,38 @@
       </w:rPr>
     </w:lvl>
   </w:abstractNum>
-  <w:num w:numId="1">
+  <w:num w:numId="1" w16cid:durableId="1719015005">
     <w:abstractNumId w:val="8"/>
   </w:num>
-  <w:num w:numId="2">
+  <w:num w:numId="2" w16cid:durableId="326131138">
     <w:abstractNumId w:val="6"/>
   </w:num>
-  <w:num w:numId="3">
+  <w:num w:numId="3" w16cid:durableId="237372717">
     <w:abstractNumId w:val="5"/>
   </w:num>
-  <w:num w:numId="4">
+  <w:num w:numId="4" w16cid:durableId="1052968354">
     <w:abstractNumId w:val="4"/>
   </w:num>
-  <w:num w:numId="5">
+  <w:num w:numId="5" w16cid:durableId="366222158">
     <w:abstractNumId w:val="7"/>
   </w:num>
-  <w:num w:numId="6">
+  <w:num w:numId="6" w16cid:durableId="1673608277">
     <w:abstractNumId w:val="3"/>
   </w:num>
-  <w:num w:numId="7">
+  <w:num w:numId="7" w16cid:durableId="1311205551">
     <w:abstractNumId w:val="2"/>
   </w:num>
-  <w:num w:numId="8">
+  <w:num w:numId="8" w16cid:durableId="1669870639">
     <w:abstractNumId w:val="1"/>
   </w:num>
-  <w:num w:numId="9">
+  <w:num w:numId="9" w16cid:durableId="45107655">
     <w:abstractNumId w:val="0"/>
   </w:num>
 </w:numbering>
 </file>
 
 <file path=word/styles.xml><?xml version="1.0" encoding="utf-8"?>
-<w:styles xmlns:mc="http://schemas.openxmlformats.org/markup-compatibility/2006" xmlns:r="http://schemas.openxmlformats.org/officeDocument/2006/relationships" xmlns:w="http://schemas.openxmlformats.org/wordprocessingml/2006/main" xmlns:w14="http://schemas.microsoft.com/office/word/2010/wordml" xmlns:w15="http://schemas.microsoft.com/office/word/2012/wordml" xmlns:w16se="http://schemas.microsoft.com/office/word/2015/wordml/symex" mc:Ignorable="w14 w15 w16se">
+<w:styles xmlns:mc="http://schemas.openxmlformats.org/markup-compatibility/2006" xmlns:r="http://schemas.openxmlformats.org/officeDocument/2006/relationships" xmlns:w="http://schemas.openxmlformats.org/wordprocessingml/2006/main" xmlns:w14="http://schemas.microsoft.com/office/word/2010/wordml" xmlns:w15="http://schemas.microsoft.com/office/word/2012/wordml" xmlns:w16cex="http://schemas.microsoft.com/office/word/2018/wordml/cex" xmlns:w16cid="http://schemas.microsoft.com/office/word/2016/wordml/cid" xmlns:w16="http://schemas.microsoft.com/office/word/2018/wordml" xmlns:w16du="http://schemas.microsoft.com/office/word/2023/wordml/word16du" xmlns:w16sdtdh="http://schemas.microsoft.com/office/word/2020/wordml/sdtdatahash" xmlns:w16sdtfl="http://schemas.microsoft.com/office/word/2024/wordml/sdtformatlock" xmlns:w16se="http://schemas.microsoft.com/office/word/2015/wordml/symex" mc:Ignorable="w14 w15 w16se w16cid w16 w16cex w16sdtdh w16sdtfl w16du">
   <w:docDefaults>
     <w:rPrDefault>
       <w:rPr>
@@ -19940,7 +17132,7 @@
       </w:pPr>
     </w:pPrDefault>
   </w:docDefaults>
-  <w:latentStyles w:defLockedState="0" w:defUIPriority="99" w:defSemiHidden="0" w:defUnhideWhenUsed="0" w:defQFormat="0" w:count="371">
+  <w:latentStyles w:defLockedState="0" w:defUIPriority="99" w:defSemiHidden="0" w:defUnhideWhenUsed="0" w:defQFormat="0" w:count="376">
     <w:lsdException w:name="Normal" w:uiPriority="0" w:qFormat="1"/>
     <w:lsdException w:name="heading 1" w:uiPriority="9" w:qFormat="1"/>
     <w:lsdException w:name="heading 2" w:semiHidden="1" w:uiPriority="9" w:unhideWhenUsed="1" w:qFormat="1"/>
@@ -20303,17 +17495,22 @@
     <w:lsdException w:name="List Table 5 Dark Accent 6" w:uiPriority="50"/>
     <w:lsdException w:name="List Table 6 Colorful Accent 6" w:uiPriority="51"/>
     <w:lsdException w:name="List Table 7 Colorful Accent 6" w:uiPriority="52"/>
+    <w:lsdException w:name="Mention" w:semiHidden="1" w:unhideWhenUsed="1"/>
+    <w:lsdException w:name="Smart Hyperlink" w:semiHidden="1" w:unhideWhenUsed="1"/>
+    <w:lsdException w:name="Hashtag" w:semiHidden="1" w:unhideWhenUsed="1"/>
+    <w:lsdException w:name="Unresolved Mention" w:semiHidden="1" w:unhideWhenUsed="1"/>
+    <w:lsdException w:name="Smart Link" w:semiHidden="1" w:unhideWhenUsed="1"/>
   </w:latentStyles>
   <w:style w:type="paragraph" w:default="1" w:styleId="Normal">
     <w:name w:val="Normal"/>
     <w:qFormat/>
     <w:rsid w:val="00FC693F"/>
   </w:style>
-  <w:style w:type="paragraph" w:styleId="Heading1">
+  <w:style w:type="paragraph" w:styleId="Titre1">
     <w:name w:val="heading 1"/>
     <w:basedOn w:val="Normal"/>
     <w:next w:val="Normal"/>
-    <w:link w:val="Heading1Char"/>
+    <w:link w:val="Titre1Car"/>
     <w:uiPriority w:val="9"/>
     <w:qFormat/>
     <w:rsid w:val="00FC693F"/>
@@ -20332,11 +17529,11 @@
       <w:szCs w:val="28"/>
     </w:rPr>
   </w:style>
-  <w:style w:type="paragraph" w:styleId="Heading2">
+  <w:style w:type="paragraph" w:styleId="Titre2">
     <w:name w:val="heading 2"/>
     <w:basedOn w:val="Normal"/>
     <w:next w:val="Normal"/>
-    <w:link w:val="Heading2Char"/>
+    <w:link w:val="Titre2Car"/>
     <w:uiPriority w:val="9"/>
     <w:unhideWhenUsed/>
     <w:qFormat/>
@@ -20356,11 +17553,11 @@
       <w:szCs w:val="26"/>
     </w:rPr>
   </w:style>
-  <w:style w:type="paragraph" w:styleId="Heading3">
+  <w:style w:type="paragraph" w:styleId="Titre3">
     <w:name w:val="heading 3"/>
     <w:basedOn w:val="Normal"/>
     <w:next w:val="Normal"/>
-    <w:link w:val="Heading3Char"/>
+    <w:link w:val="Titre3Car"/>
     <w:uiPriority w:val="9"/>
     <w:unhideWhenUsed/>
     <w:qFormat/>
@@ -20378,11 +17575,11 @@
       <w:color w:val="4F81BD" w:themeColor="accent1"/>
     </w:rPr>
   </w:style>
-  <w:style w:type="paragraph" w:styleId="Heading4">
+  <w:style w:type="paragraph" w:styleId="Titre4">
     <w:name w:val="heading 4"/>
     <w:basedOn w:val="Normal"/>
     <w:next w:val="Normal"/>
-    <w:link w:val="Heading4Char"/>
+    <w:link w:val="Titre4Car"/>
     <w:uiPriority w:val="9"/>
     <w:semiHidden/>
     <w:unhideWhenUsed/>
@@ -20403,11 +17600,11 @@
       <w:color w:val="4F81BD" w:themeColor="accent1"/>
     </w:rPr>
   </w:style>
-  <w:style w:type="paragraph" w:styleId="Heading5">
+  <w:style w:type="paragraph" w:styleId="Titre5">
     <w:name w:val="heading 5"/>
     <w:basedOn w:val="Normal"/>
     <w:next w:val="Normal"/>
-    <w:link w:val="Heading5Char"/>
+    <w:link w:val="Titre5Car"/>
     <w:uiPriority w:val="9"/>
     <w:semiHidden/>
     <w:unhideWhenUsed/>
@@ -20424,11 +17621,11 @@
       <w:color w:val="243F60" w:themeColor="accent1" w:themeShade="7F"/>
     </w:rPr>
   </w:style>
-  <w:style w:type="paragraph" w:styleId="Heading6">
+  <w:style w:type="paragraph" w:styleId="Titre6">
     <w:name w:val="heading 6"/>
     <w:basedOn w:val="Normal"/>
     <w:next w:val="Normal"/>
-    <w:link w:val="Heading6Char"/>
+    <w:link w:val="Titre6Car"/>
     <w:uiPriority w:val="9"/>
     <w:semiHidden/>
     <w:unhideWhenUsed/>
@@ -20447,11 +17644,11 @@
       <w:color w:val="243F60" w:themeColor="accent1" w:themeShade="7F"/>
     </w:rPr>
   </w:style>
-  <w:style w:type="paragraph" w:styleId="Heading7">
+  <w:style w:type="paragraph" w:styleId="Titre7">
     <w:name w:val="heading 7"/>
     <w:basedOn w:val="Normal"/>
     <w:next w:val="Normal"/>
-    <w:link w:val="Heading7Char"/>
+    <w:link w:val="Titre7Car"/>
     <w:uiPriority w:val="9"/>
     <w:semiHidden/>
     <w:unhideWhenUsed/>
@@ -20470,11 +17667,11 @@
       <w:color w:val="404040" w:themeColor="text1" w:themeTint="BF"/>
     </w:rPr>
   </w:style>
-  <w:style w:type="paragraph" w:styleId="Heading8">
+  <w:style w:type="paragraph" w:styleId="Titre8">
     <w:name w:val="heading 8"/>
     <w:basedOn w:val="Normal"/>
     <w:next w:val="Normal"/>
-    <w:link w:val="Heading8Char"/>
+    <w:link w:val="Titre8Car"/>
     <w:uiPriority w:val="9"/>
     <w:semiHidden/>
     <w:unhideWhenUsed/>
@@ -20493,11 +17690,11 @@
       <w:szCs w:val="20"/>
     </w:rPr>
   </w:style>
-  <w:style w:type="paragraph" w:styleId="Heading9">
+  <w:style w:type="paragraph" w:styleId="Titre9">
     <w:name w:val="heading 9"/>
     <w:basedOn w:val="Normal"/>
     <w:next w:val="Normal"/>
-    <w:link w:val="Heading9Char"/>
+    <w:link w:val="Titre9Car"/>
     <w:uiPriority w:val="9"/>
     <w:semiHidden/>
     <w:unhideWhenUsed/>
@@ -20518,13 +17715,13 @@
       <w:szCs w:val="20"/>
     </w:rPr>
   </w:style>
-  <w:style w:type="character" w:default="1" w:styleId="DefaultParagraphFont">
+  <w:style w:type="character" w:default="1" w:styleId="Policepardfaut">
     <w:name w:val="Default Paragraph Font"/>
     <w:uiPriority w:val="1"/>
     <w:semiHidden/>
     <w:unhideWhenUsed/>
   </w:style>
-  <w:style w:type="table" w:default="1" w:styleId="TableNormal">
+  <w:style w:type="table" w:default="1" w:styleId="TableauNormal">
     <w:name w:val="Normal Table"/>
     <w:uiPriority w:val="99"/>
     <w:semiHidden/>
@@ -20539,16 +17736,16 @@
       </w:tblCellMar>
     </w:tblPr>
   </w:style>
-  <w:style w:type="numbering" w:default="1" w:styleId="NoList">
+  <w:style w:type="numbering" w:default="1" w:styleId="Aucuneliste">
     <w:name w:val="No List"/>
     <w:uiPriority w:val="99"/>
     <w:semiHidden/>
     <w:unhideWhenUsed/>
   </w:style>
-  <w:style w:type="paragraph" w:styleId="Header">
+  <w:style w:type="paragraph" w:styleId="En-tte">
     <w:name w:val="header"/>
     <w:basedOn w:val="Normal"/>
-    <w:link w:val="HeaderChar"/>
+    <w:link w:val="En-tteCar"/>
     <w:uiPriority w:val="99"/>
     <w:unhideWhenUsed/>
     <w:rsid w:val="00E618BF"/>
@@ -20560,17 +17757,17 @@
       <w:spacing w:after="0" w:line="240" w:lineRule="auto"/>
     </w:pPr>
   </w:style>
-  <w:style w:type="character" w:customStyle="1" w:styleId="HeaderChar">
-    <w:name w:val="Header Char"/>
-    <w:basedOn w:val="DefaultParagraphFont"/>
-    <w:link w:val="Header"/>
+  <w:style w:type="character" w:customStyle="1" w:styleId="En-tteCar">
+    <w:name w:val="En-tête Car"/>
+    <w:basedOn w:val="Policepardfaut"/>
+    <w:link w:val="En-tte"/>
     <w:uiPriority w:val="99"/>
     <w:rsid w:val="00E618BF"/>
   </w:style>
-  <w:style w:type="paragraph" w:styleId="Footer">
+  <w:style w:type="paragraph" w:styleId="Pieddepage">
     <w:name w:val="footer"/>
     <w:basedOn w:val="Normal"/>
-    <w:link w:val="FooterChar"/>
+    <w:link w:val="PieddepageCar"/>
     <w:uiPriority w:val="99"/>
     <w:unhideWhenUsed/>
     <w:rsid w:val="00E618BF"/>
@@ -20582,14 +17779,14 @@
       <w:spacing w:after="0" w:line="240" w:lineRule="auto"/>
     </w:pPr>
   </w:style>
-  <w:style w:type="character" w:customStyle="1" w:styleId="FooterChar">
-    <w:name w:val="Footer Char"/>
-    <w:basedOn w:val="DefaultParagraphFont"/>
-    <w:link w:val="Footer"/>
+  <w:style w:type="character" w:customStyle="1" w:styleId="PieddepageCar">
+    <w:name w:val="Pied de page Car"/>
+    <w:basedOn w:val="Policepardfaut"/>
+    <w:link w:val="Pieddepage"/>
     <w:uiPriority w:val="99"/>
     <w:rsid w:val="00E618BF"/>
   </w:style>
-  <w:style w:type="paragraph" w:styleId="NoSpacing">
+  <w:style w:type="paragraph" w:styleId="Sansinterligne">
     <w:name w:val="No Spacing"/>
     <w:uiPriority w:val="1"/>
     <w:qFormat/>
@@ -20598,10 +17795,10 @@
       <w:spacing w:after="0" w:line="240" w:lineRule="auto"/>
     </w:pPr>
   </w:style>
-  <w:style w:type="character" w:customStyle="1" w:styleId="Heading1Char">
-    <w:name w:val="Heading 1 Char"/>
-    <w:basedOn w:val="DefaultParagraphFont"/>
-    <w:link w:val="Heading1"/>
+  <w:style w:type="character" w:customStyle="1" w:styleId="Titre1Car">
+    <w:name w:val="Titre 1 Car"/>
+    <w:basedOn w:val="Policepardfaut"/>
+    <w:link w:val="Titre1"/>
     <w:uiPriority w:val="9"/>
     <w:rsid w:val="00FC693F"/>
     <w:rPr>
@@ -20613,10 +17810,10 @@
       <w:szCs w:val="28"/>
     </w:rPr>
   </w:style>
-  <w:style w:type="character" w:customStyle="1" w:styleId="Heading2Char">
-    <w:name w:val="Heading 2 Char"/>
-    <w:basedOn w:val="DefaultParagraphFont"/>
-    <w:link w:val="Heading2"/>
+  <w:style w:type="character" w:customStyle="1" w:styleId="Titre2Car">
+    <w:name w:val="Titre 2 Car"/>
+    <w:basedOn w:val="Policepardfaut"/>
+    <w:link w:val="Titre2"/>
     <w:uiPriority w:val="9"/>
     <w:rsid w:val="00FC693F"/>
     <w:rPr>
@@ -20628,10 +17825,10 @@
       <w:szCs w:val="26"/>
     </w:rPr>
   </w:style>
-  <w:style w:type="character" w:customStyle="1" w:styleId="Heading3Char">
-    <w:name w:val="Heading 3 Char"/>
-    <w:basedOn w:val="DefaultParagraphFont"/>
-    <w:link w:val="Heading3"/>
+  <w:style w:type="character" w:customStyle="1" w:styleId="Titre3Car">
+    <w:name w:val="Titre 3 Car"/>
+    <w:basedOn w:val="Policepardfaut"/>
+    <w:link w:val="Titre3"/>
     <w:uiPriority w:val="9"/>
     <w:rsid w:val="00FC693F"/>
     <w:rPr>
@@ -20641,11 +17838,11 @@
       <w:color w:val="4F81BD" w:themeColor="accent1"/>
     </w:rPr>
   </w:style>
-  <w:style w:type="paragraph" w:styleId="Title">
+  <w:style w:type="paragraph" w:styleId="Titre">
     <w:name w:val="Title"/>
     <w:basedOn w:val="Normal"/>
     <w:next w:val="Normal"/>
-    <w:link w:val="TitleChar"/>
+    <w:link w:val="TitreCar"/>
     <w:uiPriority w:val="10"/>
     <w:qFormat/>
     <w:rsid w:val="00FC693F"/>
@@ -20665,10 +17862,10 @@
       <w:szCs w:val="52"/>
     </w:rPr>
   </w:style>
-  <w:style w:type="character" w:customStyle="1" w:styleId="TitleChar">
-    <w:name w:val="Title Char"/>
-    <w:basedOn w:val="DefaultParagraphFont"/>
-    <w:link w:val="Title"/>
+  <w:style w:type="character" w:customStyle="1" w:styleId="TitreCar">
+    <w:name w:val="Titre Car"/>
+    <w:basedOn w:val="Policepardfaut"/>
+    <w:link w:val="Titre"/>
     <w:uiPriority w:val="10"/>
     <w:rsid w:val="00FC693F"/>
     <w:rPr>
@@ -20680,11 +17877,11 @@
       <w:szCs w:val="52"/>
     </w:rPr>
   </w:style>
-  <w:style w:type="paragraph" w:styleId="Subtitle">
+  <w:style w:type="paragraph" w:styleId="Sous-titre">
     <w:name w:val="Subtitle"/>
     <w:basedOn w:val="Normal"/>
     <w:next w:val="Normal"/>
-    <w:link w:val="SubtitleChar"/>
+    <w:link w:val="Sous-titreCar"/>
     <w:uiPriority w:val="11"/>
     <w:qFormat/>
     <w:rsid w:val="00FC693F"/>
@@ -20703,10 +17900,10 @@
       <w:szCs w:val="24"/>
     </w:rPr>
   </w:style>
-  <w:style w:type="character" w:customStyle="1" w:styleId="SubtitleChar">
-    <w:name w:val="Subtitle Char"/>
-    <w:basedOn w:val="DefaultParagraphFont"/>
-    <w:link w:val="Subtitle"/>
+  <w:style w:type="character" w:customStyle="1" w:styleId="Sous-titreCar">
+    <w:name w:val="Sous-titre Car"/>
+    <w:basedOn w:val="Policepardfaut"/>
+    <w:link w:val="Sous-titre"/>
     <w:uiPriority w:val="11"/>
     <w:rsid w:val="00FC693F"/>
     <w:rPr>
@@ -20719,7 +17916,7 @@
       <w:szCs w:val="24"/>
     </w:rPr>
   </w:style>
-  <w:style w:type="paragraph" w:styleId="ListParagraph">
+  <w:style w:type="paragraph" w:styleId="Paragraphedeliste">
     <w:name w:val="List Paragraph"/>
     <w:basedOn w:val="Normal"/>
     <w:uiPriority w:val="34"/>
@@ -20730,10 +17927,10 @@
       <w:contextualSpacing/>
     </w:pPr>
   </w:style>
-  <w:style w:type="paragraph" w:styleId="BodyText">
+  <w:style w:type="paragraph" w:styleId="Corpsdetexte">
     <w:name w:val="Body Text"/>
     <w:basedOn w:val="Normal"/>
-    <w:link w:val="BodyTextChar"/>
+    <w:link w:val="CorpsdetexteCar"/>
     <w:uiPriority w:val="99"/>
     <w:unhideWhenUsed/>
     <w:rsid w:val="00AA1D8D"/>
@@ -20741,17 +17938,17 @@
       <w:spacing w:after="120"/>
     </w:pPr>
   </w:style>
-  <w:style w:type="character" w:customStyle="1" w:styleId="BodyTextChar">
-    <w:name w:val="Body Text Char"/>
-    <w:basedOn w:val="DefaultParagraphFont"/>
-    <w:link w:val="BodyText"/>
+  <w:style w:type="character" w:customStyle="1" w:styleId="CorpsdetexteCar">
+    <w:name w:val="Corps de texte Car"/>
+    <w:basedOn w:val="Policepardfaut"/>
+    <w:link w:val="Corpsdetexte"/>
     <w:uiPriority w:val="99"/>
     <w:rsid w:val="00AA1D8D"/>
   </w:style>
-  <w:style w:type="paragraph" w:styleId="BodyText2">
+  <w:style w:type="paragraph" w:styleId="Corpsdetexte2">
     <w:name w:val="Body Text 2"/>
     <w:basedOn w:val="Normal"/>
-    <w:link w:val="BodyText2Char"/>
+    <w:link w:val="Corpsdetexte2Car"/>
     <w:uiPriority w:val="99"/>
     <w:unhideWhenUsed/>
     <w:rsid w:val="00AA1D8D"/>
@@ -20759,17 +17956,17 @@
       <w:spacing w:after="120" w:line="480" w:lineRule="auto"/>
     </w:pPr>
   </w:style>
-  <w:style w:type="character" w:customStyle="1" w:styleId="BodyText2Char">
-    <w:name w:val="Body Text 2 Char"/>
-    <w:basedOn w:val="DefaultParagraphFont"/>
-    <w:link w:val="BodyText2"/>
+  <w:style w:type="character" w:customStyle="1" w:styleId="Corpsdetexte2Car">
+    <w:name w:val="Corps de texte 2 Car"/>
+    <w:basedOn w:val="Policepardfaut"/>
+    <w:link w:val="Corpsdetexte2"/>
     <w:uiPriority w:val="99"/>
     <w:rsid w:val="00AA1D8D"/>
   </w:style>
-  <w:style w:type="paragraph" w:styleId="BodyText3">
+  <w:style w:type="paragraph" w:styleId="Corpsdetexte3">
     <w:name w:val="Body Text 3"/>
     <w:basedOn w:val="Normal"/>
-    <w:link w:val="BodyText3Char"/>
+    <w:link w:val="Corpsdetexte3Car"/>
     <w:uiPriority w:val="99"/>
     <w:unhideWhenUsed/>
     <w:rsid w:val="00AA1D8D"/>
@@ -20781,10 +17978,10 @@
       <w:szCs w:val="16"/>
     </w:rPr>
   </w:style>
-  <w:style w:type="character" w:customStyle="1" w:styleId="BodyText3Char">
-    <w:name w:val="Body Text 3 Char"/>
-    <w:basedOn w:val="DefaultParagraphFont"/>
-    <w:link w:val="BodyText3"/>
+  <w:style w:type="character" w:customStyle="1" w:styleId="Corpsdetexte3Car">
+    <w:name w:val="Corps de texte 3 Car"/>
+    <w:basedOn w:val="Policepardfaut"/>
+    <w:link w:val="Corpsdetexte3"/>
     <w:uiPriority w:val="99"/>
     <w:rsid w:val="00AA1D8D"/>
     <w:rPr>
@@ -20792,7 +17989,7 @@
       <w:szCs w:val="16"/>
     </w:rPr>
   </w:style>
-  <w:style w:type="paragraph" w:styleId="List">
+  <w:style w:type="paragraph" w:styleId="Liste">
     <w:name w:val="List"/>
     <w:basedOn w:val="Normal"/>
     <w:uiPriority w:val="99"/>
@@ -20803,7 +18000,7 @@
       <w:contextualSpacing/>
     </w:pPr>
   </w:style>
-  <w:style w:type="paragraph" w:styleId="List2">
+  <w:style w:type="paragraph" w:styleId="Liste2">
     <w:name w:val="List 2"/>
     <w:basedOn w:val="Normal"/>
     <w:uiPriority w:val="99"/>
@@ -20814,7 +18011,7 @@
       <w:contextualSpacing/>
     </w:pPr>
   </w:style>
-  <w:style w:type="paragraph" w:styleId="List3">
+  <w:style w:type="paragraph" w:styleId="Liste3">
     <w:name w:val="List 3"/>
     <w:basedOn w:val="Normal"/>
     <w:uiPriority w:val="99"/>
@@ -20825,7 +18022,7 @@
       <w:contextualSpacing/>
     </w:pPr>
   </w:style>
-  <w:style w:type="paragraph" w:styleId="ListBullet">
+  <w:style w:type="paragraph" w:styleId="Listepuces">
     <w:name w:val="List Bullet"/>
     <w:basedOn w:val="Normal"/>
     <w:uiPriority w:val="99"/>
@@ -20838,7 +18035,7 @@
       <w:contextualSpacing/>
     </w:pPr>
   </w:style>
-  <w:style w:type="paragraph" w:styleId="ListBullet2">
+  <w:style w:type="paragraph" w:styleId="Listepuces2">
     <w:name w:val="List Bullet 2"/>
     <w:basedOn w:val="Normal"/>
     <w:uiPriority w:val="99"/>
@@ -20851,7 +18048,7 @@
       <w:contextualSpacing/>
     </w:pPr>
   </w:style>
-  <w:style w:type="paragraph" w:styleId="ListBullet3">
+  <w:style w:type="paragraph" w:styleId="Listepuces3">
     <w:name w:val="List Bullet 3"/>
     <w:basedOn w:val="Normal"/>
     <w:uiPriority w:val="99"/>
@@ -20864,7 +18061,7 @@
       <w:contextualSpacing/>
     </w:pPr>
   </w:style>
-  <w:style w:type="paragraph" w:styleId="ListNumber">
+  <w:style w:type="paragraph" w:styleId="Listenumros">
     <w:name w:val="List Number"/>
     <w:basedOn w:val="Normal"/>
     <w:uiPriority w:val="99"/>
@@ -20877,7 +18074,7 @@
       <w:contextualSpacing/>
     </w:pPr>
   </w:style>
-  <w:style w:type="paragraph" w:styleId="ListNumber2">
+  <w:style w:type="paragraph" w:styleId="Listenumros2">
     <w:name w:val="List Number 2"/>
     <w:basedOn w:val="Normal"/>
     <w:uiPriority w:val="99"/>
@@ -20890,7 +18087,7 @@
       <w:contextualSpacing/>
     </w:pPr>
   </w:style>
-  <w:style w:type="paragraph" w:styleId="ListNumber3">
+  <w:style w:type="paragraph" w:styleId="Listenumros3">
     <w:name w:val="List Number 3"/>
     <w:basedOn w:val="Normal"/>
     <w:uiPriority w:val="99"/>
@@ -20903,7 +18100,7 @@
       <w:contextualSpacing/>
     </w:pPr>
   </w:style>
-  <w:style w:type="paragraph" w:styleId="ListContinue">
+  <w:style w:type="paragraph" w:styleId="Listecontinue">
     <w:name w:val="List Continue"/>
     <w:basedOn w:val="Normal"/>
     <w:uiPriority w:val="99"/>
@@ -20915,7 +18112,7 @@
       <w:contextualSpacing/>
     </w:pPr>
   </w:style>
-  <w:style w:type="paragraph" w:styleId="ListContinue2">
+  <w:style w:type="paragraph" w:styleId="Listecontinue2">
     <w:name w:val="List Continue 2"/>
     <w:basedOn w:val="Normal"/>
     <w:uiPriority w:val="99"/>
@@ -20927,7 +18124,7 @@
       <w:contextualSpacing/>
     </w:pPr>
   </w:style>
-  <w:style w:type="paragraph" w:styleId="ListContinue3">
+  <w:style w:type="paragraph" w:styleId="Listecontinue3">
     <w:name w:val="List Continue 3"/>
     <w:basedOn w:val="Normal"/>
     <w:uiPriority w:val="99"/>
@@ -20939,9 +18136,9 @@
       <w:contextualSpacing/>
     </w:pPr>
   </w:style>
-  <w:style w:type="paragraph" w:styleId="MacroText">
+  <w:style w:type="paragraph" w:styleId="Textedemacro">
     <w:name w:val="macro"/>
-    <w:link w:val="MacroTextChar"/>
+    <w:link w:val="TextedemacroCar"/>
     <w:uiPriority w:val="99"/>
     <w:unhideWhenUsed/>
     <w:rsid w:val="0029639D"/>
@@ -20962,10 +18159,10 @@
       <w:szCs w:val="20"/>
     </w:rPr>
   </w:style>
-  <w:style w:type="character" w:customStyle="1" w:styleId="MacroTextChar">
-    <w:name w:val="Macro Text Char"/>
-    <w:basedOn w:val="DefaultParagraphFont"/>
-    <w:link w:val="MacroText"/>
+  <w:style w:type="character" w:customStyle="1" w:styleId="TextedemacroCar">
+    <w:name w:val="Texte de macro Car"/>
+    <w:basedOn w:val="Policepardfaut"/>
+    <w:link w:val="Textedemacro"/>
     <w:uiPriority w:val="99"/>
     <w:rsid w:val="0029639D"/>
     <w:rPr>
@@ -20974,11 +18171,11 @@
       <w:szCs w:val="20"/>
     </w:rPr>
   </w:style>
-  <w:style w:type="paragraph" w:styleId="Quote">
+  <w:style w:type="paragraph" w:styleId="Citation">
     <w:name w:val="Quote"/>
     <w:basedOn w:val="Normal"/>
     <w:next w:val="Normal"/>
-    <w:link w:val="QuoteChar"/>
+    <w:link w:val="CitationCar"/>
     <w:uiPriority w:val="29"/>
     <w:qFormat/>
     <w:rsid w:val="00FC693F"/>
@@ -20988,10 +18185,10 @@
       <w:color w:val="000000" w:themeColor="text1"/>
     </w:rPr>
   </w:style>
-  <w:style w:type="character" w:customStyle="1" w:styleId="QuoteChar">
-    <w:name w:val="Quote Char"/>
-    <w:basedOn w:val="DefaultParagraphFont"/>
-    <w:link w:val="Quote"/>
+  <w:style w:type="character" w:customStyle="1" w:styleId="CitationCar">
+    <w:name w:val="Citation Car"/>
+    <w:basedOn w:val="Policepardfaut"/>
+    <w:link w:val="Citation"/>
     <w:uiPriority w:val="29"/>
     <w:rsid w:val="00FC693F"/>
     <w:rPr>
@@ -21000,10 +18197,10 @@
       <w:color w:val="000000" w:themeColor="text1"/>
     </w:rPr>
   </w:style>
-  <w:style w:type="character" w:customStyle="1" w:styleId="Heading4Char">
-    <w:name w:val="Heading 4 Char"/>
-    <w:basedOn w:val="DefaultParagraphFont"/>
-    <w:link w:val="Heading4"/>
+  <w:style w:type="character" w:customStyle="1" w:styleId="Titre4Car">
+    <w:name w:val="Titre 4 Car"/>
+    <w:basedOn w:val="Policepardfaut"/>
+    <w:link w:val="Titre4"/>
     <w:uiPriority w:val="9"/>
     <w:semiHidden/>
     <w:rsid w:val="00FC693F"/>
@@ -21016,10 +18213,10 @@
       <w:color w:val="4F81BD" w:themeColor="accent1"/>
     </w:rPr>
   </w:style>
-  <w:style w:type="character" w:customStyle="1" w:styleId="Heading5Char">
-    <w:name w:val="Heading 5 Char"/>
-    <w:basedOn w:val="DefaultParagraphFont"/>
-    <w:link w:val="Heading5"/>
+  <w:style w:type="character" w:customStyle="1" w:styleId="Titre5Car">
+    <w:name w:val="Titre 5 Car"/>
+    <w:basedOn w:val="Policepardfaut"/>
+    <w:link w:val="Titre5"/>
     <w:uiPriority w:val="9"/>
     <w:semiHidden/>
     <w:rsid w:val="00FC693F"/>
@@ -21028,10 +18225,10 @@
       <w:color w:val="243F60" w:themeColor="accent1" w:themeShade="7F"/>
     </w:rPr>
   </w:style>
-  <w:style w:type="character" w:customStyle="1" w:styleId="Heading6Char">
-    <w:name w:val="Heading 6 Char"/>
-    <w:basedOn w:val="DefaultParagraphFont"/>
-    <w:link w:val="Heading6"/>
+  <w:style w:type="character" w:customStyle="1" w:styleId="Titre6Car">
+    <w:name w:val="Titre 6 Car"/>
+    <w:basedOn w:val="Policepardfaut"/>
+    <w:link w:val="Titre6"/>
     <w:uiPriority w:val="9"/>
     <w:semiHidden/>
     <w:rsid w:val="00FC693F"/>
@@ -21042,10 +18239,10 @@
       <w:color w:val="243F60" w:themeColor="accent1" w:themeShade="7F"/>
     </w:rPr>
   </w:style>
-  <w:style w:type="character" w:customStyle="1" w:styleId="Heading7Char">
-    <w:name w:val="Heading 7 Char"/>
-    <w:basedOn w:val="DefaultParagraphFont"/>
-    <w:link w:val="Heading7"/>
+  <w:style w:type="character" w:customStyle="1" w:styleId="Titre7Car">
+    <w:name w:val="Titre 7 Car"/>
+    <w:basedOn w:val="Policepardfaut"/>
+    <w:link w:val="Titre7"/>
     <w:uiPriority w:val="9"/>
     <w:semiHidden/>
     <w:rsid w:val="00FC693F"/>
@@ -21056,10 +18253,10 @@
       <w:color w:val="404040" w:themeColor="text1" w:themeTint="BF"/>
     </w:rPr>
   </w:style>
-  <w:style w:type="character" w:customStyle="1" w:styleId="Heading8Char">
-    <w:name w:val="Heading 8 Char"/>
-    <w:basedOn w:val="DefaultParagraphFont"/>
-    <w:link w:val="Heading8"/>
+  <w:style w:type="character" w:customStyle="1" w:styleId="Titre8Car">
+    <w:name w:val="Titre 8 Car"/>
+    <w:basedOn w:val="Policepardfaut"/>
+    <w:link w:val="Titre8"/>
     <w:uiPriority w:val="9"/>
     <w:semiHidden/>
     <w:rsid w:val="00FC693F"/>
@@ -21070,10 +18267,10 @@
       <w:szCs w:val="20"/>
     </w:rPr>
   </w:style>
-  <w:style w:type="character" w:customStyle="1" w:styleId="Heading9Char">
-    <w:name w:val="Heading 9 Char"/>
-    <w:basedOn w:val="DefaultParagraphFont"/>
-    <w:link w:val="Heading9"/>
+  <w:style w:type="character" w:customStyle="1" w:styleId="Titre9Car">
+    <w:name w:val="Titre 9 Car"/>
+    <w:basedOn w:val="Policepardfaut"/>
+    <w:link w:val="Titre9"/>
     <w:uiPriority w:val="9"/>
     <w:semiHidden/>
     <w:rsid w:val="00FC693F"/>
@@ -21086,7 +18283,7 @@
       <w:szCs w:val="20"/>
     </w:rPr>
   </w:style>
-  <w:style w:type="paragraph" w:styleId="Caption">
+  <w:style w:type="paragraph" w:styleId="Lgende">
     <w:name w:val="caption"/>
     <w:basedOn w:val="Normal"/>
     <w:next w:val="Normal"/>
@@ -21106,9 +18303,9 @@
       <w:szCs w:val="18"/>
     </w:rPr>
   </w:style>
-  <w:style w:type="character" w:styleId="Strong">
+  <w:style w:type="character" w:styleId="lev">
     <w:name w:val="Strong"/>
-    <w:basedOn w:val="DefaultParagraphFont"/>
+    <w:basedOn w:val="Policepardfaut"/>
     <w:uiPriority w:val="22"/>
     <w:qFormat/>
     <w:rsid w:val="00FC693F"/>
@@ -21117,9 +18314,9 @@
       <w:bCs/>
     </w:rPr>
   </w:style>
-  <w:style w:type="character" w:styleId="Emphasis">
+  <w:style w:type="character" w:styleId="Accentuation">
     <w:name w:val="Emphasis"/>
-    <w:basedOn w:val="DefaultParagraphFont"/>
+    <w:basedOn w:val="Policepardfaut"/>
     <w:uiPriority w:val="20"/>
     <w:qFormat/>
     <w:rsid w:val="00FC693F"/>
@@ -21128,11 +18325,11 @@
       <w:iCs/>
     </w:rPr>
   </w:style>
-  <w:style w:type="paragraph" w:styleId="IntenseQuote">
+  <w:style w:type="paragraph" w:styleId="Citationintense">
     <w:name w:val="Intense Quote"/>
     <w:basedOn w:val="Normal"/>
     <w:next w:val="Normal"/>
-    <w:link w:val="IntenseQuoteChar"/>
+    <w:link w:val="CitationintenseCar"/>
     <w:uiPriority w:val="30"/>
     <w:qFormat/>
     <w:rsid w:val="00FC693F"/>
@@ -21151,10 +18348,10 @@
       <w:color w:val="4F81BD" w:themeColor="accent1"/>
     </w:rPr>
   </w:style>
-  <w:style w:type="character" w:customStyle="1" w:styleId="IntenseQuoteChar">
-    <w:name w:val="Intense Quote Char"/>
-    <w:basedOn w:val="DefaultParagraphFont"/>
-    <w:link w:val="IntenseQuote"/>
+  <w:style w:type="character" w:customStyle="1" w:styleId="CitationintenseCar">
+    <w:name w:val="Citation intense Car"/>
+    <w:basedOn w:val="Policepardfaut"/>
+    <w:link w:val="Citationintense"/>
     <w:uiPriority w:val="30"/>
     <w:rsid w:val="00FC693F"/>
     <w:rPr>
@@ -21165,9 +18362,9 @@
       <w:color w:val="4F81BD" w:themeColor="accent1"/>
     </w:rPr>
   </w:style>
-  <w:style w:type="character" w:styleId="SubtleEmphasis">
+  <w:style w:type="character" w:styleId="Accentuationlgre">
     <w:name w:val="Subtle Emphasis"/>
-    <w:basedOn w:val="DefaultParagraphFont"/>
+    <w:basedOn w:val="Policepardfaut"/>
     <w:uiPriority w:val="19"/>
     <w:qFormat/>
     <w:rsid w:val="00FC693F"/>
@@ -21177,9 +18374,9 @@
       <w:color w:val="808080" w:themeColor="text1" w:themeTint="7F"/>
     </w:rPr>
   </w:style>
-  <w:style w:type="character" w:styleId="IntenseEmphasis">
+  <w:style w:type="character" w:styleId="Accentuationintense">
     <w:name w:val="Intense Emphasis"/>
-    <w:basedOn w:val="DefaultParagraphFont"/>
+    <w:basedOn w:val="Policepardfaut"/>
     <w:uiPriority w:val="21"/>
     <w:qFormat/>
     <w:rsid w:val="00FC693F"/>
@@ -21191,9 +18388,9 @@
       <w:color w:val="4F81BD" w:themeColor="accent1"/>
     </w:rPr>
   </w:style>
-  <w:style w:type="character" w:styleId="SubtleReference">
+  <w:style w:type="character" w:styleId="Rfrencelgre">
     <w:name w:val="Subtle Reference"/>
-    <w:basedOn w:val="DefaultParagraphFont"/>
+    <w:basedOn w:val="Policepardfaut"/>
     <w:uiPriority w:val="31"/>
     <w:qFormat/>
     <w:rsid w:val="00FC693F"/>
@@ -21203,9 +18400,9 @@
       <w:u w:val="single"/>
     </w:rPr>
   </w:style>
-  <w:style w:type="character" w:styleId="IntenseReference">
+  <w:style w:type="character" w:styleId="Rfrenceintense">
     <w:name w:val="Intense Reference"/>
-    <w:basedOn w:val="DefaultParagraphFont"/>
+    <w:basedOn w:val="Policepardfaut"/>
     <w:uiPriority w:val="32"/>
     <w:qFormat/>
     <w:rsid w:val="00FC693F"/>
@@ -21218,9 +18415,9 @@
       <w:u w:val="single"/>
     </w:rPr>
   </w:style>
-  <w:style w:type="character" w:styleId="BookTitle">
+  <w:style w:type="character" w:styleId="Titredulivre">
     <w:name w:val="Book Title"/>
-    <w:basedOn w:val="DefaultParagraphFont"/>
+    <w:basedOn w:val="Policepardfaut"/>
     <w:uiPriority w:val="33"/>
     <w:qFormat/>
     <w:rsid w:val="00FC693F"/>
@@ -21231,9 +18428,9 @@
       <w:spacing w:val="5"/>
     </w:rPr>
   </w:style>
-  <w:style w:type="paragraph" w:styleId="TOCHeading">
+  <w:style w:type="paragraph" w:styleId="En-ttedetabledesmatires">
     <w:name w:val="TOC Heading"/>
-    <w:basedOn w:val="Heading1"/>
+    <w:basedOn w:val="Titre1"/>
     <w:next w:val="Normal"/>
     <w:uiPriority w:val="39"/>
     <w:semiHidden/>
@@ -21244,9 +18441,9 @@
       <w:outlineLvl w:val="9"/>
     </w:pPr>
   </w:style>
-  <w:style w:type="table" w:styleId="TableGrid">
+  <w:style w:type="table" w:styleId="Grilledutableau">
     <w:name w:val="Table Grid"/>
-    <w:basedOn w:val="TableNormal"/>
+    <w:basedOn w:val="TableauNormal"/>
     <w:uiPriority w:val="59"/>
     <w:rsid w:val="00FC693F"/>
     <w:pPr>
@@ -21263,9 +18460,9 @@
       </w:tblBorders>
     </w:tblPr>
   </w:style>
-  <w:style w:type="table" w:styleId="LightShading">
+  <w:style w:type="table" w:styleId="Ombrageclair">
     <w:name w:val="Light Shading"/>
-    <w:basedOn w:val="TableNormal"/>
+    <w:basedOn w:val="TableauNormal"/>
     <w:uiPriority w:val="60"/>
     <w:rsid w:val="00FC693F"/>
     <w:pPr>
@@ -21359,9 +18556,9 @@
       </w:tcPr>
     </w:tblStylePr>
   </w:style>
-  <w:style w:type="table" w:styleId="LightShading-Accent1">
+  <w:style w:type="table" w:styleId="Trameclaire-Accent1">
     <w:name w:val="Light Shading Accent 1"/>
-    <w:basedOn w:val="TableNormal"/>
+    <w:basedOn w:val="TableauNormal"/>
     <w:uiPriority w:val="60"/>
     <w:rsid w:val="00FC693F"/>
     <w:pPr>
@@ -21455,9 +18652,9 @@
       </w:tcPr>
     </w:tblStylePr>
   </w:style>
-  <w:style w:type="table" w:styleId="LightShading-Accent2">
+  <w:style w:type="table" w:styleId="Trameclaire-Accent2">
     <w:name w:val="Light Shading Accent 2"/>
-    <w:basedOn w:val="TableNormal"/>
+    <w:basedOn w:val="TableauNormal"/>
     <w:uiPriority w:val="60"/>
     <w:rsid w:val="00FC693F"/>
     <w:pPr>
@@ -21551,9 +18748,9 @@
       </w:tcPr>
     </w:tblStylePr>
   </w:style>
-  <w:style w:type="table" w:styleId="LightShading-Accent3">
+  <w:style w:type="table" w:styleId="Trameclaire-Accent3">
     <w:name w:val="Light Shading Accent 3"/>
-    <w:basedOn w:val="TableNormal"/>
+    <w:basedOn w:val="TableauNormal"/>
     <w:uiPriority w:val="60"/>
     <w:rsid w:val="00FC693F"/>
     <w:pPr>
@@ -21647,9 +18844,9 @@
       </w:tcPr>
     </w:tblStylePr>
   </w:style>
-  <w:style w:type="table" w:styleId="LightShading-Accent4">
+  <w:style w:type="table" w:styleId="Trameclaire-Accent4">
     <w:name w:val="Light Shading Accent 4"/>
-    <w:basedOn w:val="TableNormal"/>
+    <w:basedOn w:val="TableauNormal"/>
     <w:uiPriority w:val="60"/>
     <w:rsid w:val="00FC693F"/>
     <w:pPr>
@@ -21743,9 +18940,9 @@
       </w:tcPr>
     </w:tblStylePr>
   </w:style>
-  <w:style w:type="table" w:styleId="LightShading-Accent5">
+  <w:style w:type="table" w:styleId="Trameclaire-Accent5">
     <w:name w:val="Light Shading Accent 5"/>
-    <w:basedOn w:val="TableNormal"/>
+    <w:basedOn w:val="TableauNormal"/>
     <w:uiPriority w:val="60"/>
     <w:rsid w:val="00FC693F"/>
     <w:pPr>
@@ -21839,9 +19036,9 @@
       </w:tcPr>
     </w:tblStylePr>
   </w:style>
-  <w:style w:type="table" w:styleId="LightShading-Accent6">
+  <w:style w:type="table" w:styleId="Trameclaire-Accent6">
     <w:name w:val="Light Shading Accent 6"/>
-    <w:basedOn w:val="TableNormal"/>
+    <w:basedOn w:val="TableauNormal"/>
     <w:uiPriority w:val="60"/>
     <w:rsid w:val="00FC693F"/>
     <w:pPr>
@@ -21935,9 +19132,9 @@
       </w:tcPr>
     </w:tblStylePr>
   </w:style>
-  <w:style w:type="table" w:styleId="LightList">
+  <w:style w:type="table" w:styleId="Listeclaire">
     <w:name w:val="Light List"/>
-    <w:basedOn w:val="TableNormal"/>
+    <w:basedOn w:val="TableauNormal"/>
     <w:uiPriority w:val="61"/>
     <w:rsid w:val="00FC693F"/>
     <w:pPr>
@@ -22020,9 +19217,9 @@
       </w:tcPr>
     </w:tblStylePr>
   </w:style>
-  <w:style w:type="table" w:styleId="LightList-Accent1">
+  <w:style w:type="table" w:styleId="Listeclaire-Accent1">
     <w:name w:val="Light List Accent 1"/>
-    <w:basedOn w:val="TableNormal"/>
+    <w:basedOn w:val="TableauNormal"/>
     <w:uiPriority w:val="61"/>
     <w:rsid w:val="00FC693F"/>
     <w:pPr>
@@ -22105,9 +19302,9 @@
       </w:tcPr>
     </w:tblStylePr>
   </w:style>
-  <w:style w:type="table" w:styleId="LightList-Accent2">
+  <w:style w:type="table" w:styleId="Listeclaire-Accent2">
     <w:name w:val="Light List Accent 2"/>
-    <w:basedOn w:val="TableNormal"/>
+    <w:basedOn w:val="TableauNormal"/>
     <w:uiPriority w:val="61"/>
     <w:rsid w:val="00CB0664"/>
     <w:pPr>
@@ -22190,9 +19387,9 @@
       </w:tcPr>
     </w:tblStylePr>
   </w:style>
-  <w:style w:type="table" w:styleId="LightList-Accent3">
+  <w:style w:type="table" w:styleId="Listeclaire-Accent3">
     <w:name w:val="Light List Accent 3"/>
-    <w:basedOn w:val="TableNormal"/>
+    <w:basedOn w:val="TableauNormal"/>
     <w:uiPriority w:val="61"/>
     <w:rsid w:val="00CB0664"/>
     <w:pPr>
@@ -22275,9 +19472,9 @@
       </w:tcPr>
     </w:tblStylePr>
   </w:style>
-  <w:style w:type="table" w:styleId="LightList-Accent4">
+  <w:style w:type="table" w:styleId="Listeclaire-Accent4">
     <w:name w:val="Light List Accent 4"/>
-    <w:basedOn w:val="TableNormal"/>
+    <w:basedOn w:val="TableauNormal"/>
     <w:uiPriority w:val="61"/>
     <w:rsid w:val="00CB0664"/>
     <w:pPr>
@@ -22360,9 +19557,9 @@
       </w:tcPr>
     </w:tblStylePr>
   </w:style>
-  <w:style w:type="table" w:styleId="LightList-Accent5">
+  <w:style w:type="table" w:styleId="Listeclaire-Accent5">
     <w:name w:val="Light List Accent 5"/>
-    <w:basedOn w:val="TableNormal"/>
+    <w:basedOn w:val="TableauNormal"/>
     <w:uiPriority w:val="61"/>
     <w:rsid w:val="00CB0664"/>
     <w:pPr>
@@ -22445,9 +19642,9 @@
       </w:tcPr>
     </w:tblStylePr>
   </w:style>
-  <w:style w:type="table" w:styleId="LightList-Accent6">
+  <w:style w:type="table" w:styleId="Listeclaire-Accent6">
     <w:name w:val="Light List Accent 6"/>
-    <w:basedOn w:val="TableNormal"/>
+    <w:basedOn w:val="TableauNormal"/>
     <w:uiPriority w:val="61"/>
     <w:rsid w:val="00CB0664"/>
     <w:pPr>
@@ -22530,9 +19727,9 @@
       </w:tcPr>
     </w:tblStylePr>
   </w:style>
-  <w:style w:type="table" w:styleId="LightGrid">
+  <w:style w:type="table" w:styleId="Grilleclaire">
     <w:name w:val="Light Grid"/>
-    <w:basedOn w:val="TableNormal"/>
+    <w:basedOn w:val="TableauNormal"/>
     <w:uiPriority w:val="62"/>
     <w:rsid w:val="00CB0664"/>
     <w:pPr>
@@ -22653,9 +19850,9 @@
       </w:tcPr>
     </w:tblStylePr>
   </w:style>
-  <w:style w:type="table" w:styleId="LightGrid-Accent1">
+  <w:style w:type="table" w:styleId="Grilleclaire-Accent1">
     <w:name w:val="Light Grid Accent 1"/>
-    <w:basedOn w:val="TableNormal"/>
+    <w:basedOn w:val="TableauNormal"/>
     <w:uiPriority w:val="62"/>
     <w:rsid w:val="00CB0664"/>
     <w:pPr>
@@ -22776,9 +19973,9 @@
       </w:tcPr>
     </w:tblStylePr>
   </w:style>
-  <w:style w:type="table" w:styleId="LightGrid-Accent2">
+  <w:style w:type="table" w:styleId="Grilleclaire-Accent2">
     <w:name w:val="Light Grid Accent 2"/>
-    <w:basedOn w:val="TableNormal"/>
+    <w:basedOn w:val="TableauNormal"/>
     <w:uiPriority w:val="62"/>
     <w:rsid w:val="00CB0664"/>
     <w:pPr>
@@ -22899,9 +20096,9 @@
       </w:tcPr>
     </w:tblStylePr>
   </w:style>
-  <w:style w:type="table" w:styleId="LightGrid-Accent3">
+  <w:style w:type="table" w:styleId="Grilleclaire-Accent3">
     <w:name w:val="Light Grid Accent 3"/>
-    <w:basedOn w:val="TableNormal"/>
+    <w:basedOn w:val="TableauNormal"/>
     <w:uiPriority w:val="62"/>
     <w:rsid w:val="00CB0664"/>
     <w:pPr>
@@ -23022,9 +20219,9 @@
       </w:tcPr>
     </w:tblStylePr>
   </w:style>
-  <w:style w:type="table" w:styleId="LightGrid-Accent4">
+  <w:style w:type="table" w:styleId="Grilleclaire-Accent4">
     <w:name w:val="Light Grid Accent 4"/>
-    <w:basedOn w:val="TableNormal"/>
+    <w:basedOn w:val="TableauNormal"/>
     <w:uiPriority w:val="62"/>
     <w:rsid w:val="00CB0664"/>
     <w:pPr>
@@ -23145,9 +20342,9 @@
       </w:tcPr>
     </w:tblStylePr>
   </w:style>
-  <w:style w:type="table" w:styleId="LightGrid-Accent5">
+  <w:style w:type="table" w:styleId="Grilleclaire-Accent5">
     <w:name w:val="Light Grid Accent 5"/>
-    <w:basedOn w:val="TableNormal"/>
+    <w:basedOn w:val="TableauNormal"/>
     <w:uiPriority w:val="62"/>
     <w:rsid w:val="00CB0664"/>
     <w:pPr>
@@ -23268,9 +20465,9 @@
       </w:tcPr>
     </w:tblStylePr>
   </w:style>
-  <w:style w:type="table" w:styleId="LightGrid-Accent6">
+  <w:style w:type="table" w:styleId="Grilleclaire-Accent6">
     <w:name w:val="Light Grid Accent 6"/>
-    <w:basedOn w:val="TableNormal"/>
+    <w:basedOn w:val="TableauNormal"/>
     <w:uiPriority w:val="62"/>
     <w:rsid w:val="00CB0664"/>
     <w:pPr>
@@ -23391,9 +20588,9 @@
       </w:tcPr>
     </w:tblStylePr>
   </w:style>
-  <w:style w:type="table" w:styleId="MediumShading1">
+  <w:style w:type="table" w:styleId="Tramemoyenne1">
     <w:name w:val="Medium Shading 1"/>
-    <w:basedOn w:val="TableNormal"/>
+    <w:basedOn w:val="TableauNormal"/>
     <w:uiPriority w:val="63"/>
     <w:rsid w:val="00CB0664"/>
     <w:pPr>
@@ -23490,9 +20687,9 @@
       </w:tcPr>
     </w:tblStylePr>
   </w:style>
-  <w:style w:type="table" w:styleId="MediumShading1-Accent1">
+  <w:style w:type="table" w:styleId="Tramemoyenne1-Accent1">
     <w:name w:val="Medium Shading 1 Accent 1"/>
-    <w:basedOn w:val="TableNormal"/>
+    <w:basedOn w:val="TableauNormal"/>
     <w:uiPriority w:val="63"/>
     <w:rsid w:val="00CB0664"/>
     <w:pPr>
@@ -23589,9 +20786,9 @@
       </w:tcPr>
     </w:tblStylePr>
   </w:style>
-  <w:style w:type="table" w:styleId="MediumShading1-Accent2">
+  <w:style w:type="table" w:styleId="Tramemoyenne1-Accent2">
     <w:name w:val="Medium Shading 1 Accent 2"/>
-    <w:basedOn w:val="TableNormal"/>
+    <w:basedOn w:val="TableauNormal"/>
     <w:uiPriority w:val="63"/>
     <w:rsid w:val="00CB0664"/>
     <w:pPr>
@@ -23688,9 +20885,9 @@
       </w:tcPr>
     </w:tblStylePr>
   </w:style>
-  <w:style w:type="table" w:styleId="MediumShading1-Accent3">
+  <w:style w:type="table" w:styleId="Tramemoyenne1-Accent3">
     <w:name w:val="Medium Shading 1 Accent 3"/>
-    <w:basedOn w:val="TableNormal"/>
+    <w:basedOn w:val="TableauNormal"/>
     <w:uiPriority w:val="63"/>
     <w:rsid w:val="00CB0664"/>
     <w:pPr>
@@ -23787,9 +20984,9 @@
       </w:tcPr>
     </w:tblStylePr>
   </w:style>
-  <w:style w:type="table" w:styleId="MediumShading1-Accent4">
+  <w:style w:type="table" w:styleId="Tramemoyenne1-Accent4">
     <w:name w:val="Medium Shading 1 Accent 4"/>
-    <w:basedOn w:val="TableNormal"/>
+    <w:basedOn w:val="TableauNormal"/>
     <w:uiPriority w:val="63"/>
     <w:rsid w:val="00CB0664"/>
     <w:pPr>
@@ -23886,9 +21083,9 @@
       </w:tcPr>
     </w:tblStylePr>
   </w:style>
-  <w:style w:type="table" w:styleId="MediumShading1-Accent5">
+  <w:style w:type="table" w:styleId="Tramemoyenne1-Accent5">
     <w:name w:val="Medium Shading 1 Accent 5"/>
-    <w:basedOn w:val="TableNormal"/>
+    <w:basedOn w:val="TableauNormal"/>
     <w:uiPriority w:val="63"/>
     <w:rsid w:val="00CB0664"/>
     <w:pPr>
@@ -23985,9 +21182,9 @@
       </w:tcPr>
     </w:tblStylePr>
   </w:style>
-  <w:style w:type="table" w:styleId="MediumShading1-Accent6">
+  <w:style w:type="table" w:styleId="Tramemoyenne1-Accent6">
     <w:name w:val="Medium Shading 1 Accent 6"/>
-    <w:basedOn w:val="TableNormal"/>
+    <w:basedOn w:val="TableauNormal"/>
     <w:uiPriority w:val="63"/>
     <w:rsid w:val="00CB0664"/>
     <w:pPr>
@@ -24084,9 +21281,9 @@
       </w:tcPr>
     </w:tblStylePr>
   </w:style>
-  <w:style w:type="table" w:styleId="MediumShading2">
+  <w:style w:type="table" w:styleId="Tramemoyenne2">
     <w:name w:val="Medium Shading 2"/>
-    <w:basedOn w:val="TableNormal"/>
+    <w:basedOn w:val="TableauNormal"/>
     <w:uiPriority w:val="64"/>
     <w:rsid w:val="00CB0664"/>
     <w:pPr>
@@ -24226,9 +21423,9 @@
       </w:tcPr>
     </w:tblStylePr>
   </w:style>
-  <w:style w:type="table" w:styleId="MediumShading2-Accent1">
+  <w:style w:type="table" w:styleId="Tramemoyenne2-Accent1">
     <w:name w:val="Medium Shading 2 Accent 1"/>
-    <w:basedOn w:val="TableNormal"/>
+    <w:basedOn w:val="TableauNormal"/>
     <w:uiPriority w:val="64"/>
     <w:rsid w:val="00CB0664"/>
     <w:pPr>
@@ -24368,9 +21565,9 @@
       </w:tcPr>
     </w:tblStylePr>
   </w:style>
-  <w:style w:type="table" w:styleId="MediumShading2-Accent2">
+  <w:style w:type="table" w:styleId="Tramemoyenne2-Accent2">
     <w:name w:val="Medium Shading 2 Accent 2"/>
-    <w:basedOn w:val="TableNormal"/>
+    <w:basedOn w:val="TableauNormal"/>
     <w:uiPriority w:val="64"/>
     <w:rsid w:val="00CB0664"/>
     <w:pPr>
@@ -24510,9 +21707,9 @@
       </w:tcPr>
     </w:tblStylePr>
   </w:style>
-  <w:style w:type="table" w:styleId="MediumShading2-Accent3">
+  <w:style w:type="table" w:styleId="Tramemoyenne2-Accent3">
     <w:name w:val="Medium Shading 2 Accent 3"/>
-    <w:basedOn w:val="TableNormal"/>
+    <w:basedOn w:val="TableauNormal"/>
     <w:uiPriority w:val="64"/>
     <w:rsid w:val="00CB0664"/>
     <w:pPr>
@@ -24652,9 +21849,9 @@
       </w:tcPr>
     </w:tblStylePr>
   </w:style>
-  <w:style w:type="table" w:styleId="MediumShading2-Accent4">
+  <w:style w:type="table" w:styleId="Tramemoyenne2-Accent4">
     <w:name w:val="Medium Shading 2 Accent 4"/>
-    <w:basedOn w:val="TableNormal"/>
+    <w:basedOn w:val="TableauNormal"/>
     <w:uiPriority w:val="64"/>
     <w:rsid w:val="00CB0664"/>
     <w:pPr>
@@ -24794,9 +21991,9 @@
       </w:tcPr>
     </w:tblStylePr>
   </w:style>
-  <w:style w:type="table" w:styleId="MediumShading2-Accent5">
+  <w:style w:type="table" w:styleId="Tramemoyenne2-Accent5">
     <w:name w:val="Medium Shading 2 Accent 5"/>
-    <w:basedOn w:val="TableNormal"/>
+    <w:basedOn w:val="TableauNormal"/>
     <w:uiPriority w:val="64"/>
     <w:rsid w:val="00CB0664"/>
     <w:pPr>
@@ -24936,9 +22133,9 @@
       </w:tcPr>
     </w:tblStylePr>
   </w:style>
-  <w:style w:type="table" w:styleId="MediumShading2-Accent6">
+  <w:style w:type="table" w:styleId="Tramemoyenne2-Accent6">
     <w:name w:val="Medium Shading 2 Accent 6"/>
-    <w:basedOn w:val="TableNormal"/>
+    <w:basedOn w:val="TableauNormal"/>
     <w:uiPriority w:val="64"/>
     <w:rsid w:val="00CB0664"/>
     <w:pPr>
@@ -25078,9 +22275,9 @@
       </w:tcPr>
     </w:tblStylePr>
   </w:style>
-  <w:style w:type="table" w:styleId="MediumList1">
+  <w:style w:type="table" w:styleId="Listemoyenne1">
     <w:name w:val="Medium List 1"/>
-    <w:basedOn w:val="TableNormal"/>
+    <w:basedOn w:val="TableauNormal"/>
     <w:uiPriority w:val="65"/>
     <w:rsid w:val="00CB0664"/>
     <w:pPr>
@@ -25155,9 +22352,9 @@
       </w:tcPr>
     </w:tblStylePr>
   </w:style>
-  <w:style w:type="table" w:styleId="MediumList1-Accent1">
+  <w:style w:type="table" w:styleId="Listemoyenne1-Accent1">
     <w:name w:val="Medium List 1 Accent 1"/>
-    <w:basedOn w:val="TableNormal"/>
+    <w:basedOn w:val="TableauNormal"/>
     <w:uiPriority w:val="65"/>
     <w:rsid w:val="00CB0664"/>
     <w:pPr>
@@ -25232,9 +22429,9 @@
       </w:tcPr>
     </w:tblStylePr>
   </w:style>
-  <w:style w:type="table" w:styleId="MediumList1-Accent2">
+  <w:style w:type="table" w:styleId="Listemoyenne1-Accent2">
     <w:name w:val="Medium List 1 Accent 2"/>
-    <w:basedOn w:val="TableNormal"/>
+    <w:basedOn w:val="TableauNormal"/>
     <w:uiPriority w:val="65"/>
     <w:rsid w:val="00CB0664"/>
     <w:pPr>
@@ -25309,9 +22506,9 @@
       </w:tcPr>
     </w:tblStylePr>
   </w:style>
-  <w:style w:type="table" w:styleId="MediumList1-Accent3">
+  <w:style w:type="table" w:styleId="Listemoyenne1-Accent3">
     <w:name w:val="Medium List 1 Accent 3"/>
-    <w:basedOn w:val="TableNormal"/>
+    <w:basedOn w:val="TableauNormal"/>
     <w:uiPriority w:val="65"/>
     <w:rsid w:val="00CB0664"/>
     <w:pPr>
@@ -25386,9 +22583,9 @@
       </w:tcPr>
     </w:tblStylePr>
   </w:style>
-  <w:style w:type="table" w:styleId="MediumList1-Accent4">
+  <w:style w:type="table" w:styleId="Listemoyenne1-Accent4">
     <w:name w:val="Medium List 1 Accent 4"/>
-    <w:basedOn w:val="TableNormal"/>
+    <w:basedOn w:val="TableauNormal"/>
     <w:uiPriority w:val="65"/>
     <w:rsid w:val="00CB0664"/>
     <w:pPr>
@@ -25463,9 +22660,9 @@
       </w:tcPr>
     </w:tblStylePr>
   </w:style>
-  <w:style w:type="table" w:styleId="MediumList1-Accent5">
+  <w:style w:type="table" w:styleId="Listemoyenne1-Accent5">
     <w:name w:val="Medium List 1 Accent 5"/>
-    <w:basedOn w:val="TableNormal"/>
+    <w:basedOn w:val="TableauNormal"/>
     <w:uiPriority w:val="65"/>
     <w:rsid w:val="00CB0664"/>
     <w:pPr>
@@ -25540,9 +22737,9 @@
       </w:tcPr>
     </w:tblStylePr>
   </w:style>
-  <w:style w:type="table" w:styleId="MediumList1-Accent6">
+  <w:style w:type="table" w:styleId="Listemoyenne1-Accent6">
     <w:name w:val="Medium List 1 Accent 6"/>
-    <w:basedOn w:val="TableNormal"/>
+    <w:basedOn w:val="TableauNormal"/>
     <w:uiPriority w:val="65"/>
     <w:rsid w:val="00CB0664"/>
     <w:pPr>
@@ -25617,9 +22814,9 @@
       </w:tcPr>
     </w:tblStylePr>
   </w:style>
-  <w:style w:type="table" w:styleId="MediumList2">
+  <w:style w:type="table" w:styleId="Listemoyenne2">
     <w:name w:val="Medium List 2"/>
-    <w:basedOn w:val="TableNormal"/>
+    <w:basedOn w:val="TableauNormal"/>
     <w:uiPriority w:val="66"/>
     <w:rsid w:val="00CB0664"/>
     <w:pPr>
@@ -25738,9 +22935,9 @@
       </w:tcPr>
     </w:tblStylePr>
   </w:style>
-  <w:style w:type="table" w:styleId="MediumList2-Accent1">
+  <w:style w:type="table" w:styleId="Listemoyenne2-Accent1">
     <w:name w:val="Medium List 2 Accent 1"/>
-    <w:basedOn w:val="TableNormal"/>
+    <w:basedOn w:val="TableauNormal"/>
     <w:uiPriority w:val="66"/>
     <w:rsid w:val="00CB0664"/>
     <w:pPr>
@@ -25859,9 +23056,9 @@
       </w:tcPr>
     </w:tblStylePr>
   </w:style>
-  <w:style w:type="table" w:styleId="MediumList2-Accent2">
+  <w:style w:type="table" w:styleId="Listemoyenne2-Accent2">
     <w:name w:val="Medium List 2 Accent 2"/>
-    <w:basedOn w:val="TableNormal"/>
+    <w:basedOn w:val="TableauNormal"/>
     <w:uiPriority w:val="66"/>
     <w:rsid w:val="00CB0664"/>
     <w:pPr>
@@ -25980,9 +23177,9 @@
       </w:tcPr>
     </w:tblStylePr>
   </w:style>
-  <w:style w:type="table" w:styleId="MediumList2-Accent3">
+  <w:style w:type="table" w:styleId="Listemoyenne2-Accent3">
     <w:name w:val="Medium List 2 Accent 3"/>
-    <w:basedOn w:val="TableNormal"/>
+    <w:basedOn w:val="TableauNormal"/>
     <w:uiPriority w:val="66"/>
     <w:rsid w:val="00CB0664"/>
     <w:pPr>
@@ -26101,9 +23298,9 @@
       </w:tcPr>
     </w:tblStylePr>
   </w:style>
-  <w:style w:type="table" w:styleId="MediumList2-Accent4">
+  <w:style w:type="table" w:styleId="Listemoyenne2-Accent4">
     <w:name w:val="Medium List 2 Accent 4"/>
-    <w:basedOn w:val="TableNormal"/>
+    <w:basedOn w:val="TableauNormal"/>
     <w:uiPriority w:val="66"/>
     <w:rsid w:val="00CB0664"/>
     <w:pPr>
@@ -26222,9 +23419,9 @@
       </w:tcPr>
     </w:tblStylePr>
   </w:style>
-  <w:style w:type="table" w:styleId="MediumList2-Accent5">
+  <w:style w:type="table" w:styleId="Listemoyenne2-Accent5">
     <w:name w:val="Medium List 2 Accent 5"/>
-    <w:basedOn w:val="TableNormal"/>
+    <w:basedOn w:val="TableauNormal"/>
     <w:uiPriority w:val="66"/>
     <w:rsid w:val="00CB0664"/>
     <w:pPr>
@@ -26343,9 +23540,9 @@
       </w:tcPr>
     </w:tblStylePr>
   </w:style>
-  <w:style w:type="table" w:styleId="MediumList2-Accent6">
+  <w:style w:type="table" w:styleId="Listemoyenne2-Accent6">
     <w:name w:val="Medium List 2 Accent 6"/>
-    <w:basedOn w:val="TableNormal"/>
+    <w:basedOn w:val="TableauNormal"/>
     <w:uiPriority w:val="66"/>
     <w:rsid w:val="00CB0664"/>
     <w:pPr>
@@ -26464,9 +23661,9 @@
       </w:tcPr>
     </w:tblStylePr>
   </w:style>
-  <w:style w:type="table" w:styleId="MediumGrid1">
+  <w:style w:type="table" w:styleId="Grillemoyenne1">
     <w:name w:val="Medium Grid 1"/>
-    <w:basedOn w:val="TableNormal"/>
+    <w:basedOn w:val="TableauNormal"/>
     <w:uiPriority w:val="67"/>
     <w:rsid w:val="00CB0664"/>
     <w:pPr>
@@ -26530,9 +23727,9 @@
       </w:tcPr>
     </w:tblStylePr>
   </w:style>
-  <w:style w:type="table" w:styleId="MediumGrid1-Accent1">
+  <w:style w:type="table" w:styleId="Grillemoyenne1-Accent1">
     <w:name w:val="Medium Grid 1 Accent 1"/>
-    <w:basedOn w:val="TableNormal"/>
+    <w:basedOn w:val="TableauNormal"/>
     <w:uiPriority w:val="67"/>
     <w:rsid w:val="00CB0664"/>
     <w:pPr>
@@ -26596,9 +23793,9 @@
       </w:tcPr>
     </w:tblStylePr>
   </w:style>
-  <w:style w:type="table" w:styleId="MediumGrid1-Accent2">
+  <w:style w:type="table" w:styleId="Grillemoyenne1-Accent2">
     <w:name w:val="Medium Grid 1 Accent 2"/>
-    <w:basedOn w:val="TableNormal"/>
+    <w:basedOn w:val="TableauNormal"/>
     <w:uiPriority w:val="67"/>
     <w:rsid w:val="00CB0664"/>
     <w:pPr>
@@ -26662,9 +23859,9 @@
       </w:tcPr>
     </w:tblStylePr>
   </w:style>
-  <w:style w:type="table" w:styleId="MediumGrid1-Accent3">
+  <w:style w:type="table" w:styleId="Grillemoyenne1-Accent3">
     <w:name w:val="Medium Grid 1 Accent 3"/>
-    <w:basedOn w:val="TableNormal"/>
+    <w:basedOn w:val="TableauNormal"/>
     <w:uiPriority w:val="67"/>
     <w:rsid w:val="00CB0664"/>
     <w:pPr>
@@ -26728,9 +23925,9 @@
       </w:tcPr>
     </w:tblStylePr>
   </w:style>
-  <w:style w:type="table" w:styleId="MediumGrid1-Accent4">
+  <w:style w:type="table" w:styleId="Grillemoyenne1-Accent4">
     <w:name w:val="Medium Grid 1 Accent 4"/>
-    <w:basedOn w:val="TableNormal"/>
+    <w:basedOn w:val="TableauNormal"/>
     <w:uiPriority w:val="67"/>
     <w:rsid w:val="00CB0664"/>
     <w:pPr>
@@ -26794,9 +23991,9 @@
       </w:tcPr>
     </w:tblStylePr>
   </w:style>
-  <w:style w:type="table" w:styleId="MediumGrid1-Accent5">
+  <w:style w:type="table" w:styleId="Grillemoyenne1-Accent5">
     <w:name w:val="Medium Grid 1 Accent 5"/>
-    <w:basedOn w:val="TableNormal"/>
+    <w:basedOn w:val="TableauNormal"/>
     <w:uiPriority w:val="67"/>
     <w:rsid w:val="00CB0664"/>
     <w:pPr>
@@ -26860,9 +24057,9 @@
       </w:tcPr>
     </w:tblStylePr>
   </w:style>
-  <w:style w:type="table" w:styleId="MediumGrid1-Accent6">
+  <w:style w:type="table" w:styleId="Grillemoyenne1-Accent6">
     <w:name w:val="Medium Grid 1 Accent 6"/>
-    <w:basedOn w:val="TableNormal"/>
+    <w:basedOn w:val="TableauNormal"/>
     <w:uiPriority w:val="67"/>
     <w:rsid w:val="00CB0664"/>
     <w:pPr>
@@ -26926,9 +24123,9 @@
       </w:tcPr>
     </w:tblStylePr>
   </w:style>
-  <w:style w:type="table" w:styleId="MediumGrid2">
+  <w:style w:type="table" w:styleId="Grillemoyenne2">
     <w:name w:val="Medium Grid 2"/>
-    <w:basedOn w:val="TableNormal"/>
+    <w:basedOn w:val="TableauNormal"/>
     <w:uiPriority w:val="68"/>
     <w:rsid w:val="00CB0664"/>
     <w:pPr>
@@ -27044,9 +24241,9 @@
       </w:tcPr>
     </w:tblStylePr>
   </w:style>
-  <w:style w:type="table" w:styleId="MediumGrid2-Accent1">
+  <w:style w:type="table" w:styleId="Grillemoyenne2-Accent1">
     <w:name w:val="Medium Grid 2 Accent 1"/>
-    <w:basedOn w:val="TableNormal"/>
+    <w:basedOn w:val="TableauNormal"/>
     <w:uiPriority w:val="68"/>
     <w:rsid w:val="00CB0664"/>
     <w:pPr>
@@ -27162,9 +24359,9 @@
       </w:tcPr>
     </w:tblStylePr>
   </w:style>
-  <w:style w:type="table" w:styleId="MediumGrid2-Accent2">
+  <w:style w:type="table" w:styleId="Grillemoyenne2-Accent2">
     <w:name w:val="Medium Grid 2 Accent 2"/>
-    <w:basedOn w:val="TableNormal"/>
+    <w:basedOn w:val="TableauNormal"/>
     <w:uiPriority w:val="68"/>
     <w:rsid w:val="00CB0664"/>
     <w:pPr>
@@ -27280,9 +24477,9 @@
       </w:tcPr>
     </w:tblStylePr>
   </w:style>
-  <w:style w:type="table" w:styleId="MediumGrid2-Accent3">
+  <w:style w:type="table" w:styleId="Grillemoyenne2-Accent3">
     <w:name w:val="Medium Grid 2 Accent 3"/>
-    <w:basedOn w:val="TableNormal"/>
+    <w:basedOn w:val="TableauNormal"/>
     <w:uiPriority w:val="68"/>
     <w:rsid w:val="00CB0664"/>
     <w:pPr>
@@ -27398,9 +24595,9 @@
       </w:tcPr>
     </w:tblStylePr>
   </w:style>
-  <w:style w:type="table" w:styleId="MediumGrid2-Accent4">
+  <w:style w:type="table" w:styleId="Grillemoyenne2-Accent4">
     <w:name w:val="Medium Grid 2 Accent 4"/>
-    <w:basedOn w:val="TableNormal"/>
+    <w:basedOn w:val="TableauNormal"/>
     <w:uiPriority w:val="68"/>
     <w:rsid w:val="00CB0664"/>
     <w:pPr>
@@ -27516,9 +24713,9 @@
       </w:tcPr>
     </w:tblStylePr>
   </w:style>
-  <w:style w:type="table" w:styleId="MediumGrid2-Accent5">
+  <w:style w:type="table" w:styleId="Grillemoyenne2-Accent5">
     <w:name w:val="Medium Grid 2 Accent 5"/>
-    <w:basedOn w:val="TableNormal"/>
+    <w:basedOn w:val="TableauNormal"/>
     <w:uiPriority w:val="68"/>
     <w:rsid w:val="00CB0664"/>
     <w:pPr>
@@ -27634,9 +24831,9 @@
       </w:tcPr>
     </w:tblStylePr>
   </w:style>
-  <w:style w:type="table" w:styleId="MediumGrid2-Accent6">
+  <w:style w:type="table" w:styleId="Grillemoyenne2-Accent6">
     <w:name w:val="Medium Grid 2 Accent 6"/>
-    <w:basedOn w:val="TableNormal"/>
+    <w:basedOn w:val="TableauNormal"/>
     <w:uiPriority w:val="68"/>
     <w:rsid w:val="00CB0664"/>
     <w:pPr>
@@ -27752,9 +24949,9 @@
       </w:tcPr>
     </w:tblStylePr>
   </w:style>
-  <w:style w:type="table" w:styleId="MediumGrid3">
+  <w:style w:type="table" w:styleId="Grillemoyenne3">
     <w:name w:val="Medium Grid 3"/>
-    <w:basedOn w:val="TableNormal"/>
+    <w:basedOn w:val="TableauNormal"/>
     <w:uiPriority w:val="69"/>
     <w:rsid w:val="00CB0664"/>
     <w:pPr>
@@ -27886,9 +25083,9 @@
       </w:tcPr>
     </w:tblStylePr>
   </w:style>
-  <w:style w:type="table" w:styleId="MediumGrid3-Accent1">
+  <w:style w:type="table" w:styleId="Grillemoyenne3-Accent1">
     <w:name w:val="Medium Grid 3 Accent 1"/>
-    <w:basedOn w:val="TableNormal"/>
+    <w:basedOn w:val="TableauNormal"/>
     <w:uiPriority w:val="69"/>
     <w:rsid w:val="00CB0664"/>
     <w:pPr>
@@ -28020,9 +25217,9 @@
       </w:tcPr>
     </w:tblStylePr>
   </w:style>
-  <w:style w:type="table" w:styleId="MediumGrid3-Accent2">
+  <w:style w:type="table" w:styleId="Grillemoyenne3-Accent2">
     <w:name w:val="Medium Grid 3 Accent 2"/>
-    <w:basedOn w:val="TableNormal"/>
+    <w:basedOn w:val="TableauNormal"/>
     <w:uiPriority w:val="69"/>
     <w:rsid w:val="00CB0664"/>
     <w:pPr>
@@ -28154,9 +25351,9 @@
       </w:tcPr>
     </w:tblStylePr>
   </w:style>
-  <w:style w:type="table" w:styleId="MediumGrid3-Accent3">
+  <w:style w:type="table" w:styleId="Grillemoyenne3-Accent3">
     <w:name w:val="Medium Grid 3 Accent 3"/>
-    <w:basedOn w:val="TableNormal"/>
+    <w:basedOn w:val="TableauNormal"/>
     <w:uiPriority w:val="69"/>
     <w:rsid w:val="00CB0664"/>
     <w:pPr>
@@ -28288,9 +25485,9 @@
       </w:tcPr>
     </w:tblStylePr>
   </w:style>
-  <w:style w:type="table" w:styleId="MediumGrid3-Accent4">
+  <w:style w:type="table" w:styleId="Grillemoyenne3-Accent4">
     <w:name w:val="Medium Grid 3 Accent 4"/>
-    <w:basedOn w:val="TableNormal"/>
+    <w:basedOn w:val="TableauNormal"/>
     <w:uiPriority w:val="69"/>
     <w:rsid w:val="00CB0664"/>
     <w:pPr>
@@ -28422,9 +25619,9 @@
       </w:tcPr>
     </w:tblStylePr>
   </w:style>
-  <w:style w:type="table" w:styleId="MediumGrid3-Accent5">
+  <w:style w:type="table" w:styleId="Grillemoyenne3-Accent5">
     <w:name w:val="Medium Grid 3 Accent 5"/>
-    <w:basedOn w:val="TableNormal"/>
+    <w:basedOn w:val="TableauNormal"/>
     <w:uiPriority w:val="69"/>
     <w:rsid w:val="00CB0664"/>
     <w:pPr>
@@ -28556,9 +25753,9 @@
       </w:tcPr>
     </w:tblStylePr>
   </w:style>
-  <w:style w:type="table" w:styleId="MediumGrid3-Accent6">
+  <w:style w:type="table" w:styleId="Grillemoyenne3-Accent6">
     <w:name w:val="Medium Grid 3 Accent 6"/>
-    <w:basedOn w:val="TableNormal"/>
+    <w:basedOn w:val="TableauNormal"/>
     <w:uiPriority w:val="69"/>
     <w:rsid w:val="00CB0664"/>
     <w:pPr>
@@ -28690,9 +25887,9 @@
       </w:tcPr>
     </w:tblStylePr>
   </w:style>
-  <w:style w:type="table" w:styleId="DarkList">
+  <w:style w:type="table" w:styleId="Listefonce">
     <w:name w:val="Dark List"/>
-    <w:basedOn w:val="TableNormal"/>
+    <w:basedOn w:val="TableauNormal"/>
     <w:uiPriority w:val="70"/>
     <w:rsid w:val="00CB0664"/>
     <w:pPr>
@@ -28797,9 +25994,9 @@
       </w:tcPr>
     </w:tblStylePr>
   </w:style>
-  <w:style w:type="table" w:styleId="DarkList-Accent1">
+  <w:style w:type="table" w:styleId="Listefonce-Accent1">
     <w:name w:val="Dark List Accent 1"/>
-    <w:basedOn w:val="TableNormal"/>
+    <w:basedOn w:val="TableauNormal"/>
     <w:uiPriority w:val="70"/>
     <w:rsid w:val="00CB0664"/>
     <w:pPr>
@@ -28904,9 +26101,9 @@
       </w:tcPr>
     </w:tblStylePr>
   </w:style>
-  <w:style w:type="table" w:styleId="DarkList-Accent2">
+  <w:style w:type="table" w:styleId="Listefonce-Accent2">
     <w:name w:val="Dark List Accent 2"/>
-    <w:basedOn w:val="TableNormal"/>
+    <w:basedOn w:val="TableauNormal"/>
     <w:uiPriority w:val="70"/>
     <w:rsid w:val="00CB0664"/>
     <w:pPr>
@@ -29011,9 +26208,9 @@
       </w:tcPr>
     </w:tblStylePr>
   </w:style>
-  <w:style w:type="table" w:styleId="DarkList-Accent3">
+  <w:style w:type="table" w:styleId="Listefonce-Accent3">
     <w:name w:val="Dark List Accent 3"/>
-    <w:basedOn w:val="TableNormal"/>
+    <w:basedOn w:val="TableauNormal"/>
     <w:uiPriority w:val="70"/>
     <w:rsid w:val="00CB0664"/>
     <w:pPr>
@@ -29118,9 +26315,9 @@
       </w:tcPr>
     </w:tblStylePr>
   </w:style>
-  <w:style w:type="table" w:styleId="DarkList-Accent4">
+  <w:style w:type="table" w:styleId="Listefonce-Accent4">
     <w:name w:val="Dark List Accent 4"/>
-    <w:basedOn w:val="TableNormal"/>
+    <w:basedOn w:val="TableauNormal"/>
     <w:uiPriority w:val="70"/>
     <w:rsid w:val="00CB0664"/>
     <w:pPr>
@@ -29225,9 +26422,9 @@
       </w:tcPr>
     </w:tblStylePr>
   </w:style>
-  <w:style w:type="table" w:styleId="DarkList-Accent5">
+  <w:style w:type="table" w:styleId="Listefonce-Accent5">
     <w:name w:val="Dark List Accent 5"/>
-    <w:basedOn w:val="TableNormal"/>
+    <w:basedOn w:val="TableauNormal"/>
     <w:uiPriority w:val="70"/>
     <w:rsid w:val="00CB0664"/>
     <w:pPr>
@@ -29332,9 +26529,9 @@
       </w:tcPr>
     </w:tblStylePr>
   </w:style>
-  <w:style w:type="table" w:styleId="DarkList-Accent6">
+  <w:style w:type="table" w:styleId="Listefonce-Accent6">
     <w:name w:val="Dark List Accent 6"/>
-    <w:basedOn w:val="TableNormal"/>
+    <w:basedOn w:val="TableauNormal"/>
     <w:uiPriority w:val="70"/>
     <w:rsid w:val="00CB0664"/>
     <w:pPr>
@@ -29439,9 +26636,9 @@
       </w:tcPr>
     </w:tblStylePr>
   </w:style>
-  <w:style w:type="table" w:styleId="ColorfulShading">
+  <w:style w:type="table" w:styleId="Tramecouleur">
     <w:name w:val="Colorful Shading"/>
-    <w:basedOn w:val="TableNormal"/>
+    <w:basedOn w:val="TableauNormal"/>
     <w:uiPriority w:val="71"/>
     <w:rsid w:val="00CB0664"/>
     <w:pPr>
@@ -29554,9 +26751,9 @@
       </w:rPr>
     </w:tblStylePr>
   </w:style>
-  <w:style w:type="table" w:styleId="ColorfulShading-Accent1">
+  <w:style w:type="table" w:styleId="Tramecouleur-Accent1">
     <w:name w:val="Colorful Shading Accent 1"/>
-    <w:basedOn w:val="TableNormal"/>
+    <w:basedOn w:val="TableauNormal"/>
     <w:uiPriority w:val="71"/>
     <w:rsid w:val="00CB0664"/>
     <w:pPr>
@@ -29669,9 +26866,9 @@
       </w:rPr>
     </w:tblStylePr>
   </w:style>
-  <w:style w:type="table" w:styleId="ColorfulShading-Accent2">
+  <w:style w:type="table" w:styleId="Tramecouleur-Accent2">
     <w:name w:val="Colorful Shading Accent 2"/>
-    <w:basedOn w:val="TableNormal"/>
+    <w:basedOn w:val="TableauNormal"/>
     <w:uiPriority w:val="71"/>
     <w:rsid w:val="00CB0664"/>
     <w:pPr>
@@ -29784,9 +26981,9 @@
       </w:rPr>
     </w:tblStylePr>
   </w:style>
-  <w:style w:type="table" w:styleId="ColorfulShading-Accent3">
+  <w:style w:type="table" w:styleId="Tramecouleur-Accent3">
     <w:name w:val="Colorful Shading Accent 3"/>
-    <w:basedOn w:val="TableNormal"/>
+    <w:basedOn w:val="TableauNormal"/>
     <w:uiPriority w:val="71"/>
     <w:rsid w:val="00CB0664"/>
     <w:pPr>
@@ -29889,9 +27086,9 @@
       </w:tcPr>
     </w:tblStylePr>
   </w:style>
-  <w:style w:type="table" w:styleId="ColorfulShading-Accent4">
+  <w:style w:type="table" w:styleId="Tramecouleur-Accent4">
     <w:name w:val="Colorful Shading Accent 4"/>
-    <w:basedOn w:val="TableNormal"/>
+    <w:basedOn w:val="TableauNormal"/>
     <w:uiPriority w:val="71"/>
     <w:rsid w:val="00CB0664"/>
     <w:pPr>
@@ -30004,9 +27201,9 @@
       </w:rPr>
     </w:tblStylePr>
   </w:style>
-  <w:style w:type="table" w:styleId="ColorfulShading-Accent5">
+  <w:style w:type="table" w:styleId="Tramecouleur-Accent5">
     <w:name w:val="Colorful Shading Accent 5"/>
-    <w:basedOn w:val="TableNormal"/>
+    <w:basedOn w:val="TableauNormal"/>
     <w:uiPriority w:val="71"/>
     <w:rsid w:val="00CB0664"/>
     <w:pPr>
@@ -30119,9 +27316,9 @@
       </w:rPr>
     </w:tblStylePr>
   </w:style>
-  <w:style w:type="table" w:styleId="ColorfulShading-Accent6">
+  <w:style w:type="table" w:styleId="Tramecouleur-Accent6">
     <w:name w:val="Colorful Shading Accent 6"/>
-    <w:basedOn w:val="TableNormal"/>
+    <w:basedOn w:val="TableauNormal"/>
     <w:uiPriority w:val="71"/>
     <w:rsid w:val="00CB0664"/>
     <w:pPr>
@@ -30234,9 +27431,9 @@
       </w:rPr>
     </w:tblStylePr>
   </w:style>
-  <w:style w:type="table" w:styleId="ColorfulList">
+  <w:style w:type="table" w:styleId="Listecouleur">
     <w:name w:val="Colorful List"/>
-    <w:basedOn w:val="TableNormal"/>
+    <w:basedOn w:val="TableauNormal"/>
     <w:uiPriority w:val="72"/>
     <w:rsid w:val="00CB0664"/>
     <w:pPr>
@@ -30313,9 +27510,9 @@
       </w:tcPr>
     </w:tblStylePr>
   </w:style>
-  <w:style w:type="table" w:styleId="ColorfulList-Accent1">
+  <w:style w:type="table" w:styleId="Listecouleur-Accent1">
     <w:name w:val="Colorful List Accent 1"/>
-    <w:basedOn w:val="TableNormal"/>
+    <w:basedOn w:val="TableauNormal"/>
     <w:uiPriority w:val="72"/>
     <w:rsid w:val="00CB0664"/>
     <w:pPr>
@@ -30392,9 +27589,9 @@
       </w:tcPr>
     </w:tblStylePr>
   </w:style>
-  <w:style w:type="table" w:styleId="ColorfulList-Accent2">
+  <w:style w:type="table" w:styleId="Listecouleur-Accent2">
     <w:name w:val="Colorful List Accent 2"/>
-    <w:basedOn w:val="TableNormal"/>
+    <w:basedOn w:val="TableauNormal"/>
     <w:uiPriority w:val="72"/>
     <w:rsid w:val="00CB0664"/>
     <w:pPr>
@@ -30471,9 +27668,9 @@
       </w:tcPr>
     </w:tblStylePr>
   </w:style>
-  <w:style w:type="table" w:styleId="ColorfulList-Accent3">
+  <w:style w:type="table" w:styleId="Listecouleur-Accent3">
     <w:name w:val="Colorful List Accent 3"/>
-    <w:basedOn w:val="TableNormal"/>
+    <w:basedOn w:val="TableauNormal"/>
     <w:uiPriority w:val="72"/>
     <w:rsid w:val="00CB0664"/>
     <w:pPr>
@@ -30550,9 +27747,9 @@
       </w:tcPr>
     </w:tblStylePr>
   </w:style>
-  <w:style w:type="table" w:styleId="ColorfulList-Accent4">
+  <w:style w:type="table" w:styleId="Listecouleur-Accent4">
     <w:name w:val="Colorful List Accent 4"/>
-    <w:basedOn w:val="TableNormal"/>
+    <w:basedOn w:val="TableauNormal"/>
     <w:uiPriority w:val="72"/>
     <w:rsid w:val="00CB0664"/>
     <w:pPr>
@@ -30629,9 +27826,9 @@
       </w:tcPr>
     </w:tblStylePr>
   </w:style>
-  <w:style w:type="table" w:styleId="ColorfulList-Accent5">
+  <w:style w:type="table" w:styleId="Listecouleur-Accent5">
     <w:name w:val="Colorful List Accent 5"/>
-    <w:basedOn w:val="TableNormal"/>
+    <w:basedOn w:val="TableauNormal"/>
     <w:uiPriority w:val="72"/>
     <w:rsid w:val="00CB0664"/>
     <w:pPr>
@@ -30708,9 +27905,9 @@
       </w:tcPr>
     </w:tblStylePr>
   </w:style>
-  <w:style w:type="table" w:styleId="ColorfulList-Accent6">
+  <w:style w:type="table" w:styleId="Listecouleur-Accent6">
     <w:name w:val="Colorful List Accent 6"/>
-    <w:basedOn w:val="TableNormal"/>
+    <w:basedOn w:val="TableauNormal"/>
     <w:uiPriority w:val="72"/>
     <w:rsid w:val="00CB0664"/>
     <w:pPr>
@@ -30787,9 +27984,9 @@
       </w:tcPr>
     </w:tblStylePr>
   </w:style>
-  <w:style w:type="table" w:styleId="ColorfulGrid">
+  <w:style w:type="table" w:styleId="Grillecouleur">
     <w:name w:val="Colorful Grid"/>
-    <w:basedOn w:val="TableNormal"/>
+    <w:basedOn w:val="TableauNormal"/>
     <w:uiPriority w:val="73"/>
     <w:rsid w:val="00CB0664"/>
     <w:pPr>
@@ -30860,9 +28057,9 @@
       </w:tcPr>
     </w:tblStylePr>
   </w:style>
-  <w:style w:type="table" w:styleId="ColorfulGrid-Accent1">
+  <w:style w:type="table" w:styleId="Grillecouleur-Accent1">
     <w:name w:val="Colorful Grid Accent 1"/>
-    <w:basedOn w:val="TableNormal"/>
+    <w:basedOn w:val="TableauNormal"/>
     <w:uiPriority w:val="73"/>
     <w:rsid w:val="00CB0664"/>
     <w:pPr>
@@ -30933,9 +28130,9 @@
       </w:tcPr>
     </w:tblStylePr>
   </w:style>
-  <w:style w:type="table" w:styleId="ColorfulGrid-Accent2">
+  <w:style w:type="table" w:styleId="Grillecouleur-Accent2">
     <w:name w:val="Colorful Grid Accent 2"/>
-    <w:basedOn w:val="TableNormal"/>
+    <w:basedOn w:val="TableauNormal"/>
     <w:uiPriority w:val="73"/>
     <w:rsid w:val="00CB0664"/>
     <w:pPr>
@@ -31006,9 +28203,9 @@
       </w:tcPr>
     </w:tblStylePr>
   </w:style>
-  <w:style w:type="table" w:styleId="ColorfulGrid-Accent3">
+  <w:style w:type="table" w:styleId="Grillecouleur-Accent3">
     <w:name w:val="Colorful Grid Accent 3"/>
-    <w:basedOn w:val="TableNormal"/>
+    <w:basedOn w:val="TableauNormal"/>
     <w:uiPriority w:val="73"/>
     <w:rsid w:val="00CB0664"/>
     <w:pPr>
@@ -31079,9 +28276,9 @@
       </w:tcPr>
     </w:tblStylePr>
   </w:style>
-  <w:style w:type="table" w:styleId="ColorfulGrid-Accent4">
+  <w:style w:type="table" w:styleId="Grillecouleur-Accent4">
     <w:name w:val="Colorful Grid Accent 4"/>
-    <w:basedOn w:val="TableNormal"/>
+    <w:basedOn w:val="TableauNormal"/>
     <w:uiPriority w:val="73"/>
     <w:rsid w:val="00CB0664"/>
     <w:pPr>
@@ -31152,9 +28349,9 @@
       </w:tcPr>
     </w:tblStylePr>
   </w:style>
-  <w:style w:type="table" w:styleId="ColorfulGrid-Accent5">
+  <w:style w:type="table" w:styleId="Grillecouleur-Accent5">
     <w:name w:val="Colorful Grid Accent 5"/>
-    <w:basedOn w:val="TableNormal"/>
+    <w:basedOn w:val="TableauNormal"/>
     <w:uiPriority w:val="73"/>
     <w:rsid w:val="00CB0664"/>
     <w:pPr>
@@ -31225,9 +28422,9 @@
       </w:tcPr>
     </w:tblStylePr>
   </w:style>
-  <w:style w:type="table" w:styleId="ColorfulGrid-Accent6">
+  <w:style w:type="table" w:styleId="Grillecouleur-Accent6">
     <w:name w:val="Colorful Grid Accent 6"/>
-    <w:basedOn w:val="TableNormal"/>
+    <w:basedOn w:val="TableauNormal"/>
     <w:uiPriority w:val="73"/>
     <w:rsid w:val="00CB0664"/>
     <w:pPr>
